--- a/docs/OCPP-1.6-Guide-Detailed.docx
+++ b/docs/OCPP-1.6-Guide-Detailed.docx
@@ -13,7 +13,7 @@
           <w:color w:val="C02434"/>
           <w:sz w:val="44"/>
         </w:rPr>
-        <w:t>OCPP 1.6 — Short Guide</w:t>
+        <w:t>OCPP 1.6 — Message Guide</w:t>
       </w:r>
     </w:p>
     <w:p>
@@ -26,7 +26,7 @@
           <w:b w:val="0"/>
           <w:sz w:val="22"/>
         </w:rPr>
-        <w:t xml:space="preserve">Practical cheat sheet for </w:t>
+        <w:t xml:space="preserve">Focus: </w:t>
       </w:r>
       <w:r>
         <w:rPr>
@@ -34,7 +34,7 @@
           <w:b/>
           <w:sz w:val="22"/>
         </w:rPr>
-        <w:t>OCPP 1.6 JSON over WebSocket</w:t>
+        <w:t>OCPP 1.6 JSON (OCPP-J)</w:t>
       </w:r>
       <w:r>
         <w:rPr>
@@ -42,7 +42,36 @@
           <w:b w:val="0"/>
           <w:sz w:val="22"/>
         </w:rPr>
-        <w:t>, for use with the Massive Mobility Charging Simulator. For full schemas, see the official Open Charge Alliance OCPP 1.6 spec.</w:t>
+        <w:t xml:space="preserve"> — how it works and </w:t>
+      </w:r>
+      <w:r>
+        <w:rPr>
+          <w:rFonts w:ascii="Calibri" w:hAnsi="Calibri" w:eastAsia="Calibri"/>
+          <w:b/>
+          <w:sz w:val="22"/>
+        </w:rPr>
+        <w:t>every standard message type</w:t>
+      </w:r>
+      <w:r>
+        <w:rPr>
+          <w:rFonts w:ascii="Calibri" w:hAnsi="Calibri" w:eastAsia="Calibri"/>
+          <w:b w:val="0"/>
+          <w:sz w:val="22"/>
+        </w:rPr>
+        <w:t>.</w:t>
+      </w:r>
+    </w:p>
+    <w:p>
+      <w:pPr>
+        <w:spacing w:after="120"/>
+      </w:pPr>
+      <w:r>
+        <w:rPr>
+          <w:rFonts w:ascii="Calibri" w:hAnsi="Calibri" w:eastAsia="Calibri"/>
+          <w:b w:val="0"/>
+          <w:sz w:val="22"/>
+        </w:rPr>
+        <w:t>For field-level schemas/enums, use the official Open Charge Alliance OCPP 1.6 specification.</w:t>
       </w:r>
     </w:p>
     <w:p>
@@ -56,7 +85,7 @@
           <w:color w:val="111827"/>
           <w:sz w:val="28"/>
         </w:rPr>
-        <w:t>Roles</w:t>
+        <w:t>1. Protocol basics</w:t>
       </w:r>
     </w:p>
     <w:tbl>
@@ -88,7 +117,7 @@
                 <w:color w:val="FFFFFF"/>
                 <w:sz w:val="18"/>
               </w:rPr>
-              <w:t>Role</w:t>
+              <w:t>Item</w:t>
             </w:r>
           </w:p>
         </w:tc>
@@ -109,7 +138,7 @@
                 <w:color w:val="FFFFFF"/>
                 <w:sz w:val="18"/>
               </w:rPr>
-              <w:t>Does what</w:t>
+              <w:t>Fact</w:t>
             </w:r>
           </w:p>
         </w:tc>
@@ -130,7 +159,7 @@
                 <w:b w:val="0"/>
                 <w:sz w:val="18"/>
               </w:rPr>
-              <w:t>Charge Point (CP)</w:t>
+              <w:t>Purpose</w:t>
             </w:r>
           </w:p>
         </w:tc>
@@ -149,7 +178,7 @@
                 <w:b w:val="0"/>
                 <w:sz w:val="18"/>
               </w:rPr>
-              <w:t>Charger. WebSocket client. Reports status, starts/stops, sends meters</w:t>
+              <w:t>Standard talk between an EV Charge Point (CP) and a Central System (CMS / CSMS)</w:t>
             </w:r>
           </w:p>
         </w:tc>
@@ -171,7 +200,7 @@
                 <w:b w:val="0"/>
                 <w:sz w:val="18"/>
               </w:rPr>
-              <w:t>CMS / CSMS</w:t>
+              <w:t>Transport (JSON)</w:t>
             </w:r>
           </w:p>
         </w:tc>
@@ -191,7 +220,129 @@
                 <w:b w:val="0"/>
                 <w:sz w:val="18"/>
               </w:rPr>
-              <w:t>Backend. WebSocket server. Authorizes tags, assigns transactionId, remote control</w:t>
+              <w:t>WebSocket — CP is client, CMS is server</w:t>
+            </w:r>
+          </w:p>
+        </w:tc>
+      </w:tr>
+      <w:tr>
+        <w:tc>
+          <w:tcPr>
+            <w:tcW w:type="dxa" w:w="4986"/>
+          </w:tcPr>
+          <w:p>
+            <w:pPr>
+              <w:spacing w:before="40" w:after="40"/>
+            </w:pPr>
+            <w:r/>
+            <w:r>
+              <w:rPr>
+                <w:rFonts w:ascii="Calibri" w:hAnsi="Calibri" w:eastAsia="Calibri"/>
+                <w:b w:val="0"/>
+                <w:sz w:val="18"/>
+              </w:rPr>
+              <w:t>URL shape</w:t>
+            </w:r>
+          </w:p>
+        </w:tc>
+        <w:tc>
+          <w:tcPr>
+            <w:tcW w:type="dxa" w:w="4986"/>
+          </w:tcPr>
+          <w:p>
+            <w:pPr>
+              <w:spacing w:before="40" w:after="40"/>
+            </w:pPr>
+            <w:r/>
+            <w:r>
+              <w:rPr>
+                <w:rFonts w:ascii="Calibri" w:hAnsi="Calibri" w:eastAsia="Calibri"/>
+                <w:b w:val="0"/>
+                <w:sz w:val="18"/>
+              </w:rPr>
+              <w:t>wss://cms.example.com/ocpp/{chargePointId}</w:t>
+            </w:r>
+          </w:p>
+        </w:tc>
+      </w:tr>
+      <w:tr>
+        <w:tc>
+          <w:tcPr>
+            <w:tcW w:type="dxa" w:w="4986"/>
+            <w:shd w:val="clear" w:color="auto" w:fill="FBEAEA"/>
+          </w:tcPr>
+          <w:p>
+            <w:pPr>
+              <w:spacing w:before="40" w:after="40"/>
+            </w:pPr>
+            <w:r/>
+            <w:r>
+              <w:rPr>
+                <w:rFonts w:ascii="Calibri" w:hAnsi="Calibri" w:eastAsia="Calibri"/>
+                <w:b w:val="0"/>
+                <w:sz w:val="18"/>
+              </w:rPr>
+              <w:t>Optional handshake</w:t>
+            </w:r>
+          </w:p>
+        </w:tc>
+        <w:tc>
+          <w:tcPr>
+            <w:tcW w:type="dxa" w:w="4986"/>
+            <w:shd w:val="clear" w:color="auto" w:fill="FBEAEA"/>
+          </w:tcPr>
+          <w:p>
+            <w:pPr>
+              <w:spacing w:before="40" w:after="40"/>
+            </w:pPr>
+            <w:r/>
+            <w:r>
+              <w:rPr>
+                <w:rFonts w:ascii="Calibri" w:hAnsi="Calibri" w:eastAsia="Calibri"/>
+                <w:b w:val="0"/>
+                <w:sz w:val="18"/>
+              </w:rPr>
+              <w:t>Subprotocol ocpp1.6, HTTP Basic Auth</w:t>
+            </w:r>
+          </w:p>
+        </w:tc>
+      </w:tr>
+      <w:tr>
+        <w:tc>
+          <w:tcPr>
+            <w:tcW w:type="dxa" w:w="4986"/>
+          </w:tcPr>
+          <w:p>
+            <w:pPr>
+              <w:spacing w:before="40" w:after="40"/>
+            </w:pPr>
+            <w:r/>
+            <w:r>
+              <w:rPr>
+                <w:rFonts w:ascii="Calibri" w:hAnsi="Calibri" w:eastAsia="Calibri"/>
+                <w:b w:val="0"/>
+                <w:sz w:val="18"/>
+              </w:rPr>
+              <w:t>First action after open</w:t>
+            </w:r>
+          </w:p>
+        </w:tc>
+        <w:tc>
+          <w:tcPr>
+            <w:tcW w:type="dxa" w:w="4986"/>
+          </w:tcPr>
+          <w:p>
+            <w:pPr>
+              <w:spacing w:before="40" w:after="40"/>
+            </w:pPr>
+            <w:r/>
+            <w:r>
+              <w:rPr>
+                <w:rFonts w:ascii="Calibri" w:hAnsi="Calibri" w:eastAsia="Calibri"/>
+                <w:b w:val="0"/>
+                <w:sz w:val="18"/>
+              </w:rPr>
+              <w:t>CP sends BootNotification</w:t>
             </w:r>
           </w:p>
         </w:tc>
@@ -212,16 +363,333 @@
           <w:b w:val="0"/>
           <w:sz w:val="22"/>
         </w:rPr>
-        <w:t xml:space="preserve">Connect URL shape: </w:t>
-      </w:r>
-      <w:r>
-        <w:rPr>
-          <w:rFonts w:ascii="Consolas" w:hAnsi="Consolas" w:eastAsia="Consolas"/>
-          <w:b w:val="0"/>
-          <w:sz w:val="22"/>
-        </w:rPr>
-        <w:t>wss://cms.example.com/ocpp/{chargePointId}</w:t>
-      </w:r>
+        <w:t>Either side can send a request (</w:t>
+      </w:r>
+      <w:r>
+        <w:rPr>
+          <w:rFonts w:ascii="Calibri" w:hAnsi="Calibri" w:eastAsia="Calibri"/>
+          <w:b/>
+          <w:sz w:val="22"/>
+        </w:rPr>
+        <w:t>CALL</w:t>
+      </w:r>
+      <w:r>
+        <w:rPr>
+          <w:rFonts w:ascii="Calibri" w:hAnsi="Calibri" w:eastAsia="Calibri"/>
+          <w:b w:val="0"/>
+          <w:sz w:val="22"/>
+        </w:rPr>
+        <w:t xml:space="preserve">). The other replies with </w:t>
+      </w:r>
+      <w:r>
+        <w:rPr>
+          <w:rFonts w:ascii="Calibri" w:hAnsi="Calibri" w:eastAsia="Calibri"/>
+          <w:b/>
+          <w:sz w:val="22"/>
+        </w:rPr>
+        <w:t>CALLRESULT</w:t>
+      </w:r>
+      <w:r>
+        <w:rPr>
+          <w:rFonts w:ascii="Calibri" w:hAnsi="Calibri" w:eastAsia="Calibri"/>
+          <w:b w:val="0"/>
+          <w:sz w:val="22"/>
+        </w:rPr>
+        <w:t xml:space="preserve"> or </w:t>
+      </w:r>
+      <w:r>
+        <w:rPr>
+          <w:rFonts w:ascii="Calibri" w:hAnsi="Calibri" w:eastAsia="Calibri"/>
+          <w:b/>
+          <w:sz w:val="22"/>
+        </w:rPr>
+        <w:t>CALLERROR</w:t>
+      </w:r>
+      <w:r>
+        <w:rPr>
+          <w:rFonts w:ascii="Calibri" w:hAnsi="Calibri" w:eastAsia="Calibri"/>
+          <w:b w:val="0"/>
+          <w:sz w:val="22"/>
+        </w:rPr>
+        <w:t>.</w:t>
+      </w:r>
+    </w:p>
+    <w:p>
+      <w:pPr>
+        <w:pStyle w:val="Heading2"/>
+      </w:pPr>
+      <w:r>
+        <w:rPr>
+          <w:rFonts w:ascii="Calibri" w:hAnsi="Calibri" w:eastAsia="Calibri"/>
+          <w:b/>
+          <w:color w:val="374151"/>
+          <w:sz w:val="24"/>
+        </w:rPr>
+        <w:t>Frame shapes</w:t>
+      </w:r>
+    </w:p>
+    <w:tbl>
+      <w:tblPr>
+        <w:tblStyle w:val="TableGrid"/>
+        <w:tblW w:type="auto" w:w="0"/>
+        <w:tblLayout w:type="autofit"/>
+        <w:tblLook w:firstColumn="1" w:firstRow="1" w:lastColumn="0" w:lastRow="0" w:noHBand="0" w:noVBand="1" w:val="04A0"/>
+      </w:tblPr>
+      <w:tblGrid>
+        <w:gridCol w:w="3324"/>
+        <w:gridCol w:w="3324"/>
+        <w:gridCol w:w="3324"/>
+      </w:tblGrid>
+      <w:tr>
+        <w:tc>
+          <w:tcPr>
+            <w:tcW w:type="dxa" w:w="3324"/>
+            <w:shd w:val="clear" w:color="auto" w:fill="C02434"/>
+          </w:tcPr>
+          <w:p>
+            <w:pPr>
+              <w:spacing w:before="40" w:after="40"/>
+            </w:pPr>
+            <w:r/>
+            <w:r>
+              <w:rPr>
+                <w:rFonts w:ascii="Calibri" w:hAnsi="Calibri" w:eastAsia="Calibri"/>
+                <w:b/>
+                <w:color w:val="FFFFFF"/>
+                <w:sz w:val="18"/>
+              </w:rPr>
+              <w:t>Type</w:t>
+            </w:r>
+          </w:p>
+        </w:tc>
+        <w:tc>
+          <w:tcPr>
+            <w:tcW w:type="dxa" w:w="3324"/>
+            <w:shd w:val="clear" w:color="auto" w:fill="C02434"/>
+          </w:tcPr>
+          <w:p>
+            <w:pPr>
+              <w:spacing w:before="40" w:after="40"/>
+            </w:pPr>
+            <w:r/>
+            <w:r>
+              <w:rPr>
+                <w:rFonts w:ascii="Calibri" w:hAnsi="Calibri" w:eastAsia="Calibri"/>
+                <w:b/>
+                <w:color w:val="FFFFFF"/>
+                <w:sz w:val="18"/>
+              </w:rPr>
+              <w:t>Code</w:t>
+            </w:r>
+          </w:p>
+        </w:tc>
+        <w:tc>
+          <w:tcPr>
+            <w:tcW w:type="dxa" w:w="3324"/>
+            <w:shd w:val="clear" w:color="auto" w:fill="C02434"/>
+          </w:tcPr>
+          <w:p>
+            <w:pPr>
+              <w:spacing w:before="40" w:after="40"/>
+            </w:pPr>
+            <w:r/>
+            <w:r>
+              <w:rPr>
+                <w:rFonts w:ascii="Calibri" w:hAnsi="Calibri" w:eastAsia="Calibri"/>
+                <w:b/>
+                <w:color w:val="FFFFFF"/>
+                <w:sz w:val="18"/>
+              </w:rPr>
+              <w:t>Shape</w:t>
+            </w:r>
+          </w:p>
+        </w:tc>
+      </w:tr>
+      <w:tr>
+        <w:tc>
+          <w:tcPr>
+            <w:tcW w:type="dxa" w:w="3324"/>
+          </w:tcPr>
+          <w:p>
+            <w:pPr>
+              <w:spacing w:before="40" w:after="40"/>
+            </w:pPr>
+            <w:r/>
+            <w:r>
+              <w:rPr>
+                <w:rFonts w:ascii="Calibri" w:hAnsi="Calibri" w:eastAsia="Calibri"/>
+                <w:b w:val="0"/>
+                <w:sz w:val="18"/>
+              </w:rPr>
+              <w:t>CALL</w:t>
+            </w:r>
+          </w:p>
+        </w:tc>
+        <w:tc>
+          <w:tcPr>
+            <w:tcW w:type="dxa" w:w="3324"/>
+          </w:tcPr>
+          <w:p>
+            <w:pPr>
+              <w:spacing w:before="40" w:after="40"/>
+            </w:pPr>
+            <w:r/>
+            <w:r>
+              <w:rPr>
+                <w:rFonts w:ascii="Calibri" w:hAnsi="Calibri" w:eastAsia="Calibri"/>
+                <w:b w:val="0"/>
+                <w:sz w:val="18"/>
+              </w:rPr>
+              <w:t>2</w:t>
+            </w:r>
+          </w:p>
+        </w:tc>
+        <w:tc>
+          <w:tcPr>
+            <w:tcW w:type="dxa" w:w="3324"/>
+          </w:tcPr>
+          <w:p>
+            <w:pPr>
+              <w:spacing w:before="40" w:after="40"/>
+            </w:pPr>
+            <w:r/>
+            <w:r>
+              <w:rPr>
+                <w:rFonts w:ascii="Calibri" w:hAnsi="Calibri" w:eastAsia="Calibri"/>
+                <w:b w:val="0"/>
+                <w:sz w:val="18"/>
+              </w:rPr>
+              <w:t>[2, messageId, action, payload]</w:t>
+            </w:r>
+          </w:p>
+        </w:tc>
+      </w:tr>
+      <w:tr>
+        <w:tc>
+          <w:tcPr>
+            <w:tcW w:type="dxa" w:w="3324"/>
+            <w:shd w:val="clear" w:color="auto" w:fill="FBEAEA"/>
+          </w:tcPr>
+          <w:p>
+            <w:pPr>
+              <w:spacing w:before="40" w:after="40"/>
+            </w:pPr>
+            <w:r/>
+            <w:r>
+              <w:rPr>
+                <w:rFonts w:ascii="Calibri" w:hAnsi="Calibri" w:eastAsia="Calibri"/>
+                <w:b w:val="0"/>
+                <w:sz w:val="18"/>
+              </w:rPr>
+              <w:t>CALLRESULT</w:t>
+            </w:r>
+          </w:p>
+        </w:tc>
+        <w:tc>
+          <w:tcPr>
+            <w:tcW w:type="dxa" w:w="3324"/>
+            <w:shd w:val="clear" w:color="auto" w:fill="FBEAEA"/>
+          </w:tcPr>
+          <w:p>
+            <w:pPr>
+              <w:spacing w:before="40" w:after="40"/>
+            </w:pPr>
+            <w:r/>
+            <w:r>
+              <w:rPr>
+                <w:rFonts w:ascii="Calibri" w:hAnsi="Calibri" w:eastAsia="Calibri"/>
+                <w:b w:val="0"/>
+                <w:sz w:val="18"/>
+              </w:rPr>
+              <w:t>3</w:t>
+            </w:r>
+          </w:p>
+        </w:tc>
+        <w:tc>
+          <w:tcPr>
+            <w:tcW w:type="dxa" w:w="3324"/>
+            <w:shd w:val="clear" w:color="auto" w:fill="FBEAEA"/>
+          </w:tcPr>
+          <w:p>
+            <w:pPr>
+              <w:spacing w:before="40" w:after="40"/>
+            </w:pPr>
+            <w:r/>
+            <w:r>
+              <w:rPr>
+                <w:rFonts w:ascii="Calibri" w:hAnsi="Calibri" w:eastAsia="Calibri"/>
+                <w:b w:val="0"/>
+                <w:sz w:val="18"/>
+              </w:rPr>
+              <w:t>[3, messageId, payload]</w:t>
+            </w:r>
+          </w:p>
+        </w:tc>
+      </w:tr>
+      <w:tr>
+        <w:tc>
+          <w:tcPr>
+            <w:tcW w:type="dxa" w:w="3324"/>
+          </w:tcPr>
+          <w:p>
+            <w:pPr>
+              <w:spacing w:before="40" w:after="40"/>
+            </w:pPr>
+            <w:r/>
+            <w:r>
+              <w:rPr>
+                <w:rFonts w:ascii="Calibri" w:hAnsi="Calibri" w:eastAsia="Calibri"/>
+                <w:b w:val="0"/>
+                <w:sz w:val="18"/>
+              </w:rPr>
+              <w:t>CALLERROR</w:t>
+            </w:r>
+          </w:p>
+        </w:tc>
+        <w:tc>
+          <w:tcPr>
+            <w:tcW w:type="dxa" w:w="3324"/>
+          </w:tcPr>
+          <w:p>
+            <w:pPr>
+              <w:spacing w:before="40" w:after="40"/>
+            </w:pPr>
+            <w:r/>
+            <w:r>
+              <w:rPr>
+                <w:rFonts w:ascii="Calibri" w:hAnsi="Calibri" w:eastAsia="Calibri"/>
+                <w:b w:val="0"/>
+                <w:sz w:val="18"/>
+              </w:rPr>
+              <w:t>4</w:t>
+            </w:r>
+          </w:p>
+        </w:tc>
+        <w:tc>
+          <w:tcPr>
+            <w:tcW w:type="dxa" w:w="3324"/>
+          </w:tcPr>
+          <w:p>
+            <w:pPr>
+              <w:spacing w:before="40" w:after="40"/>
+            </w:pPr>
+            <w:r/>
+            <w:r>
+              <w:rPr>
+                <w:rFonts w:ascii="Calibri" w:hAnsi="Calibri" w:eastAsia="Calibri"/>
+                <w:b w:val="0"/>
+                <w:sz w:val="18"/>
+              </w:rPr>
+              <w:t>[4, messageId, errorCode, errorDescription, errorDetails]</w:t>
+            </w:r>
+          </w:p>
+        </w:tc>
+      </w:tr>
+    </w:tbl>
+    <w:p>
+      <w:pPr>
+        <w:spacing w:after="120"/>
+      </w:pPr>
     </w:p>
     <w:p>
       <w:pPr>
@@ -233,7 +701,7 @@
           <w:b w:val="0"/>
           <w:sz w:val="22"/>
         </w:rPr>
-        <w:t xml:space="preserve">Optional: subprotocol </w:t>
+        <w:t xml:space="preserve">Common CALLERROR codes: </w:t>
       </w:r>
       <w:r>
         <w:rPr>
@@ -241,7 +709,7 @@
           <w:b w:val="0"/>
           <w:sz w:val="22"/>
         </w:rPr>
-        <w:t>ocpp1.6</w:t>
+        <w:t>NotImplemented</w:t>
       </w:r>
       <w:r>
         <w:rPr>
@@ -249,15 +717,143 @@
           <w:b w:val="0"/>
           <w:sz w:val="22"/>
         </w:rPr>
-        <w:t xml:space="preserve">, HTTP Basic Auth. After open → send </w:t>
+        <w:t xml:space="preserve">, </w:t>
+      </w:r>
+      <w:r>
+        <w:rPr>
+          <w:rFonts w:ascii="Consolas" w:hAnsi="Consolas" w:eastAsia="Consolas"/>
+          <w:b w:val="0"/>
+          <w:sz w:val="22"/>
+        </w:rPr>
+        <w:t>NotSupported</w:t>
       </w:r>
       <w:r>
         <w:rPr>
           <w:rFonts w:ascii="Calibri" w:hAnsi="Calibri" w:eastAsia="Calibri"/>
-          <w:b/>
-          <w:sz w:val="22"/>
-        </w:rPr>
-        <w:t>BootNotification</w:t>
+          <w:b w:val="0"/>
+          <w:sz w:val="22"/>
+        </w:rPr>
+        <w:t xml:space="preserve">, </w:t>
+      </w:r>
+      <w:r>
+        <w:rPr>
+          <w:rFonts w:ascii="Consolas" w:hAnsi="Consolas" w:eastAsia="Consolas"/>
+          <w:b w:val="0"/>
+          <w:sz w:val="22"/>
+        </w:rPr>
+        <w:t>InternalError</w:t>
+      </w:r>
+      <w:r>
+        <w:rPr>
+          <w:rFonts w:ascii="Calibri" w:hAnsi="Calibri" w:eastAsia="Calibri"/>
+          <w:b w:val="0"/>
+          <w:sz w:val="22"/>
+        </w:rPr>
+        <w:t xml:space="preserve">, </w:t>
+      </w:r>
+      <w:r>
+        <w:rPr>
+          <w:rFonts w:ascii="Consolas" w:hAnsi="Consolas" w:eastAsia="Consolas"/>
+          <w:b w:val="0"/>
+          <w:sz w:val="22"/>
+        </w:rPr>
+        <w:t>ProtocolError</w:t>
+      </w:r>
+      <w:r>
+        <w:rPr>
+          <w:rFonts w:ascii="Calibri" w:hAnsi="Calibri" w:eastAsia="Calibri"/>
+          <w:b w:val="0"/>
+          <w:sz w:val="22"/>
+        </w:rPr>
+        <w:t xml:space="preserve">, </w:t>
+      </w:r>
+      <w:r>
+        <w:rPr>
+          <w:rFonts w:ascii="Consolas" w:hAnsi="Consolas" w:eastAsia="Consolas"/>
+          <w:b w:val="0"/>
+          <w:sz w:val="22"/>
+        </w:rPr>
+        <w:t>SecurityError</w:t>
+      </w:r>
+      <w:r>
+        <w:rPr>
+          <w:rFonts w:ascii="Calibri" w:hAnsi="Calibri" w:eastAsia="Calibri"/>
+          <w:b w:val="0"/>
+          <w:sz w:val="22"/>
+        </w:rPr>
+        <w:t xml:space="preserve">, </w:t>
+      </w:r>
+      <w:r>
+        <w:rPr>
+          <w:rFonts w:ascii="Consolas" w:hAnsi="Consolas" w:eastAsia="Consolas"/>
+          <w:b w:val="0"/>
+          <w:sz w:val="22"/>
+        </w:rPr>
+        <w:t>FormationViolation</w:t>
+      </w:r>
+      <w:r>
+        <w:rPr>
+          <w:rFonts w:ascii="Calibri" w:hAnsi="Calibri" w:eastAsia="Calibri"/>
+          <w:b w:val="0"/>
+          <w:sz w:val="22"/>
+        </w:rPr>
+        <w:t xml:space="preserve">, </w:t>
+      </w:r>
+      <w:r>
+        <w:rPr>
+          <w:rFonts w:ascii="Consolas" w:hAnsi="Consolas" w:eastAsia="Consolas"/>
+          <w:b w:val="0"/>
+          <w:sz w:val="22"/>
+        </w:rPr>
+        <w:t>PropertyConstraintViolation</w:t>
+      </w:r>
+      <w:r>
+        <w:rPr>
+          <w:rFonts w:ascii="Calibri" w:hAnsi="Calibri" w:eastAsia="Calibri"/>
+          <w:b w:val="0"/>
+          <w:sz w:val="22"/>
+        </w:rPr>
+        <w:t xml:space="preserve">, </w:t>
+      </w:r>
+      <w:r>
+        <w:rPr>
+          <w:rFonts w:ascii="Consolas" w:hAnsi="Consolas" w:eastAsia="Consolas"/>
+          <w:b w:val="0"/>
+          <w:sz w:val="22"/>
+        </w:rPr>
+        <w:t>OccurrenceConstraintViolation</w:t>
+      </w:r>
+      <w:r>
+        <w:rPr>
+          <w:rFonts w:ascii="Calibri" w:hAnsi="Calibri" w:eastAsia="Calibri"/>
+          <w:b w:val="0"/>
+          <w:sz w:val="22"/>
+        </w:rPr>
+        <w:t xml:space="preserve">, </w:t>
+      </w:r>
+      <w:r>
+        <w:rPr>
+          <w:rFonts w:ascii="Consolas" w:hAnsi="Consolas" w:eastAsia="Consolas"/>
+          <w:b w:val="0"/>
+          <w:sz w:val="22"/>
+        </w:rPr>
+        <w:t>TypeConstraintViolation</w:t>
+      </w:r>
+      <w:r>
+        <w:rPr>
+          <w:rFonts w:ascii="Calibri" w:hAnsi="Calibri" w:eastAsia="Calibri"/>
+          <w:b w:val="0"/>
+          <w:sz w:val="22"/>
+        </w:rPr>
+        <w:t xml:space="preserve">, </w:t>
+      </w:r>
+      <w:r>
+        <w:rPr>
+          <w:rFonts w:ascii="Consolas" w:hAnsi="Consolas" w:eastAsia="Consolas"/>
+          <w:b w:val="0"/>
+          <w:sz w:val="22"/>
+        </w:rPr>
+        <w:t>GenericError</w:t>
       </w:r>
       <w:r>
         <w:rPr>
@@ -270,29 +866,16 @@
     </w:p>
     <w:p>
       <w:pPr>
-        <w:pStyle w:val="Heading1"/>
+        <w:pStyle w:val="Heading2"/>
       </w:pPr>
       <w:r>
         <w:rPr>
           <w:rFonts w:ascii="Calibri" w:hAnsi="Calibri" w:eastAsia="Calibri"/>
           <w:b/>
-          <w:color w:val="111827"/>
-          <w:sz w:val="28"/>
-        </w:rPr>
-        <w:t>Message shapes</w:t>
-      </w:r>
-    </w:p>
-    <w:p>
-      <w:pPr>
-        <w:spacing w:after="120"/>
-      </w:pPr>
-      <w:r>
-        <w:rPr>
-          <w:rFonts w:ascii="Calibri" w:hAnsi="Calibri" w:eastAsia="Calibri"/>
-          <w:b w:val="0"/>
-          <w:sz w:val="22"/>
-        </w:rPr>
-        <w:t>Every frame is a JSON array:</w:t>
+          <w:color w:val="374151"/>
+          <w:sz w:val="24"/>
+        </w:rPr>
+        <w:t>Feature profiles (groups of messages)</w:t>
       </w:r>
     </w:p>
     <w:tbl>
@@ -324,7 +907,7 @@
                 <w:color w:val="FFFFFF"/>
                 <w:sz w:val="18"/>
               </w:rPr>
-              <w:t>Type</w:t>
+              <w:t>Profile</w:t>
             </w:r>
           </w:p>
         </w:tc>
@@ -345,7 +928,7 @@
                 <w:color w:val="FFFFFF"/>
                 <w:sz w:val="18"/>
               </w:rPr>
-              <w:t>Shape</w:t>
+              <w:t>Messages (main)</w:t>
             </w:r>
           </w:p>
         </w:tc>
@@ -366,7 +949,7 @@
                 <w:b w:val="0"/>
                 <w:sz w:val="18"/>
               </w:rPr>
-              <w:t>CALL</w:t>
+              <w:t>Core</w:t>
             </w:r>
           </w:p>
         </w:tc>
@@ -385,7 +968,7 @@
                 <w:b w:val="0"/>
                 <w:sz w:val="18"/>
               </w:rPr>
-              <w:t>[2, messageId, action, payload]</w:t>
+              <w:t>Boot, Heartbeat, Status, Authorize, Start/Stop, MeterValues, RemoteStart/Stop, Reset, Unlock, ChangeAvailability, Get/ChangeConfiguration, ClearCache, DataTransfer, TriggerMessage</w:t>
             </w:r>
           </w:p>
         </w:tc>
@@ -407,7 +990,7 @@
                 <w:b w:val="0"/>
                 <w:sz w:val="18"/>
               </w:rPr>
-              <w:t>CALLRESULT</w:t>
+              <w:t>FirmwareManagement</w:t>
             </w:r>
           </w:p>
         </w:tc>
@@ -427,7 +1010,7 @@
                 <w:b w:val="0"/>
                 <w:sz w:val="18"/>
               </w:rPr>
-              <w:t>[3, messageId, payload]</w:t>
+              <w:t>UpdateFirmware, FirmwareStatusNotification</w:t>
             </w:r>
           </w:p>
         </w:tc>
@@ -448,7 +1031,7 @@
                 <w:b w:val="0"/>
                 <w:sz w:val="18"/>
               </w:rPr>
-              <w:t>CALLERROR</w:t>
+              <w:t>LocalAuthListManagement</w:t>
             </w:r>
           </w:p>
         </w:tc>
@@ -467,7 +1050,131 @@
                 <w:b w:val="0"/>
                 <w:sz w:val="18"/>
               </w:rPr>
-              <w:t>[4, messageId, errorCode, description, details]</w:t>
+              <w:t>GetLocalListVersion, SendLocalList, ClearCache</w:t>
+            </w:r>
+          </w:p>
+        </w:tc>
+      </w:tr>
+      <w:tr>
+        <w:tc>
+          <w:tcPr>
+            <w:tcW w:type="dxa" w:w="4986"/>
+            <w:shd w:val="clear" w:color="auto" w:fill="FBEAEA"/>
+          </w:tcPr>
+          <w:p>
+            <w:pPr>
+              <w:spacing w:before="40" w:after="40"/>
+            </w:pPr>
+            <w:r/>
+            <w:r>
+              <w:rPr>
+                <w:rFonts w:ascii="Calibri" w:hAnsi="Calibri" w:eastAsia="Calibri"/>
+                <w:b w:val="0"/>
+                <w:sz w:val="18"/>
+              </w:rPr>
+              <w:t>Reservation</w:t>
+            </w:r>
+          </w:p>
+        </w:tc>
+        <w:tc>
+          <w:tcPr>
+            <w:tcW w:type="dxa" w:w="4986"/>
+            <w:shd w:val="clear" w:color="auto" w:fill="FBEAEA"/>
+          </w:tcPr>
+          <w:p>
+            <w:pPr>
+              <w:spacing w:before="40" w:after="40"/>
+            </w:pPr>
+            <w:r/>
+            <w:r>
+              <w:rPr>
+                <w:rFonts w:ascii="Calibri" w:hAnsi="Calibri" w:eastAsia="Calibri"/>
+                <w:b w:val="0"/>
+                <w:sz w:val="18"/>
+              </w:rPr>
+              <w:t>ReserveNow, CancelReservation</w:t>
+            </w:r>
+          </w:p>
+        </w:tc>
+      </w:tr>
+      <w:tr>
+        <w:tc>
+          <w:tcPr>
+            <w:tcW w:type="dxa" w:w="4986"/>
+          </w:tcPr>
+          <w:p>
+            <w:pPr>
+              <w:spacing w:before="40" w:after="40"/>
+            </w:pPr>
+            <w:r/>
+            <w:r>
+              <w:rPr>
+                <w:rFonts w:ascii="Calibri" w:hAnsi="Calibri" w:eastAsia="Calibri"/>
+                <w:b w:val="0"/>
+                <w:sz w:val="18"/>
+              </w:rPr>
+              <w:t>SmartCharging</w:t>
+            </w:r>
+          </w:p>
+        </w:tc>
+        <w:tc>
+          <w:tcPr>
+            <w:tcW w:type="dxa" w:w="4986"/>
+          </w:tcPr>
+          <w:p>
+            <w:pPr>
+              <w:spacing w:before="40" w:after="40"/>
+            </w:pPr>
+            <w:r/>
+            <w:r>
+              <w:rPr>
+                <w:rFonts w:ascii="Calibri" w:hAnsi="Calibri" w:eastAsia="Calibri"/>
+                <w:b w:val="0"/>
+                <w:sz w:val="18"/>
+              </w:rPr>
+              <w:t>SetChargingProfile, ClearChargingProfile, GetCompositeSchedule</w:t>
+            </w:r>
+          </w:p>
+        </w:tc>
+      </w:tr>
+      <w:tr>
+        <w:tc>
+          <w:tcPr>
+            <w:tcW w:type="dxa" w:w="4986"/>
+            <w:shd w:val="clear" w:color="auto" w:fill="FBEAEA"/>
+          </w:tcPr>
+          <w:p>
+            <w:pPr>
+              <w:spacing w:before="40" w:after="40"/>
+            </w:pPr>
+            <w:r/>
+            <w:r>
+              <w:rPr>
+                <w:rFonts w:ascii="Calibri" w:hAnsi="Calibri" w:eastAsia="Calibri"/>
+                <w:b w:val="0"/>
+                <w:sz w:val="18"/>
+              </w:rPr>
+              <w:t>RemoteTrigger</w:t>
+            </w:r>
+          </w:p>
+        </w:tc>
+        <w:tc>
+          <w:tcPr>
+            <w:tcW w:type="dxa" w:w="4986"/>
+            <w:shd w:val="clear" w:color="auto" w:fill="FBEAEA"/>
+          </w:tcPr>
+          <w:p>
+            <w:pPr>
+              <w:spacing w:before="40" w:after="40"/>
+            </w:pPr>
+            <w:r/>
+            <w:r>
+              <w:rPr>
+                <w:rFonts w:ascii="Calibri" w:hAnsi="Calibri" w:eastAsia="Calibri"/>
+                <w:b w:val="0"/>
+                <w:sz w:val="18"/>
+              </w:rPr>
+              <w:t>TriggerMessage</w:t>
             </w:r>
           </w:p>
         </w:tc>
@@ -480,15 +1187,1864 @@
     </w:p>
     <w:p>
       <w:pPr>
+        <w:pStyle w:val="Heading1"/>
+      </w:pPr>
+      <w:r>
+        <w:rPr>
+          <w:rFonts w:ascii="Calibri" w:hAnsi="Calibri" w:eastAsia="Calibri"/>
+          <w:b/>
+          <w:color w:val="111827"/>
+          <w:sz w:val="28"/>
+        </w:rPr>
+        <w:t>2. All Charge Point → CMS messages</w:t>
+      </w:r>
+    </w:p>
+    <w:tbl>
+      <w:tblPr>
+        <w:tblStyle w:val="TableGrid"/>
+        <w:tblW w:type="auto" w:w="0"/>
+        <w:tblLayout w:type="autofit"/>
+        <w:tblLook w:firstColumn="1" w:firstRow="1" w:lastColumn="0" w:lastRow="0" w:noHBand="0" w:noVBand="1" w:val="04A0"/>
+      </w:tblPr>
+      <w:tblGrid>
+        <w:gridCol w:w="3324"/>
+        <w:gridCol w:w="3324"/>
+        <w:gridCol w:w="3324"/>
+      </w:tblGrid>
+      <w:tr>
+        <w:tc>
+          <w:tcPr>
+            <w:tcW w:type="dxa" w:w="3324"/>
+            <w:shd w:val="clear" w:color="auto" w:fill="C02434"/>
+          </w:tcPr>
+          <w:p>
+            <w:pPr>
+              <w:spacing w:before="40" w:after="40"/>
+            </w:pPr>
+            <w:r/>
+            <w:r>
+              <w:rPr>
+                <w:rFonts w:ascii="Calibri" w:hAnsi="Calibri" w:eastAsia="Calibri"/>
+                <w:b/>
+                <w:color w:val="FFFFFF"/>
+                <w:sz w:val="18"/>
+              </w:rPr>
+              <w:t>Message</w:t>
+            </w:r>
+          </w:p>
+        </w:tc>
+        <w:tc>
+          <w:tcPr>
+            <w:tcW w:type="dxa" w:w="3324"/>
+            <w:shd w:val="clear" w:color="auto" w:fill="C02434"/>
+          </w:tcPr>
+          <w:p>
+            <w:pPr>
+              <w:spacing w:before="40" w:after="40"/>
+            </w:pPr>
+            <w:r/>
+            <w:r>
+              <w:rPr>
+                <w:rFonts w:ascii="Calibri" w:hAnsi="Calibri" w:eastAsia="Calibri"/>
+                <w:b/>
+                <w:color w:val="FFFFFF"/>
+                <w:sz w:val="18"/>
+              </w:rPr>
+              <w:t>Purpose</w:t>
+            </w:r>
+          </w:p>
+        </w:tc>
+        <w:tc>
+          <w:tcPr>
+            <w:tcW w:type="dxa" w:w="3324"/>
+            <w:shd w:val="clear" w:color="auto" w:fill="C02434"/>
+          </w:tcPr>
+          <w:p>
+            <w:pPr>
+              <w:spacing w:before="40" w:after="40"/>
+            </w:pPr>
+            <w:r/>
+            <w:r>
+              <w:rPr>
+                <w:rFonts w:ascii="Calibri" w:hAnsi="Calibri" w:eastAsia="Calibri"/>
+                <w:b/>
+                <w:color w:val="FFFFFF"/>
+                <w:sz w:val="18"/>
+              </w:rPr>
+              <w:t>Typical when</w:t>
+            </w:r>
+          </w:p>
+        </w:tc>
+      </w:tr>
+      <w:tr>
+        <w:tc>
+          <w:tcPr>
+            <w:tcW w:type="dxa" w:w="3324"/>
+          </w:tcPr>
+          <w:p>
+            <w:pPr>
+              <w:spacing w:before="40" w:after="40"/>
+            </w:pPr>
+            <w:r/>
+            <w:r>
+              <w:rPr>
+                <w:rFonts w:ascii="Calibri" w:hAnsi="Calibri" w:eastAsia="Calibri"/>
+                <w:b w:val="0"/>
+                <w:sz w:val="18"/>
+              </w:rPr>
+              <w:t>BootNotification</w:t>
+            </w:r>
+          </w:p>
+        </w:tc>
+        <w:tc>
+          <w:tcPr>
+            <w:tcW w:type="dxa" w:w="3324"/>
+          </w:tcPr>
+          <w:p>
+            <w:pPr>
+              <w:spacing w:before="40" w:after="40"/>
+            </w:pPr>
+            <w:r/>
+            <w:r>
+              <w:rPr>
+                <w:rFonts w:ascii="Calibri" w:hAnsi="Calibri" w:eastAsia="Calibri"/>
+                <w:b w:val="0"/>
+                <w:sz w:val="18"/>
+              </w:rPr>
+              <w:t>Identify CP (vendor, model, serial, firmware)</w:t>
+            </w:r>
+          </w:p>
+        </w:tc>
+        <w:tc>
+          <w:tcPr>
+            <w:tcW w:type="dxa" w:w="3324"/>
+          </w:tcPr>
+          <w:p>
+            <w:pPr>
+              <w:spacing w:before="40" w:after="40"/>
+            </w:pPr>
+            <w:r/>
+            <w:r>
+              <w:rPr>
+                <w:rFonts w:ascii="Calibri" w:hAnsi="Calibri" w:eastAsia="Calibri"/>
+                <w:b w:val="0"/>
+                <w:sz w:val="18"/>
+              </w:rPr>
+              <w:t>After connect / reset / FW install</w:t>
+            </w:r>
+          </w:p>
+        </w:tc>
+      </w:tr>
+      <w:tr>
+        <w:tc>
+          <w:tcPr>
+            <w:tcW w:type="dxa" w:w="3324"/>
+            <w:shd w:val="clear" w:color="auto" w:fill="FBEAEA"/>
+          </w:tcPr>
+          <w:p>
+            <w:pPr>
+              <w:spacing w:before="40" w:after="40"/>
+            </w:pPr>
+            <w:r/>
+            <w:r>
+              <w:rPr>
+                <w:rFonts w:ascii="Calibri" w:hAnsi="Calibri" w:eastAsia="Calibri"/>
+                <w:b w:val="0"/>
+                <w:sz w:val="18"/>
+              </w:rPr>
+              <w:t>Heartbeat</w:t>
+            </w:r>
+          </w:p>
+        </w:tc>
+        <w:tc>
+          <w:tcPr>
+            <w:tcW w:type="dxa" w:w="3324"/>
+            <w:shd w:val="clear" w:color="auto" w:fill="FBEAEA"/>
+          </w:tcPr>
+          <w:p>
+            <w:pPr>
+              <w:spacing w:before="40" w:after="40"/>
+            </w:pPr>
+            <w:r/>
+            <w:r>
+              <w:rPr>
+                <w:rFonts w:ascii="Calibri" w:hAnsi="Calibri" w:eastAsia="Calibri"/>
+                <w:b w:val="0"/>
+                <w:sz w:val="18"/>
+              </w:rPr>
+              <w:t>Keep-alive; CMS returns time</w:t>
+            </w:r>
+          </w:p>
+        </w:tc>
+        <w:tc>
+          <w:tcPr>
+            <w:tcW w:type="dxa" w:w="3324"/>
+            <w:shd w:val="clear" w:color="auto" w:fill="FBEAEA"/>
+          </w:tcPr>
+          <w:p>
+            <w:pPr>
+              <w:spacing w:before="40" w:after="40"/>
+            </w:pPr>
+            <w:r/>
+            <w:r>
+              <w:rPr>
+                <w:rFonts w:ascii="Calibri" w:hAnsi="Calibri" w:eastAsia="Calibri"/>
+                <w:b w:val="0"/>
+                <w:sz w:val="18"/>
+              </w:rPr>
+              <w:t>Every HeartbeatInterval seconds</w:t>
+            </w:r>
+          </w:p>
+        </w:tc>
+      </w:tr>
+      <w:tr>
+        <w:tc>
+          <w:tcPr>
+            <w:tcW w:type="dxa" w:w="3324"/>
+          </w:tcPr>
+          <w:p>
+            <w:pPr>
+              <w:spacing w:before="40" w:after="40"/>
+            </w:pPr>
+            <w:r/>
+            <w:r>
+              <w:rPr>
+                <w:rFonts w:ascii="Calibri" w:hAnsi="Calibri" w:eastAsia="Calibri"/>
+                <w:b w:val="0"/>
+                <w:sz w:val="18"/>
+              </w:rPr>
+              <w:t>StatusNotification</w:t>
+            </w:r>
+          </w:p>
+        </w:tc>
+        <w:tc>
+          <w:tcPr>
+            <w:tcW w:type="dxa" w:w="3324"/>
+          </w:tcPr>
+          <w:p>
+            <w:pPr>
+              <w:spacing w:before="40" w:after="40"/>
+            </w:pPr>
+            <w:r/>
+            <w:r>
+              <w:rPr>
+                <w:rFonts w:ascii="Calibri" w:hAnsi="Calibri" w:eastAsia="Calibri"/>
+                <w:b w:val="0"/>
+                <w:sz w:val="18"/>
+              </w:rPr>
+              <w:t>Report CP / connector status + errorCode</w:t>
+            </w:r>
+          </w:p>
+        </w:tc>
+        <w:tc>
+          <w:tcPr>
+            <w:tcW w:type="dxa" w:w="3324"/>
+          </w:tcPr>
+          <w:p>
+            <w:pPr>
+              <w:spacing w:before="40" w:after="40"/>
+            </w:pPr>
+            <w:r/>
+            <w:r>
+              <w:rPr>
+                <w:rFonts w:ascii="Calibri" w:hAnsi="Calibri" w:eastAsia="Calibri"/>
+                <w:b w:val="0"/>
+                <w:sz w:val="18"/>
+              </w:rPr>
+              <w:t>Boot, status change, trigger</w:t>
+            </w:r>
+          </w:p>
+        </w:tc>
+      </w:tr>
+      <w:tr>
+        <w:tc>
+          <w:tcPr>
+            <w:tcW w:type="dxa" w:w="3324"/>
+            <w:shd w:val="clear" w:color="auto" w:fill="FBEAEA"/>
+          </w:tcPr>
+          <w:p>
+            <w:pPr>
+              <w:spacing w:before="40" w:after="40"/>
+            </w:pPr>
+            <w:r/>
+            <w:r>
+              <w:rPr>
+                <w:rFonts w:ascii="Calibri" w:hAnsi="Calibri" w:eastAsia="Calibri"/>
+                <w:b w:val="0"/>
+                <w:sz w:val="18"/>
+              </w:rPr>
+              <w:t>Authorize</w:t>
+            </w:r>
+          </w:p>
+        </w:tc>
+        <w:tc>
+          <w:tcPr>
+            <w:tcW w:type="dxa" w:w="3324"/>
+            <w:shd w:val="clear" w:color="auto" w:fill="FBEAEA"/>
+          </w:tcPr>
+          <w:p>
+            <w:pPr>
+              <w:spacing w:before="40" w:after="40"/>
+            </w:pPr>
+            <w:r/>
+            <w:r>
+              <w:rPr>
+                <w:rFonts w:ascii="Calibri" w:hAnsi="Calibri" w:eastAsia="Calibri"/>
+                <w:b w:val="0"/>
+                <w:sz w:val="18"/>
+              </w:rPr>
+              <w:t>Ask if idTag may charge</w:t>
+            </w:r>
+          </w:p>
+        </w:tc>
+        <w:tc>
+          <w:tcPr>
+            <w:tcW w:type="dxa" w:w="3324"/>
+            <w:shd w:val="clear" w:color="auto" w:fill="FBEAEA"/>
+          </w:tcPr>
+          <w:p>
+            <w:pPr>
+              <w:spacing w:before="40" w:after="40"/>
+            </w:pPr>
+            <w:r/>
+            <w:r>
+              <w:rPr>
+                <w:rFonts w:ascii="Calibri" w:hAnsi="Calibri" w:eastAsia="Calibri"/>
+                <w:b w:val="0"/>
+                <w:sz w:val="18"/>
+              </w:rPr>
+              <w:t>Before start (and often remote start)</w:t>
+            </w:r>
+          </w:p>
+        </w:tc>
+      </w:tr>
+      <w:tr>
+        <w:tc>
+          <w:tcPr>
+            <w:tcW w:type="dxa" w:w="3324"/>
+          </w:tcPr>
+          <w:p>
+            <w:pPr>
+              <w:spacing w:before="40" w:after="40"/>
+            </w:pPr>
+            <w:r/>
+            <w:r>
+              <w:rPr>
+                <w:rFonts w:ascii="Calibri" w:hAnsi="Calibri" w:eastAsia="Calibri"/>
+                <w:b w:val="0"/>
+                <w:sz w:val="18"/>
+              </w:rPr>
+              <w:t>StartTransaction</w:t>
+            </w:r>
+          </w:p>
+        </w:tc>
+        <w:tc>
+          <w:tcPr>
+            <w:tcW w:type="dxa" w:w="3324"/>
+          </w:tcPr>
+          <w:p>
+            <w:pPr>
+              <w:spacing w:before="40" w:after="40"/>
+            </w:pPr>
+            <w:r/>
+            <w:r>
+              <w:rPr>
+                <w:rFonts w:ascii="Calibri" w:hAnsi="Calibri" w:eastAsia="Calibri"/>
+                <w:b w:val="0"/>
+                <w:sz w:val="18"/>
+              </w:rPr>
+              <w:t>Open a charging session</w:t>
+            </w:r>
+          </w:p>
+        </w:tc>
+        <w:tc>
+          <w:tcPr>
+            <w:tcW w:type="dxa" w:w="3324"/>
+          </w:tcPr>
+          <w:p>
+            <w:pPr>
+              <w:spacing w:before="40" w:after="40"/>
+            </w:pPr>
+            <w:r/>
+            <w:r>
+              <w:rPr>
+                <w:rFonts w:ascii="Calibri" w:hAnsi="Calibri" w:eastAsia="Calibri"/>
+                <w:b w:val="0"/>
+                <w:sz w:val="18"/>
+              </w:rPr>
+              <w:t>After auth / remote start</w:t>
+            </w:r>
+          </w:p>
+        </w:tc>
+      </w:tr>
+      <w:tr>
+        <w:tc>
+          <w:tcPr>
+            <w:tcW w:type="dxa" w:w="3324"/>
+            <w:shd w:val="clear" w:color="auto" w:fill="FBEAEA"/>
+          </w:tcPr>
+          <w:p>
+            <w:pPr>
+              <w:spacing w:before="40" w:after="40"/>
+            </w:pPr>
+            <w:r/>
+            <w:r>
+              <w:rPr>
+                <w:rFonts w:ascii="Calibri" w:hAnsi="Calibri" w:eastAsia="Calibri"/>
+                <w:b w:val="0"/>
+                <w:sz w:val="18"/>
+              </w:rPr>
+              <w:t>MeterValues</w:t>
+            </w:r>
+          </w:p>
+        </w:tc>
+        <w:tc>
+          <w:tcPr>
+            <w:tcW w:type="dxa" w:w="3324"/>
+            <w:shd w:val="clear" w:color="auto" w:fill="FBEAEA"/>
+          </w:tcPr>
+          <w:p>
+            <w:pPr>
+              <w:spacing w:before="40" w:after="40"/>
+            </w:pPr>
+            <w:r/>
+            <w:r>
+              <w:rPr>
+                <w:rFonts w:ascii="Calibri" w:hAnsi="Calibri" w:eastAsia="Calibri"/>
+                <w:b w:val="0"/>
+                <w:sz w:val="18"/>
+              </w:rPr>
+              <w:t>Energy, power, current, voltage, SoC samples</w:t>
+            </w:r>
+          </w:p>
+        </w:tc>
+        <w:tc>
+          <w:tcPr>
+            <w:tcW w:type="dxa" w:w="3324"/>
+            <w:shd w:val="clear" w:color="auto" w:fill="FBEAEA"/>
+          </w:tcPr>
+          <w:p>
+            <w:pPr>
+              <w:spacing w:before="40" w:after="40"/>
+            </w:pPr>
+            <w:r/>
+            <w:r>
+              <w:rPr>
+                <w:rFonts w:ascii="Calibri" w:hAnsi="Calibri" w:eastAsia="Calibri"/>
+                <w:b w:val="0"/>
+                <w:sz w:val="18"/>
+              </w:rPr>
+              <w:t>During (and sometimes outside) transaction</w:t>
+            </w:r>
+          </w:p>
+        </w:tc>
+      </w:tr>
+      <w:tr>
+        <w:tc>
+          <w:tcPr>
+            <w:tcW w:type="dxa" w:w="3324"/>
+          </w:tcPr>
+          <w:p>
+            <w:pPr>
+              <w:spacing w:before="40" w:after="40"/>
+            </w:pPr>
+            <w:r/>
+            <w:r>
+              <w:rPr>
+                <w:rFonts w:ascii="Calibri" w:hAnsi="Calibri" w:eastAsia="Calibri"/>
+                <w:b w:val="0"/>
+                <w:sz w:val="18"/>
+              </w:rPr>
+              <w:t>StopTransaction</w:t>
+            </w:r>
+          </w:p>
+        </w:tc>
+        <w:tc>
+          <w:tcPr>
+            <w:tcW w:type="dxa" w:w="3324"/>
+          </w:tcPr>
+          <w:p>
+            <w:pPr>
+              <w:spacing w:before="40" w:after="40"/>
+            </w:pPr>
+            <w:r/>
+            <w:r>
+              <w:rPr>
+                <w:rFonts w:ascii="Calibri" w:hAnsi="Calibri" w:eastAsia="Calibri"/>
+                <w:b w:val="0"/>
+                <w:sz w:val="18"/>
+              </w:rPr>
+              <w:t>Close session + final meter / reason</w:t>
+            </w:r>
+          </w:p>
+        </w:tc>
+        <w:tc>
+          <w:tcPr>
+            <w:tcW w:type="dxa" w:w="3324"/>
+          </w:tcPr>
+          <w:p>
+            <w:pPr>
+              <w:spacing w:before="40" w:after="40"/>
+            </w:pPr>
+            <w:r/>
+            <w:r>
+              <w:rPr>
+                <w:rFonts w:ascii="Calibri" w:hAnsi="Calibri" w:eastAsia="Calibri"/>
+                <w:b w:val="0"/>
+                <w:sz w:val="18"/>
+              </w:rPr>
+              <w:t>End of charge</w:t>
+            </w:r>
+          </w:p>
+        </w:tc>
+      </w:tr>
+      <w:tr>
+        <w:tc>
+          <w:tcPr>
+            <w:tcW w:type="dxa" w:w="3324"/>
+            <w:shd w:val="clear" w:color="auto" w:fill="FBEAEA"/>
+          </w:tcPr>
+          <w:p>
+            <w:pPr>
+              <w:spacing w:before="40" w:after="40"/>
+            </w:pPr>
+            <w:r/>
+            <w:r>
+              <w:rPr>
+                <w:rFonts w:ascii="Calibri" w:hAnsi="Calibri" w:eastAsia="Calibri"/>
+                <w:b w:val="0"/>
+                <w:sz w:val="18"/>
+              </w:rPr>
+              <w:t>DataTransfer</w:t>
+            </w:r>
+          </w:p>
+        </w:tc>
+        <w:tc>
+          <w:tcPr>
+            <w:tcW w:type="dxa" w:w="3324"/>
+            <w:shd w:val="clear" w:color="auto" w:fill="FBEAEA"/>
+          </w:tcPr>
+          <w:p>
+            <w:pPr>
+              <w:spacing w:before="40" w:after="40"/>
+            </w:pPr>
+            <w:r/>
+            <w:r>
+              <w:rPr>
+                <w:rFonts w:ascii="Calibri" w:hAnsi="Calibri" w:eastAsia="Calibri"/>
+                <w:b w:val="0"/>
+                <w:sz w:val="18"/>
+              </w:rPr>
+              <w:t>Vendor-specific payload (vendorId, messageId, data)</w:t>
+            </w:r>
+          </w:p>
+        </w:tc>
+        <w:tc>
+          <w:tcPr>
+            <w:tcW w:type="dxa" w:w="3324"/>
+            <w:shd w:val="clear" w:color="auto" w:fill="FBEAEA"/>
+          </w:tcPr>
+          <w:p>
+            <w:pPr>
+              <w:spacing w:before="40" w:after="40"/>
+            </w:pPr>
+            <w:r/>
+            <w:r>
+              <w:rPr>
+                <w:rFonts w:ascii="Calibri" w:hAnsi="Calibri" w:eastAsia="Calibri"/>
+                <w:b w:val="0"/>
+                <w:sz w:val="18"/>
+              </w:rPr>
+              <w:t>Custom extensions</w:t>
+            </w:r>
+          </w:p>
+        </w:tc>
+      </w:tr>
+      <w:tr>
+        <w:tc>
+          <w:tcPr>
+            <w:tcW w:type="dxa" w:w="3324"/>
+          </w:tcPr>
+          <w:p>
+            <w:pPr>
+              <w:spacing w:before="40" w:after="40"/>
+            </w:pPr>
+            <w:r/>
+            <w:r>
+              <w:rPr>
+                <w:rFonts w:ascii="Calibri" w:hAnsi="Calibri" w:eastAsia="Calibri"/>
+                <w:b w:val="0"/>
+                <w:sz w:val="18"/>
+              </w:rPr>
+              <w:t>DiagnosticsStatusNotification</w:t>
+            </w:r>
+          </w:p>
+        </w:tc>
+        <w:tc>
+          <w:tcPr>
+            <w:tcW w:type="dxa" w:w="3324"/>
+          </w:tcPr>
+          <w:p>
+            <w:pPr>
+              <w:spacing w:before="40" w:after="40"/>
+            </w:pPr>
+            <w:r/>
+            <w:r>
+              <w:rPr>
+                <w:rFonts w:ascii="Calibri" w:hAnsi="Calibri" w:eastAsia="Calibri"/>
+                <w:b w:val="0"/>
+                <w:sz w:val="18"/>
+              </w:rPr>
+              <w:t>Diagnostics upload progress</w:t>
+            </w:r>
+          </w:p>
+        </w:tc>
+        <w:tc>
+          <w:tcPr>
+            <w:tcW w:type="dxa" w:w="3324"/>
+          </w:tcPr>
+          <w:p>
+            <w:pPr>
+              <w:spacing w:before="40" w:after="40"/>
+            </w:pPr>
+            <w:r/>
+            <w:r>
+              <w:rPr>
+                <w:rFonts w:ascii="Calibri" w:hAnsi="Calibri" w:eastAsia="Calibri"/>
+                <w:b w:val="0"/>
+                <w:sz w:val="18"/>
+              </w:rPr>
+              <w:t>After GetDiagnostics</w:t>
+            </w:r>
+          </w:p>
+        </w:tc>
+      </w:tr>
+      <w:tr>
+        <w:tc>
+          <w:tcPr>
+            <w:tcW w:type="dxa" w:w="3324"/>
+            <w:shd w:val="clear" w:color="auto" w:fill="FBEAEA"/>
+          </w:tcPr>
+          <w:p>
+            <w:pPr>
+              <w:spacing w:before="40" w:after="40"/>
+            </w:pPr>
+            <w:r/>
+            <w:r>
+              <w:rPr>
+                <w:rFonts w:ascii="Calibri" w:hAnsi="Calibri" w:eastAsia="Calibri"/>
+                <w:b w:val="0"/>
+                <w:sz w:val="18"/>
+              </w:rPr>
+              <w:t>FirmwareStatusNotification</w:t>
+            </w:r>
+          </w:p>
+        </w:tc>
+        <w:tc>
+          <w:tcPr>
+            <w:tcW w:type="dxa" w:w="3324"/>
+            <w:shd w:val="clear" w:color="auto" w:fill="FBEAEA"/>
+          </w:tcPr>
+          <w:p>
+            <w:pPr>
+              <w:spacing w:before="40" w:after="40"/>
+            </w:pPr>
+            <w:r/>
+            <w:r>
+              <w:rPr>
+                <w:rFonts w:ascii="Calibri" w:hAnsi="Calibri" w:eastAsia="Calibri"/>
+                <w:b w:val="0"/>
+                <w:sz w:val="18"/>
+              </w:rPr>
+              <w:t>Firmware download/install progress</w:t>
+            </w:r>
+          </w:p>
+        </w:tc>
+        <w:tc>
+          <w:tcPr>
+            <w:tcW w:type="dxa" w:w="3324"/>
+            <w:shd w:val="clear" w:color="auto" w:fill="FBEAEA"/>
+          </w:tcPr>
+          <w:p>
+            <w:pPr>
+              <w:spacing w:before="40" w:after="40"/>
+            </w:pPr>
+            <w:r/>
+            <w:r>
+              <w:rPr>
+                <w:rFonts w:ascii="Calibri" w:hAnsi="Calibri" w:eastAsia="Calibri"/>
+                <w:b w:val="0"/>
+                <w:sz w:val="18"/>
+              </w:rPr>
+              <w:t>After UpdateFirmware</w:t>
+            </w:r>
+          </w:p>
+        </w:tc>
+      </w:tr>
+      <w:tr>
+        <w:tc>
+          <w:tcPr>
+            <w:tcW w:type="dxa" w:w="3324"/>
+          </w:tcPr>
+          <w:p>
+            <w:pPr>
+              <w:spacing w:before="40" w:after="40"/>
+            </w:pPr>
+            <w:r/>
+            <w:r>
+              <w:rPr>
+                <w:rFonts w:ascii="Calibri" w:hAnsi="Calibri" w:eastAsia="Calibri"/>
+                <w:b w:val="0"/>
+                <w:sz w:val="18"/>
+              </w:rPr>
+              <w:t>SecurityEventNotification</w:t>
+            </w:r>
+          </w:p>
+        </w:tc>
+        <w:tc>
+          <w:tcPr>
+            <w:tcW w:type="dxa" w:w="3324"/>
+          </w:tcPr>
+          <w:p>
+            <w:pPr>
+              <w:spacing w:before="40" w:after="40"/>
+            </w:pPr>
+            <w:r/>
+            <w:r>
+              <w:rPr>
+                <w:rFonts w:ascii="Calibri" w:hAnsi="Calibri" w:eastAsia="Calibri"/>
+                <w:b w:val="0"/>
+                <w:sz w:val="18"/>
+              </w:rPr>
+              <w:t>Security events (security whitepaper / stacks that support it)</w:t>
+            </w:r>
+          </w:p>
+        </w:tc>
+        <w:tc>
+          <w:tcPr>
+            <w:tcW w:type="dxa" w:w="3324"/>
+          </w:tcPr>
+          <w:p>
+            <w:pPr>
+              <w:spacing w:before="40" w:after="40"/>
+            </w:pPr>
+            <w:r/>
+            <w:r>
+              <w:rPr>
+                <w:rFonts w:ascii="Calibri" w:hAnsi="Calibri" w:eastAsia="Calibri"/>
+                <w:b w:val="0"/>
+                <w:sz w:val="18"/>
+              </w:rPr>
+              <w:t>Implementation-specific</w:t>
+            </w:r>
+          </w:p>
+        </w:tc>
+      </w:tr>
+    </w:tbl>
+    <w:p>
+      <w:pPr>
         <w:spacing w:after="120"/>
       </w:pPr>
+    </w:p>
+    <w:p>
+      <w:pPr>
+        <w:pStyle w:val="Heading2"/>
+      </w:pPr>
       <w:r>
         <w:rPr>
           <w:rFonts w:ascii="Calibri" w:hAnsi="Calibri" w:eastAsia="Calibri"/>
-          <w:b w:val="0"/>
-          <w:sz w:val="22"/>
-        </w:rPr>
-        <w:t>Either side can send a CALL; the other replies.</w:t>
+          <w:b/>
+          <w:color w:val="374151"/>
+          <w:sz w:val="24"/>
+        </w:rPr>
+        <w:t>Key payloads (CP → CMS)</w:t>
+      </w:r>
+    </w:p>
+    <w:p>
+      <w:pPr>
+        <w:spacing w:after="120"/>
+      </w:pPr>
+      <w:r>
+        <w:rPr>
+          <w:rFonts w:ascii="Calibri" w:hAnsi="Calibri" w:eastAsia="Calibri"/>
+          <w:b/>
+          <w:sz w:val="22"/>
+        </w:rPr>
+        <w:t>BootNotification.req</w:t>
+      </w:r>
+      <w:r>
+        <w:rPr>
+          <w:rFonts w:ascii="Calibri" w:hAnsi="Calibri" w:eastAsia="Calibri"/>
+          <w:b w:val="0"/>
+          <w:sz w:val="22"/>
+        </w:rPr>
+        <w:t xml:space="preserve"> — </w:t>
+      </w:r>
+      <w:r>
+        <w:rPr>
+          <w:rFonts w:ascii="Consolas" w:hAnsi="Consolas" w:eastAsia="Consolas"/>
+          <w:b w:val="0"/>
+          <w:sz w:val="22"/>
+        </w:rPr>
+        <w:t>chargePointVendor</w:t>
+      </w:r>
+      <w:r>
+        <w:rPr>
+          <w:rFonts w:ascii="Calibri" w:hAnsi="Calibri" w:eastAsia="Calibri"/>
+          <w:b w:val="0"/>
+          <w:sz w:val="22"/>
+        </w:rPr>
+        <w:t xml:space="preserve">, </w:t>
+      </w:r>
+      <w:r>
+        <w:rPr>
+          <w:rFonts w:ascii="Consolas" w:hAnsi="Consolas" w:eastAsia="Consolas"/>
+          <w:b w:val="0"/>
+          <w:sz w:val="22"/>
+        </w:rPr>
+        <w:t>chargePointModel</w:t>
+      </w:r>
+      <w:r>
+        <w:rPr>
+          <w:rFonts w:ascii="Calibri" w:hAnsi="Calibri" w:eastAsia="Calibri"/>
+          <w:b w:val="0"/>
+          <w:sz w:val="22"/>
+        </w:rPr>
+        <w:t xml:space="preserve">, </w:t>
+      </w:r>
+      <w:r>
+        <w:rPr>
+          <w:rFonts w:ascii="Consolas" w:hAnsi="Consolas" w:eastAsia="Consolas"/>
+          <w:b w:val="0"/>
+          <w:sz w:val="22"/>
+        </w:rPr>
+        <w:t>chargePointSerialNumber</w:t>
+      </w:r>
+      <w:r>
+        <w:rPr>
+          <w:rFonts w:ascii="Calibri" w:hAnsi="Calibri" w:eastAsia="Calibri"/>
+          <w:b w:val="0"/>
+          <w:sz w:val="22"/>
+        </w:rPr>
+        <w:t xml:space="preserve">, </w:t>
+      </w:r>
+      <w:r>
+        <w:rPr>
+          <w:rFonts w:ascii="Consolas" w:hAnsi="Consolas" w:eastAsia="Consolas"/>
+          <w:b w:val="0"/>
+          <w:sz w:val="22"/>
+        </w:rPr>
+        <w:t>firmwareVersion</w:t>
+      </w:r>
+      <w:r>
+        <w:rPr>
+          <w:rFonts w:ascii="Calibri" w:hAnsi="Calibri" w:eastAsia="Calibri"/>
+          <w:b w:val="0"/>
+          <w:sz w:val="22"/>
+        </w:rPr>
+        <w:t>, optional modem/meter fields</w:t>
+      </w:r>
+    </w:p>
+    <w:p>
+      <w:pPr>
+        <w:spacing w:after="120"/>
+      </w:pPr>
+      <w:r>
+        <w:rPr>
+          <w:rFonts w:ascii="Calibri" w:hAnsi="Calibri" w:eastAsia="Calibri"/>
+          <w:b/>
+          <w:sz w:val="22"/>
+        </w:rPr>
+        <w:t>BootNotification.conf</w:t>
+      </w:r>
+      <w:r>
+        <w:rPr>
+          <w:rFonts w:ascii="Calibri" w:hAnsi="Calibri" w:eastAsia="Calibri"/>
+          <w:b w:val="0"/>
+          <w:sz w:val="22"/>
+        </w:rPr>
+        <w:t xml:space="preserve"> — </w:t>
+      </w:r>
+      <w:r>
+        <w:rPr>
+          <w:rFonts w:ascii="Consolas" w:hAnsi="Consolas" w:eastAsia="Consolas"/>
+          <w:b w:val="0"/>
+          <w:sz w:val="22"/>
+        </w:rPr>
+        <w:t>status</w:t>
+      </w:r>
+      <w:r>
+        <w:rPr>
+          <w:rFonts w:ascii="Calibri" w:hAnsi="Calibri" w:eastAsia="Calibri"/>
+          <w:b w:val="0"/>
+          <w:sz w:val="22"/>
+        </w:rPr>
+        <w:t xml:space="preserve"> (</w:t>
+      </w:r>
+      <w:r>
+        <w:rPr>
+          <w:rFonts w:ascii="Consolas" w:hAnsi="Consolas" w:eastAsia="Consolas"/>
+          <w:b w:val="0"/>
+          <w:sz w:val="22"/>
+        </w:rPr>
+        <w:t>Accepted</w:t>
+      </w:r>
+      <w:r>
+        <w:rPr>
+          <w:rFonts w:ascii="Calibri" w:hAnsi="Calibri" w:eastAsia="Calibri"/>
+          <w:b w:val="0"/>
+          <w:sz w:val="22"/>
+        </w:rPr>
+        <w:t xml:space="preserve"> / </w:t>
+      </w:r>
+      <w:r>
+        <w:rPr>
+          <w:rFonts w:ascii="Consolas" w:hAnsi="Consolas" w:eastAsia="Consolas"/>
+          <w:b w:val="0"/>
+          <w:sz w:val="22"/>
+        </w:rPr>
+        <w:t>Pending</w:t>
+      </w:r>
+      <w:r>
+        <w:rPr>
+          <w:rFonts w:ascii="Calibri" w:hAnsi="Calibri" w:eastAsia="Calibri"/>
+          <w:b w:val="0"/>
+          <w:sz w:val="22"/>
+        </w:rPr>
+        <w:t xml:space="preserve"> / </w:t>
+      </w:r>
+      <w:r>
+        <w:rPr>
+          <w:rFonts w:ascii="Consolas" w:hAnsi="Consolas" w:eastAsia="Consolas"/>
+          <w:b w:val="0"/>
+          <w:sz w:val="22"/>
+        </w:rPr>
+        <w:t>Rejected</w:t>
+      </w:r>
+      <w:r>
+        <w:rPr>
+          <w:rFonts w:ascii="Calibri" w:hAnsi="Calibri" w:eastAsia="Calibri"/>
+          <w:b w:val="0"/>
+          <w:sz w:val="22"/>
+        </w:rPr>
+        <w:t xml:space="preserve">), </w:t>
+      </w:r>
+      <w:r>
+        <w:rPr>
+          <w:rFonts w:ascii="Consolas" w:hAnsi="Consolas" w:eastAsia="Consolas"/>
+          <w:b w:val="0"/>
+          <w:sz w:val="22"/>
+        </w:rPr>
+        <w:t>currentTime</w:t>
+      </w:r>
+      <w:r>
+        <w:rPr>
+          <w:rFonts w:ascii="Calibri" w:hAnsi="Calibri" w:eastAsia="Calibri"/>
+          <w:b w:val="0"/>
+          <w:sz w:val="22"/>
+        </w:rPr>
+        <w:t xml:space="preserve">, </w:t>
+      </w:r>
+      <w:r>
+        <w:rPr>
+          <w:rFonts w:ascii="Consolas" w:hAnsi="Consolas" w:eastAsia="Consolas"/>
+          <w:b w:val="0"/>
+          <w:sz w:val="22"/>
+        </w:rPr>
+        <w:t>interval</w:t>
+      </w:r>
+      <w:r>
+        <w:rPr>
+          <w:rFonts w:ascii="Calibri" w:hAnsi="Calibri" w:eastAsia="Calibri"/>
+          <w:b w:val="0"/>
+          <w:sz w:val="22"/>
+        </w:rPr>
+        <w:t xml:space="preserve"> (heartbeat seconds)</w:t>
+      </w:r>
+    </w:p>
+    <w:p>
+      <w:pPr>
+        <w:spacing w:after="120"/>
+      </w:pPr>
+      <w:r>
+        <w:rPr>
+          <w:rFonts w:ascii="Calibri" w:hAnsi="Calibri" w:eastAsia="Calibri"/>
+          <w:b/>
+          <w:sz w:val="22"/>
+        </w:rPr>
+        <w:t>StatusNotification.req</w:t>
+      </w:r>
+      <w:r>
+        <w:rPr>
+          <w:rFonts w:ascii="Calibri" w:hAnsi="Calibri" w:eastAsia="Calibri"/>
+          <w:b w:val="0"/>
+          <w:sz w:val="22"/>
+        </w:rPr>
+        <w:t xml:space="preserve"> — </w:t>
+      </w:r>
+      <w:r>
+        <w:rPr>
+          <w:rFonts w:ascii="Consolas" w:hAnsi="Consolas" w:eastAsia="Consolas"/>
+          <w:b w:val="0"/>
+          <w:sz w:val="22"/>
+        </w:rPr>
+        <w:t>connectorId</w:t>
+      </w:r>
+      <w:r>
+        <w:rPr>
+          <w:rFonts w:ascii="Calibri" w:hAnsi="Calibri" w:eastAsia="Calibri"/>
+          <w:b w:val="0"/>
+          <w:sz w:val="22"/>
+        </w:rPr>
+        <w:t xml:space="preserve"> (</w:t>
+      </w:r>
+      <w:r>
+        <w:rPr>
+          <w:rFonts w:ascii="Consolas" w:hAnsi="Consolas" w:eastAsia="Consolas"/>
+          <w:b w:val="0"/>
+          <w:sz w:val="22"/>
+        </w:rPr>
+        <w:t>0</w:t>
+      </w:r>
+      <w:r>
+        <w:rPr>
+          <w:rFonts w:ascii="Calibri" w:hAnsi="Calibri" w:eastAsia="Calibri"/>
+          <w:b w:val="0"/>
+          <w:sz w:val="22"/>
+        </w:rPr>
+        <w:t xml:space="preserve"> = whole CP, </w:t>
+      </w:r>
+      <w:r>
+        <w:rPr>
+          <w:rFonts w:ascii="Consolas" w:hAnsi="Consolas" w:eastAsia="Consolas"/>
+          <w:b w:val="0"/>
+          <w:sz w:val="22"/>
+        </w:rPr>
+        <w:t>1…N</w:t>
+      </w:r>
+      <w:r>
+        <w:rPr>
+          <w:rFonts w:ascii="Calibri" w:hAnsi="Calibri" w:eastAsia="Calibri"/>
+          <w:b w:val="0"/>
+          <w:sz w:val="22"/>
+        </w:rPr>
+        <w:t xml:space="preserve"> = outlet), </w:t>
+      </w:r>
+      <w:r>
+        <w:rPr>
+          <w:rFonts w:ascii="Consolas" w:hAnsi="Consolas" w:eastAsia="Consolas"/>
+          <w:b w:val="0"/>
+          <w:sz w:val="22"/>
+        </w:rPr>
+        <w:t>status</w:t>
+      </w:r>
+      <w:r>
+        <w:rPr>
+          <w:rFonts w:ascii="Calibri" w:hAnsi="Calibri" w:eastAsia="Calibri"/>
+          <w:b w:val="0"/>
+          <w:sz w:val="22"/>
+        </w:rPr>
+        <w:t xml:space="preserve">, </w:t>
+      </w:r>
+      <w:r>
+        <w:rPr>
+          <w:rFonts w:ascii="Consolas" w:hAnsi="Consolas" w:eastAsia="Consolas"/>
+          <w:b w:val="0"/>
+          <w:sz w:val="22"/>
+        </w:rPr>
+        <w:t>errorCode</w:t>
+      </w:r>
+      <w:r>
+        <w:rPr>
+          <w:rFonts w:ascii="Calibri" w:hAnsi="Calibri" w:eastAsia="Calibri"/>
+          <w:b w:val="0"/>
+          <w:sz w:val="22"/>
+        </w:rPr>
+        <w:t xml:space="preserve">, optional </w:t>
+      </w:r>
+      <w:r>
+        <w:rPr>
+          <w:rFonts w:ascii="Consolas" w:hAnsi="Consolas" w:eastAsia="Consolas"/>
+          <w:b w:val="0"/>
+          <w:sz w:val="22"/>
+        </w:rPr>
+        <w:t>info</w:t>
+      </w:r>
+      <w:r>
+        <w:rPr>
+          <w:rFonts w:ascii="Calibri" w:hAnsi="Calibri" w:eastAsia="Calibri"/>
+          <w:b w:val="0"/>
+          <w:sz w:val="22"/>
+        </w:rPr>
+        <w:t xml:space="preserve">, </w:t>
+      </w:r>
+      <w:r>
+        <w:rPr>
+          <w:rFonts w:ascii="Consolas" w:hAnsi="Consolas" w:eastAsia="Consolas"/>
+          <w:b w:val="0"/>
+          <w:sz w:val="22"/>
+        </w:rPr>
+        <w:t>timestamp</w:t>
+      </w:r>
+      <w:r>
+        <w:rPr>
+          <w:rFonts w:ascii="Calibri" w:hAnsi="Calibri" w:eastAsia="Calibri"/>
+          <w:b w:val="0"/>
+          <w:sz w:val="22"/>
+        </w:rPr>
+        <w:t xml:space="preserve">, </w:t>
+      </w:r>
+      <w:r>
+        <w:rPr>
+          <w:rFonts w:ascii="Consolas" w:hAnsi="Consolas" w:eastAsia="Consolas"/>
+          <w:b w:val="0"/>
+          <w:sz w:val="22"/>
+        </w:rPr>
+        <w:t>vendorId</w:t>
+      </w:r>
+      <w:r>
+        <w:rPr>
+          <w:rFonts w:ascii="Calibri" w:hAnsi="Calibri" w:eastAsia="Calibri"/>
+          <w:b w:val="0"/>
+          <w:sz w:val="22"/>
+        </w:rPr>
+        <w:t xml:space="preserve">, </w:t>
+      </w:r>
+      <w:r>
+        <w:rPr>
+          <w:rFonts w:ascii="Consolas" w:hAnsi="Consolas" w:eastAsia="Consolas"/>
+          <w:b w:val="0"/>
+          <w:sz w:val="22"/>
+        </w:rPr>
+        <w:t>vendorErrorCode</w:t>
+      </w:r>
+    </w:p>
+    <w:p>
+      <w:pPr>
+        <w:spacing w:after="120"/>
+      </w:pPr>
+      <w:r>
+        <w:rPr>
+          <w:rFonts w:ascii="Calibri" w:hAnsi="Calibri" w:eastAsia="Calibri"/>
+          <w:b/>
+          <w:sz w:val="22"/>
+        </w:rPr>
+        <w:t>Authorize.req</w:t>
+      </w:r>
+      <w:r>
+        <w:rPr>
+          <w:rFonts w:ascii="Calibri" w:hAnsi="Calibri" w:eastAsia="Calibri"/>
+          <w:b w:val="0"/>
+          <w:sz w:val="22"/>
+        </w:rPr>
+        <w:t xml:space="preserve"> — </w:t>
+      </w:r>
+      <w:r>
+        <w:rPr>
+          <w:rFonts w:ascii="Consolas" w:hAnsi="Consolas" w:eastAsia="Consolas"/>
+          <w:b w:val="0"/>
+          <w:sz w:val="22"/>
+        </w:rPr>
+        <w:t>{ idTag }</w:t>
+      </w:r>
+    </w:p>
+    <w:p>
+      <w:pPr>
+        <w:spacing w:after="120"/>
+      </w:pPr>
+      <w:r>
+        <w:rPr>
+          <w:rFonts w:ascii="Calibri" w:hAnsi="Calibri" w:eastAsia="Calibri"/>
+          <w:b/>
+          <w:sz w:val="22"/>
+        </w:rPr>
+        <w:t>Authorize.conf</w:t>
+      </w:r>
+      <w:r>
+        <w:rPr>
+          <w:rFonts w:ascii="Calibri" w:hAnsi="Calibri" w:eastAsia="Calibri"/>
+          <w:b w:val="0"/>
+          <w:sz w:val="22"/>
+        </w:rPr>
+        <w:t xml:space="preserve"> — </w:t>
+      </w:r>
+      <w:r>
+        <w:rPr>
+          <w:rFonts w:ascii="Consolas" w:hAnsi="Consolas" w:eastAsia="Consolas"/>
+          <w:b w:val="0"/>
+          <w:sz w:val="22"/>
+        </w:rPr>
+        <w:t>idTagInfo.status</w:t>
+      </w:r>
+      <w:r>
+        <w:rPr>
+          <w:rFonts w:ascii="Calibri" w:hAnsi="Calibri" w:eastAsia="Calibri"/>
+          <w:b w:val="0"/>
+          <w:sz w:val="22"/>
+        </w:rPr>
+        <w:t xml:space="preserve"> (</w:t>
+      </w:r>
+      <w:r>
+        <w:rPr>
+          <w:rFonts w:ascii="Consolas" w:hAnsi="Consolas" w:eastAsia="Consolas"/>
+          <w:b w:val="0"/>
+          <w:sz w:val="22"/>
+        </w:rPr>
+        <w:t>Accepted</w:t>
+      </w:r>
+      <w:r>
+        <w:rPr>
+          <w:rFonts w:ascii="Calibri" w:hAnsi="Calibri" w:eastAsia="Calibri"/>
+          <w:b w:val="0"/>
+          <w:sz w:val="22"/>
+        </w:rPr>
+        <w:t xml:space="preserve">, </w:t>
+      </w:r>
+      <w:r>
+        <w:rPr>
+          <w:rFonts w:ascii="Consolas" w:hAnsi="Consolas" w:eastAsia="Consolas"/>
+          <w:b w:val="0"/>
+          <w:sz w:val="22"/>
+        </w:rPr>
+        <w:t>Blocked</w:t>
+      </w:r>
+      <w:r>
+        <w:rPr>
+          <w:rFonts w:ascii="Calibri" w:hAnsi="Calibri" w:eastAsia="Calibri"/>
+          <w:b w:val="0"/>
+          <w:sz w:val="22"/>
+        </w:rPr>
+        <w:t xml:space="preserve">, </w:t>
+      </w:r>
+      <w:r>
+        <w:rPr>
+          <w:rFonts w:ascii="Consolas" w:hAnsi="Consolas" w:eastAsia="Consolas"/>
+          <w:b w:val="0"/>
+          <w:sz w:val="22"/>
+        </w:rPr>
+        <w:t>Expired</w:t>
+      </w:r>
+      <w:r>
+        <w:rPr>
+          <w:rFonts w:ascii="Calibri" w:hAnsi="Calibri" w:eastAsia="Calibri"/>
+          <w:b w:val="0"/>
+          <w:sz w:val="22"/>
+        </w:rPr>
+        <w:t xml:space="preserve">, </w:t>
+      </w:r>
+      <w:r>
+        <w:rPr>
+          <w:rFonts w:ascii="Consolas" w:hAnsi="Consolas" w:eastAsia="Consolas"/>
+          <w:b w:val="0"/>
+          <w:sz w:val="22"/>
+        </w:rPr>
+        <w:t>Invalid</w:t>
+      </w:r>
+      <w:r>
+        <w:rPr>
+          <w:rFonts w:ascii="Calibri" w:hAnsi="Calibri" w:eastAsia="Calibri"/>
+          <w:b w:val="0"/>
+          <w:sz w:val="22"/>
+        </w:rPr>
+        <w:t xml:space="preserve">, </w:t>
+      </w:r>
+      <w:r>
+        <w:rPr>
+          <w:rFonts w:ascii="Consolas" w:hAnsi="Consolas" w:eastAsia="Consolas"/>
+          <w:b w:val="0"/>
+          <w:sz w:val="22"/>
+        </w:rPr>
+        <w:t>ConcurrentTx</w:t>
+      </w:r>
+      <w:r>
+        <w:rPr>
+          <w:rFonts w:ascii="Calibri" w:hAnsi="Calibri" w:eastAsia="Calibri"/>
+          <w:b w:val="0"/>
+          <w:sz w:val="22"/>
+        </w:rPr>
+        <w:t>)</w:t>
+      </w:r>
+    </w:p>
+    <w:p>
+      <w:pPr>
+        <w:spacing w:after="120"/>
+      </w:pPr>
+      <w:r>
+        <w:rPr>
+          <w:rFonts w:ascii="Calibri" w:hAnsi="Calibri" w:eastAsia="Calibri"/>
+          <w:b/>
+          <w:sz w:val="22"/>
+        </w:rPr>
+        <w:t>StartTransaction.req</w:t>
+      </w:r>
+      <w:r>
+        <w:rPr>
+          <w:rFonts w:ascii="Calibri" w:hAnsi="Calibri" w:eastAsia="Calibri"/>
+          <w:b w:val="0"/>
+          <w:sz w:val="22"/>
+        </w:rPr>
+        <w:t xml:space="preserve"> — </w:t>
+      </w:r>
+      <w:r>
+        <w:rPr>
+          <w:rFonts w:ascii="Consolas" w:hAnsi="Consolas" w:eastAsia="Consolas"/>
+          <w:b w:val="0"/>
+          <w:sz w:val="22"/>
+        </w:rPr>
+        <w:t>connectorId</w:t>
+      </w:r>
+      <w:r>
+        <w:rPr>
+          <w:rFonts w:ascii="Calibri" w:hAnsi="Calibri" w:eastAsia="Calibri"/>
+          <w:b w:val="0"/>
+          <w:sz w:val="22"/>
+        </w:rPr>
+        <w:t xml:space="preserve">, </w:t>
+      </w:r>
+      <w:r>
+        <w:rPr>
+          <w:rFonts w:ascii="Consolas" w:hAnsi="Consolas" w:eastAsia="Consolas"/>
+          <w:b w:val="0"/>
+          <w:sz w:val="22"/>
+        </w:rPr>
+        <w:t>idTag</w:t>
+      </w:r>
+      <w:r>
+        <w:rPr>
+          <w:rFonts w:ascii="Calibri" w:hAnsi="Calibri" w:eastAsia="Calibri"/>
+          <w:b w:val="0"/>
+          <w:sz w:val="22"/>
+        </w:rPr>
+        <w:t xml:space="preserve">, </w:t>
+      </w:r>
+      <w:r>
+        <w:rPr>
+          <w:rFonts w:ascii="Consolas" w:hAnsi="Consolas" w:eastAsia="Consolas"/>
+          <w:b w:val="0"/>
+          <w:sz w:val="22"/>
+        </w:rPr>
+        <w:t>meterStart</w:t>
+      </w:r>
+      <w:r>
+        <w:rPr>
+          <w:rFonts w:ascii="Calibri" w:hAnsi="Calibri" w:eastAsia="Calibri"/>
+          <w:b w:val="0"/>
+          <w:sz w:val="22"/>
+        </w:rPr>
+        <w:t xml:space="preserve">, </w:t>
+      </w:r>
+      <w:r>
+        <w:rPr>
+          <w:rFonts w:ascii="Consolas" w:hAnsi="Consolas" w:eastAsia="Consolas"/>
+          <w:b w:val="0"/>
+          <w:sz w:val="22"/>
+        </w:rPr>
+        <w:t>timestamp</w:t>
+      </w:r>
+      <w:r>
+        <w:rPr>
+          <w:rFonts w:ascii="Calibri" w:hAnsi="Calibri" w:eastAsia="Calibri"/>
+          <w:b w:val="0"/>
+          <w:sz w:val="22"/>
+        </w:rPr>
+        <w:t xml:space="preserve">, optional </w:t>
+      </w:r>
+      <w:r>
+        <w:rPr>
+          <w:rFonts w:ascii="Consolas" w:hAnsi="Consolas" w:eastAsia="Consolas"/>
+          <w:b w:val="0"/>
+          <w:sz w:val="22"/>
+        </w:rPr>
+        <w:t>reservationId</w:t>
+      </w:r>
+    </w:p>
+    <w:p>
+      <w:pPr>
+        <w:spacing w:after="120"/>
+      </w:pPr>
+      <w:r>
+        <w:rPr>
+          <w:rFonts w:ascii="Calibri" w:hAnsi="Calibri" w:eastAsia="Calibri"/>
+          <w:b/>
+          <w:sz w:val="22"/>
+        </w:rPr>
+        <w:t>StartTransaction.conf</w:t>
+      </w:r>
+      <w:r>
+        <w:rPr>
+          <w:rFonts w:ascii="Calibri" w:hAnsi="Calibri" w:eastAsia="Calibri"/>
+          <w:b w:val="0"/>
+          <w:sz w:val="22"/>
+        </w:rPr>
+        <w:t xml:space="preserve"> — </w:t>
+      </w:r>
+      <w:r>
+        <w:rPr>
+          <w:rFonts w:ascii="Consolas" w:hAnsi="Consolas" w:eastAsia="Consolas"/>
+          <w:b w:val="0"/>
+          <w:sz w:val="22"/>
+        </w:rPr>
+        <w:t>transactionId</w:t>
+      </w:r>
+      <w:r>
+        <w:rPr>
+          <w:rFonts w:ascii="Calibri" w:hAnsi="Calibri" w:eastAsia="Calibri"/>
+          <w:b w:val="0"/>
+          <w:sz w:val="22"/>
+        </w:rPr>
+        <w:t xml:space="preserve"> (required for later stop/meters), </w:t>
+      </w:r>
+      <w:r>
+        <w:rPr>
+          <w:rFonts w:ascii="Consolas" w:hAnsi="Consolas" w:eastAsia="Consolas"/>
+          <w:b w:val="0"/>
+          <w:sz w:val="22"/>
+        </w:rPr>
+        <w:t>idTagInfo</w:t>
+      </w:r>
+    </w:p>
+    <w:p>
+      <w:pPr>
+        <w:spacing w:after="120"/>
+      </w:pPr>
+      <w:r>
+        <w:rPr>
+          <w:rFonts w:ascii="Calibri" w:hAnsi="Calibri" w:eastAsia="Calibri"/>
+          <w:b/>
+          <w:sz w:val="22"/>
+        </w:rPr>
+        <w:t>MeterValues.req</w:t>
+      </w:r>
+      <w:r>
+        <w:rPr>
+          <w:rFonts w:ascii="Calibri" w:hAnsi="Calibri" w:eastAsia="Calibri"/>
+          <w:b w:val="0"/>
+          <w:sz w:val="22"/>
+        </w:rPr>
+        <w:t xml:space="preserve"> — </w:t>
+      </w:r>
+      <w:r>
+        <w:rPr>
+          <w:rFonts w:ascii="Consolas" w:hAnsi="Consolas" w:eastAsia="Consolas"/>
+          <w:b w:val="0"/>
+          <w:sz w:val="22"/>
+        </w:rPr>
+        <w:t>connectorId</w:t>
+      </w:r>
+      <w:r>
+        <w:rPr>
+          <w:rFonts w:ascii="Calibri" w:hAnsi="Calibri" w:eastAsia="Calibri"/>
+          <w:b w:val="0"/>
+          <w:sz w:val="22"/>
+        </w:rPr>
+        <w:t xml:space="preserve">, optional </w:t>
+      </w:r>
+      <w:r>
+        <w:rPr>
+          <w:rFonts w:ascii="Consolas" w:hAnsi="Consolas" w:eastAsia="Consolas"/>
+          <w:b w:val="0"/>
+          <w:sz w:val="22"/>
+        </w:rPr>
+        <w:t>transactionId</w:t>
+      </w:r>
+      <w:r>
+        <w:rPr>
+          <w:rFonts w:ascii="Calibri" w:hAnsi="Calibri" w:eastAsia="Calibri"/>
+          <w:b w:val="0"/>
+          <w:sz w:val="22"/>
+        </w:rPr>
+        <w:t xml:space="preserve">, </w:t>
+      </w:r>
+      <w:r>
+        <w:rPr>
+          <w:rFonts w:ascii="Consolas" w:hAnsi="Consolas" w:eastAsia="Consolas"/>
+          <w:b w:val="0"/>
+          <w:sz w:val="22"/>
+        </w:rPr>
+        <w:t>meterValue[]</w:t>
+      </w:r>
+      <w:r>
+        <w:rPr>
+          <w:rFonts w:ascii="Calibri" w:hAnsi="Calibri" w:eastAsia="Calibri"/>
+          <w:b w:val="0"/>
+          <w:sz w:val="22"/>
+        </w:rPr>
+        <w:t xml:space="preserve"> (timestamp + </w:t>
+      </w:r>
+      <w:r>
+        <w:rPr>
+          <w:rFonts w:ascii="Consolas" w:hAnsi="Consolas" w:eastAsia="Consolas"/>
+          <w:b w:val="0"/>
+          <w:sz w:val="22"/>
+        </w:rPr>
+        <w:t>sampledValue[]</w:t>
+      </w:r>
+      <w:r>
+        <w:rPr>
+          <w:rFonts w:ascii="Calibri" w:hAnsi="Calibri" w:eastAsia="Calibri"/>
+          <w:b w:val="0"/>
+          <w:sz w:val="22"/>
+        </w:rPr>
+        <w:t xml:space="preserve"> with measurand/unit/context)</w:t>
+      </w:r>
+    </w:p>
+    <w:p>
+      <w:pPr>
+        <w:spacing w:after="120"/>
+      </w:pPr>
+      <w:r>
+        <w:rPr>
+          <w:rFonts w:ascii="Calibri" w:hAnsi="Calibri" w:eastAsia="Calibri"/>
+          <w:b/>
+          <w:sz w:val="22"/>
+        </w:rPr>
+        <w:t>StopTransaction.req</w:t>
+      </w:r>
+      <w:r>
+        <w:rPr>
+          <w:rFonts w:ascii="Calibri" w:hAnsi="Calibri" w:eastAsia="Calibri"/>
+          <w:b w:val="0"/>
+          <w:sz w:val="22"/>
+        </w:rPr>
+        <w:t xml:space="preserve"> — </w:t>
+      </w:r>
+      <w:r>
+        <w:rPr>
+          <w:rFonts w:ascii="Consolas" w:hAnsi="Consolas" w:eastAsia="Consolas"/>
+          <w:b w:val="0"/>
+          <w:sz w:val="22"/>
+        </w:rPr>
+        <w:t>transactionId</w:t>
+      </w:r>
+      <w:r>
+        <w:rPr>
+          <w:rFonts w:ascii="Calibri" w:hAnsi="Calibri" w:eastAsia="Calibri"/>
+          <w:b w:val="0"/>
+          <w:sz w:val="22"/>
+        </w:rPr>
+        <w:t xml:space="preserve">, </w:t>
+      </w:r>
+      <w:r>
+        <w:rPr>
+          <w:rFonts w:ascii="Consolas" w:hAnsi="Consolas" w:eastAsia="Consolas"/>
+          <w:b w:val="0"/>
+          <w:sz w:val="22"/>
+        </w:rPr>
+        <w:t>meterStop</w:t>
+      </w:r>
+      <w:r>
+        <w:rPr>
+          <w:rFonts w:ascii="Calibri" w:hAnsi="Calibri" w:eastAsia="Calibri"/>
+          <w:b w:val="0"/>
+          <w:sz w:val="22"/>
+        </w:rPr>
+        <w:t xml:space="preserve">, </w:t>
+      </w:r>
+      <w:r>
+        <w:rPr>
+          <w:rFonts w:ascii="Consolas" w:hAnsi="Consolas" w:eastAsia="Consolas"/>
+          <w:b w:val="0"/>
+          <w:sz w:val="22"/>
+        </w:rPr>
+        <w:t>timestamp</w:t>
+      </w:r>
+      <w:r>
+        <w:rPr>
+          <w:rFonts w:ascii="Calibri" w:hAnsi="Calibri" w:eastAsia="Calibri"/>
+          <w:b w:val="0"/>
+          <w:sz w:val="22"/>
+        </w:rPr>
+        <w:t xml:space="preserve">, optional </w:t>
+      </w:r>
+      <w:r>
+        <w:rPr>
+          <w:rFonts w:ascii="Consolas" w:hAnsi="Consolas" w:eastAsia="Consolas"/>
+          <w:b w:val="0"/>
+          <w:sz w:val="22"/>
+        </w:rPr>
+        <w:t>idTag</w:t>
+      </w:r>
+      <w:r>
+        <w:rPr>
+          <w:rFonts w:ascii="Calibri" w:hAnsi="Calibri" w:eastAsia="Calibri"/>
+          <w:b w:val="0"/>
+          <w:sz w:val="22"/>
+        </w:rPr>
+        <w:t xml:space="preserve">, </w:t>
+      </w:r>
+      <w:r>
+        <w:rPr>
+          <w:rFonts w:ascii="Consolas" w:hAnsi="Consolas" w:eastAsia="Consolas"/>
+          <w:b w:val="0"/>
+          <w:sz w:val="22"/>
+        </w:rPr>
+        <w:t>reason</w:t>
+      </w:r>
+      <w:r>
+        <w:rPr>
+          <w:rFonts w:ascii="Calibri" w:hAnsi="Calibri" w:eastAsia="Calibri"/>
+          <w:b w:val="0"/>
+          <w:sz w:val="22"/>
+        </w:rPr>
+        <w:t xml:space="preserve">, </w:t>
+      </w:r>
+      <w:r>
+        <w:rPr>
+          <w:rFonts w:ascii="Consolas" w:hAnsi="Consolas" w:eastAsia="Consolas"/>
+          <w:b w:val="0"/>
+          <w:sz w:val="22"/>
+        </w:rPr>
+        <w:t>transactionData</w:t>
+      </w:r>
+    </w:p>
+    <w:p>
+      <w:pPr>
+        <w:spacing w:after="120"/>
+      </w:pPr>
+      <w:r>
+        <w:rPr>
+          <w:rFonts w:ascii="Calibri" w:hAnsi="Calibri" w:eastAsia="Calibri"/>
+          <w:b/>
+          <w:sz w:val="22"/>
+        </w:rPr>
+        <w:t>FirmwareStatusNotification.req</w:t>
+      </w:r>
+      <w:r>
+        <w:rPr>
+          <w:rFonts w:ascii="Calibri" w:hAnsi="Calibri" w:eastAsia="Calibri"/>
+          <w:b w:val="0"/>
+          <w:sz w:val="22"/>
+        </w:rPr>
+        <w:t xml:space="preserve"> — </w:t>
+      </w:r>
+      <w:r>
+        <w:rPr>
+          <w:rFonts w:ascii="Consolas" w:hAnsi="Consolas" w:eastAsia="Consolas"/>
+          <w:b w:val="0"/>
+          <w:sz w:val="22"/>
+        </w:rPr>
+        <w:t>status</w:t>
+      </w:r>
+      <w:r>
+        <w:rPr>
+          <w:rFonts w:ascii="Calibri" w:hAnsi="Calibri" w:eastAsia="Calibri"/>
+          <w:b w:val="0"/>
+          <w:sz w:val="22"/>
+        </w:rPr>
+        <w:t xml:space="preserve"> (</w:t>
+      </w:r>
+      <w:r>
+        <w:rPr>
+          <w:rFonts w:ascii="Consolas" w:hAnsi="Consolas" w:eastAsia="Consolas"/>
+          <w:b w:val="0"/>
+          <w:sz w:val="22"/>
+        </w:rPr>
+        <w:t>Idle</w:t>
+      </w:r>
+      <w:r>
+        <w:rPr>
+          <w:rFonts w:ascii="Calibri" w:hAnsi="Calibri" w:eastAsia="Calibri"/>
+          <w:b w:val="0"/>
+          <w:sz w:val="22"/>
+        </w:rPr>
+        <w:t xml:space="preserve">, </w:t>
+      </w:r>
+      <w:r>
+        <w:rPr>
+          <w:rFonts w:ascii="Consolas" w:hAnsi="Consolas" w:eastAsia="Consolas"/>
+          <w:b w:val="0"/>
+          <w:sz w:val="22"/>
+        </w:rPr>
+        <w:t>Downloading</w:t>
+      </w:r>
+      <w:r>
+        <w:rPr>
+          <w:rFonts w:ascii="Calibri" w:hAnsi="Calibri" w:eastAsia="Calibri"/>
+          <w:b w:val="0"/>
+          <w:sz w:val="22"/>
+        </w:rPr>
+        <w:t xml:space="preserve">, </w:t>
+      </w:r>
+      <w:r>
+        <w:rPr>
+          <w:rFonts w:ascii="Consolas" w:hAnsi="Consolas" w:eastAsia="Consolas"/>
+          <w:b w:val="0"/>
+          <w:sz w:val="22"/>
+        </w:rPr>
+        <w:t>Downloaded</w:t>
+      </w:r>
+      <w:r>
+        <w:rPr>
+          <w:rFonts w:ascii="Calibri" w:hAnsi="Calibri" w:eastAsia="Calibri"/>
+          <w:b w:val="0"/>
+          <w:sz w:val="22"/>
+        </w:rPr>
+        <w:t xml:space="preserve">, </w:t>
+      </w:r>
+      <w:r>
+        <w:rPr>
+          <w:rFonts w:ascii="Consolas" w:hAnsi="Consolas" w:eastAsia="Consolas"/>
+          <w:b w:val="0"/>
+          <w:sz w:val="22"/>
+        </w:rPr>
+        <w:t>Installing</w:t>
+      </w:r>
+      <w:r>
+        <w:rPr>
+          <w:rFonts w:ascii="Calibri" w:hAnsi="Calibri" w:eastAsia="Calibri"/>
+          <w:b w:val="0"/>
+          <w:sz w:val="22"/>
+        </w:rPr>
+        <w:t xml:space="preserve">, </w:t>
+      </w:r>
+      <w:r>
+        <w:rPr>
+          <w:rFonts w:ascii="Consolas" w:hAnsi="Consolas" w:eastAsia="Consolas"/>
+          <w:b w:val="0"/>
+          <w:sz w:val="22"/>
+        </w:rPr>
+        <w:t>Installed</w:t>
+      </w:r>
+      <w:r>
+        <w:rPr>
+          <w:rFonts w:ascii="Calibri" w:hAnsi="Calibri" w:eastAsia="Calibri"/>
+          <w:b w:val="0"/>
+          <w:sz w:val="22"/>
+        </w:rPr>
+        <w:t xml:space="preserve">, </w:t>
+      </w:r>
+      <w:r>
+        <w:rPr>
+          <w:rFonts w:ascii="Consolas" w:hAnsi="Consolas" w:eastAsia="Consolas"/>
+          <w:b w:val="0"/>
+          <w:sz w:val="22"/>
+        </w:rPr>
+        <w:t>DownloadFailed</w:t>
+      </w:r>
+      <w:r>
+        <w:rPr>
+          <w:rFonts w:ascii="Calibri" w:hAnsi="Calibri" w:eastAsia="Calibri"/>
+          <w:b w:val="0"/>
+          <w:sz w:val="22"/>
+        </w:rPr>
+        <w:t xml:space="preserve">, </w:t>
+      </w:r>
+      <w:r>
+        <w:rPr>
+          <w:rFonts w:ascii="Consolas" w:hAnsi="Consolas" w:eastAsia="Consolas"/>
+          <w:b w:val="0"/>
+          <w:sz w:val="22"/>
+        </w:rPr>
+        <w:t>InstallationFailed</w:t>
+      </w:r>
+      <w:r>
+        <w:rPr>
+          <w:rFonts w:ascii="Calibri" w:hAnsi="Calibri" w:eastAsia="Calibri"/>
+          <w:b w:val="0"/>
+          <w:sz w:val="22"/>
+        </w:rPr>
+        <w:t>, …)</w:t>
+      </w:r>
+    </w:p>
+    <w:p>
+      <w:pPr>
+        <w:spacing w:after="120"/>
+      </w:pPr>
+      <w:r>
+        <w:rPr>
+          <w:rFonts w:ascii="Calibri" w:hAnsi="Calibri" w:eastAsia="Calibri"/>
+          <w:b/>
+          <w:sz w:val="22"/>
+        </w:rPr>
+        <w:t>DiagnosticsStatusNotification.req</w:t>
+      </w:r>
+      <w:r>
+        <w:rPr>
+          <w:rFonts w:ascii="Calibri" w:hAnsi="Calibri" w:eastAsia="Calibri"/>
+          <w:b w:val="0"/>
+          <w:sz w:val="22"/>
+        </w:rPr>
+        <w:t xml:space="preserve"> — </w:t>
+      </w:r>
+      <w:r>
+        <w:rPr>
+          <w:rFonts w:ascii="Consolas" w:hAnsi="Consolas" w:eastAsia="Consolas"/>
+          <w:b w:val="0"/>
+          <w:sz w:val="22"/>
+        </w:rPr>
+        <w:t>status</w:t>
+      </w:r>
+      <w:r>
+        <w:rPr>
+          <w:rFonts w:ascii="Calibri" w:hAnsi="Calibri" w:eastAsia="Calibri"/>
+          <w:b w:val="0"/>
+          <w:sz w:val="22"/>
+        </w:rPr>
+        <w:t xml:space="preserve"> (</w:t>
+      </w:r>
+      <w:r>
+        <w:rPr>
+          <w:rFonts w:ascii="Consolas" w:hAnsi="Consolas" w:eastAsia="Consolas"/>
+          <w:b w:val="0"/>
+          <w:sz w:val="22"/>
+        </w:rPr>
+        <w:t>Idle</w:t>
+      </w:r>
+      <w:r>
+        <w:rPr>
+          <w:rFonts w:ascii="Calibri" w:hAnsi="Calibri" w:eastAsia="Calibri"/>
+          <w:b w:val="0"/>
+          <w:sz w:val="22"/>
+        </w:rPr>
+        <w:t xml:space="preserve">, </w:t>
+      </w:r>
+      <w:r>
+        <w:rPr>
+          <w:rFonts w:ascii="Consolas" w:hAnsi="Consolas" w:eastAsia="Consolas"/>
+          <w:b w:val="0"/>
+          <w:sz w:val="22"/>
+        </w:rPr>
+        <w:t>Uploaded</w:t>
+      </w:r>
+      <w:r>
+        <w:rPr>
+          <w:rFonts w:ascii="Calibri" w:hAnsi="Calibri" w:eastAsia="Calibri"/>
+          <w:b w:val="0"/>
+          <w:sz w:val="22"/>
+        </w:rPr>
+        <w:t xml:space="preserve">, </w:t>
+      </w:r>
+      <w:r>
+        <w:rPr>
+          <w:rFonts w:ascii="Consolas" w:hAnsi="Consolas" w:eastAsia="Consolas"/>
+          <w:b w:val="0"/>
+          <w:sz w:val="22"/>
+        </w:rPr>
+        <w:t>UploadFailed</w:t>
+      </w:r>
+      <w:r>
+        <w:rPr>
+          <w:rFonts w:ascii="Calibri" w:hAnsi="Calibri" w:eastAsia="Calibri"/>
+          <w:b w:val="0"/>
+          <w:sz w:val="22"/>
+        </w:rPr>
+        <w:t xml:space="preserve">, </w:t>
+      </w:r>
+      <w:r>
+        <w:rPr>
+          <w:rFonts w:ascii="Consolas" w:hAnsi="Consolas" w:eastAsia="Consolas"/>
+          <w:b w:val="0"/>
+          <w:sz w:val="22"/>
+        </w:rPr>
+        <w:t>Uploading</w:t>
+      </w:r>
+      <w:r>
+        <w:rPr>
+          <w:rFonts w:ascii="Calibri" w:hAnsi="Calibri" w:eastAsia="Calibri"/>
+          <w:b w:val="0"/>
+          <w:sz w:val="22"/>
+        </w:rPr>
+        <w:t>)</w:t>
       </w:r>
     </w:p>
     <w:p>
@@ -502,7 +3058,1252 @@
           <w:color w:val="111827"/>
           <w:sz w:val="28"/>
         </w:rPr>
-        <w:t>Go online</w:t>
+        <w:t>3. All CMS → Charge Point messages</w:t>
+      </w:r>
+    </w:p>
+    <w:tbl>
+      <w:tblPr>
+        <w:tblStyle w:val="TableGrid"/>
+        <w:tblW w:type="auto" w:w="0"/>
+        <w:tblLayout w:type="autofit"/>
+        <w:tblLook w:firstColumn="1" w:firstRow="1" w:lastColumn="0" w:lastRow="0" w:noHBand="0" w:noVBand="1" w:val="04A0"/>
+      </w:tblPr>
+      <w:tblGrid>
+        <w:gridCol w:w="3324"/>
+        <w:gridCol w:w="3324"/>
+        <w:gridCol w:w="3324"/>
+      </w:tblGrid>
+      <w:tr>
+        <w:tc>
+          <w:tcPr>
+            <w:tcW w:type="dxa" w:w="3324"/>
+            <w:shd w:val="clear" w:color="auto" w:fill="C02434"/>
+          </w:tcPr>
+          <w:p>
+            <w:pPr>
+              <w:spacing w:before="40" w:after="40"/>
+            </w:pPr>
+            <w:r/>
+            <w:r>
+              <w:rPr>
+                <w:rFonts w:ascii="Calibri" w:hAnsi="Calibri" w:eastAsia="Calibri"/>
+                <w:b/>
+                <w:color w:val="FFFFFF"/>
+                <w:sz w:val="18"/>
+              </w:rPr>
+              <w:t>Message</w:t>
+            </w:r>
+          </w:p>
+        </w:tc>
+        <w:tc>
+          <w:tcPr>
+            <w:tcW w:type="dxa" w:w="3324"/>
+            <w:shd w:val="clear" w:color="auto" w:fill="C02434"/>
+          </w:tcPr>
+          <w:p>
+            <w:pPr>
+              <w:spacing w:before="40" w:after="40"/>
+            </w:pPr>
+            <w:r/>
+            <w:r>
+              <w:rPr>
+                <w:rFonts w:ascii="Calibri" w:hAnsi="Calibri" w:eastAsia="Calibri"/>
+                <w:b/>
+                <w:color w:val="FFFFFF"/>
+                <w:sz w:val="18"/>
+              </w:rPr>
+              <w:t>Purpose</w:t>
+            </w:r>
+          </w:p>
+        </w:tc>
+        <w:tc>
+          <w:tcPr>
+            <w:tcW w:type="dxa" w:w="3324"/>
+            <w:shd w:val="clear" w:color="auto" w:fill="C02434"/>
+          </w:tcPr>
+          <w:p>
+            <w:pPr>
+              <w:spacing w:before="40" w:after="40"/>
+            </w:pPr>
+            <w:r/>
+            <w:r>
+              <w:rPr>
+                <w:rFonts w:ascii="Calibri" w:hAnsi="Calibri" w:eastAsia="Calibri"/>
+                <w:b/>
+                <w:color w:val="FFFFFF"/>
+                <w:sz w:val="18"/>
+              </w:rPr>
+              <w:t>Typical conf</w:t>
+            </w:r>
+          </w:p>
+        </w:tc>
+      </w:tr>
+      <w:tr>
+        <w:tc>
+          <w:tcPr>
+            <w:tcW w:type="dxa" w:w="3324"/>
+          </w:tcPr>
+          <w:p>
+            <w:pPr>
+              <w:spacing w:before="40" w:after="40"/>
+            </w:pPr>
+            <w:r/>
+            <w:r>
+              <w:rPr>
+                <w:rFonts w:ascii="Calibri" w:hAnsi="Calibri" w:eastAsia="Calibri"/>
+                <w:b w:val="0"/>
+                <w:sz w:val="18"/>
+              </w:rPr>
+              <w:t>RemoteStartTransaction</w:t>
+            </w:r>
+          </w:p>
+        </w:tc>
+        <w:tc>
+          <w:tcPr>
+            <w:tcW w:type="dxa" w:w="3324"/>
+          </w:tcPr>
+          <w:p>
+            <w:pPr>
+              <w:spacing w:before="40" w:after="40"/>
+            </w:pPr>
+            <w:r/>
+            <w:r>
+              <w:rPr>
+                <w:rFonts w:ascii="Calibri" w:hAnsi="Calibri" w:eastAsia="Calibri"/>
+                <w:b w:val="0"/>
+                <w:sz w:val="18"/>
+              </w:rPr>
+              <w:t>Start from app/CMS</w:t>
+            </w:r>
+          </w:p>
+        </w:tc>
+        <w:tc>
+          <w:tcPr>
+            <w:tcW w:type="dxa" w:w="3324"/>
+          </w:tcPr>
+          <w:p>
+            <w:pPr>
+              <w:spacing w:before="40" w:after="40"/>
+            </w:pPr>
+            <w:r/>
+            <w:r>
+              <w:rPr>
+                <w:rFonts w:ascii="Calibri" w:hAnsi="Calibri" w:eastAsia="Calibri"/>
+                <w:b w:val="0"/>
+                <w:sz w:val="18"/>
+              </w:rPr>
+              <w:t>Accepted / Rejected</w:t>
+            </w:r>
+          </w:p>
+        </w:tc>
+      </w:tr>
+      <w:tr>
+        <w:tc>
+          <w:tcPr>
+            <w:tcW w:type="dxa" w:w="3324"/>
+            <w:shd w:val="clear" w:color="auto" w:fill="FBEAEA"/>
+          </w:tcPr>
+          <w:p>
+            <w:pPr>
+              <w:spacing w:before="40" w:after="40"/>
+            </w:pPr>
+            <w:r/>
+            <w:r>
+              <w:rPr>
+                <w:rFonts w:ascii="Calibri" w:hAnsi="Calibri" w:eastAsia="Calibri"/>
+                <w:b w:val="0"/>
+                <w:sz w:val="18"/>
+              </w:rPr>
+              <w:t>RemoteStopTransaction</w:t>
+            </w:r>
+          </w:p>
+        </w:tc>
+        <w:tc>
+          <w:tcPr>
+            <w:tcW w:type="dxa" w:w="3324"/>
+            <w:shd w:val="clear" w:color="auto" w:fill="FBEAEA"/>
+          </w:tcPr>
+          <w:p>
+            <w:pPr>
+              <w:spacing w:before="40" w:after="40"/>
+            </w:pPr>
+            <w:r/>
+            <w:r>
+              <w:rPr>
+                <w:rFonts w:ascii="Calibri" w:hAnsi="Calibri" w:eastAsia="Calibri"/>
+                <w:b w:val="0"/>
+                <w:sz w:val="18"/>
+              </w:rPr>
+              <w:t>Stop by transactionId</w:t>
+            </w:r>
+          </w:p>
+        </w:tc>
+        <w:tc>
+          <w:tcPr>
+            <w:tcW w:type="dxa" w:w="3324"/>
+            <w:shd w:val="clear" w:color="auto" w:fill="FBEAEA"/>
+          </w:tcPr>
+          <w:p>
+            <w:pPr>
+              <w:spacing w:before="40" w:after="40"/>
+            </w:pPr>
+            <w:r/>
+            <w:r>
+              <w:rPr>
+                <w:rFonts w:ascii="Calibri" w:hAnsi="Calibri" w:eastAsia="Calibri"/>
+                <w:b w:val="0"/>
+                <w:sz w:val="18"/>
+              </w:rPr>
+              <w:t>Accepted / Rejected</w:t>
+            </w:r>
+          </w:p>
+        </w:tc>
+      </w:tr>
+      <w:tr>
+        <w:tc>
+          <w:tcPr>
+            <w:tcW w:type="dxa" w:w="3324"/>
+          </w:tcPr>
+          <w:p>
+            <w:pPr>
+              <w:spacing w:before="40" w:after="40"/>
+            </w:pPr>
+            <w:r/>
+            <w:r>
+              <w:rPr>
+                <w:rFonts w:ascii="Calibri" w:hAnsi="Calibri" w:eastAsia="Calibri"/>
+                <w:b w:val="0"/>
+                <w:sz w:val="18"/>
+              </w:rPr>
+              <w:t>Reset</w:t>
+            </w:r>
+          </w:p>
+        </w:tc>
+        <w:tc>
+          <w:tcPr>
+            <w:tcW w:type="dxa" w:w="3324"/>
+          </w:tcPr>
+          <w:p>
+            <w:pPr>
+              <w:spacing w:before="40" w:after="40"/>
+            </w:pPr>
+            <w:r/>
+            <w:r>
+              <w:rPr>
+                <w:rFonts w:ascii="Calibri" w:hAnsi="Calibri" w:eastAsia="Calibri"/>
+                <w:b w:val="0"/>
+                <w:sz w:val="18"/>
+              </w:rPr>
+              <w:t>Soft or Hard reboot</w:t>
+            </w:r>
+          </w:p>
+        </w:tc>
+        <w:tc>
+          <w:tcPr>
+            <w:tcW w:type="dxa" w:w="3324"/>
+          </w:tcPr>
+          <w:p>
+            <w:pPr>
+              <w:spacing w:before="40" w:after="40"/>
+            </w:pPr>
+            <w:r/>
+            <w:r>
+              <w:rPr>
+                <w:rFonts w:ascii="Calibri" w:hAnsi="Calibri" w:eastAsia="Calibri"/>
+                <w:b w:val="0"/>
+                <w:sz w:val="18"/>
+              </w:rPr>
+              <w:t>Accepted / Rejected</w:t>
+            </w:r>
+          </w:p>
+        </w:tc>
+      </w:tr>
+      <w:tr>
+        <w:tc>
+          <w:tcPr>
+            <w:tcW w:type="dxa" w:w="3324"/>
+            <w:shd w:val="clear" w:color="auto" w:fill="FBEAEA"/>
+          </w:tcPr>
+          <w:p>
+            <w:pPr>
+              <w:spacing w:before="40" w:after="40"/>
+            </w:pPr>
+            <w:r/>
+            <w:r>
+              <w:rPr>
+                <w:rFonts w:ascii="Calibri" w:hAnsi="Calibri" w:eastAsia="Calibri"/>
+                <w:b w:val="0"/>
+                <w:sz w:val="18"/>
+              </w:rPr>
+              <w:t>UnlockConnector</w:t>
+            </w:r>
+          </w:p>
+        </w:tc>
+        <w:tc>
+          <w:tcPr>
+            <w:tcW w:type="dxa" w:w="3324"/>
+            <w:shd w:val="clear" w:color="auto" w:fill="FBEAEA"/>
+          </w:tcPr>
+          <w:p>
+            <w:pPr>
+              <w:spacing w:before="40" w:after="40"/>
+            </w:pPr>
+            <w:r/>
+            <w:r>
+              <w:rPr>
+                <w:rFonts w:ascii="Calibri" w:hAnsi="Calibri" w:eastAsia="Calibri"/>
+                <w:b w:val="0"/>
+                <w:sz w:val="18"/>
+              </w:rPr>
+              <w:t>Unlock cable on connector</w:t>
+            </w:r>
+          </w:p>
+        </w:tc>
+        <w:tc>
+          <w:tcPr>
+            <w:tcW w:type="dxa" w:w="3324"/>
+            <w:shd w:val="clear" w:color="auto" w:fill="FBEAEA"/>
+          </w:tcPr>
+          <w:p>
+            <w:pPr>
+              <w:spacing w:before="40" w:after="40"/>
+            </w:pPr>
+            <w:r/>
+            <w:r>
+              <w:rPr>
+                <w:rFonts w:ascii="Calibri" w:hAnsi="Calibri" w:eastAsia="Calibri"/>
+                <w:b w:val="0"/>
+                <w:sz w:val="18"/>
+              </w:rPr>
+              <w:t>Unlocked / UnlockFailed / NotSupported</w:t>
+            </w:r>
+          </w:p>
+        </w:tc>
+      </w:tr>
+      <w:tr>
+        <w:tc>
+          <w:tcPr>
+            <w:tcW w:type="dxa" w:w="3324"/>
+          </w:tcPr>
+          <w:p>
+            <w:pPr>
+              <w:spacing w:before="40" w:after="40"/>
+            </w:pPr>
+            <w:r/>
+            <w:r>
+              <w:rPr>
+                <w:rFonts w:ascii="Calibri" w:hAnsi="Calibri" w:eastAsia="Calibri"/>
+                <w:b w:val="0"/>
+                <w:sz w:val="18"/>
+              </w:rPr>
+              <w:t>ChangeAvailability</w:t>
+            </w:r>
+          </w:p>
+        </w:tc>
+        <w:tc>
+          <w:tcPr>
+            <w:tcW w:type="dxa" w:w="3324"/>
+          </w:tcPr>
+          <w:p>
+            <w:pPr>
+              <w:spacing w:before="40" w:after="40"/>
+            </w:pPr>
+            <w:r/>
+            <w:r>
+              <w:rPr>
+                <w:rFonts w:ascii="Calibri" w:hAnsi="Calibri" w:eastAsia="Calibri"/>
+                <w:b w:val="0"/>
+                <w:sz w:val="18"/>
+              </w:rPr>
+              <w:t>Operative / Inoperative (CP or connector)</w:t>
+            </w:r>
+          </w:p>
+        </w:tc>
+        <w:tc>
+          <w:tcPr>
+            <w:tcW w:type="dxa" w:w="3324"/>
+          </w:tcPr>
+          <w:p>
+            <w:pPr>
+              <w:spacing w:before="40" w:after="40"/>
+            </w:pPr>
+            <w:r/>
+            <w:r>
+              <w:rPr>
+                <w:rFonts w:ascii="Calibri" w:hAnsi="Calibri" w:eastAsia="Calibri"/>
+                <w:b w:val="0"/>
+                <w:sz w:val="18"/>
+              </w:rPr>
+              <w:t>Accepted / Rejected / Scheduled</w:t>
+            </w:r>
+          </w:p>
+        </w:tc>
+      </w:tr>
+      <w:tr>
+        <w:tc>
+          <w:tcPr>
+            <w:tcW w:type="dxa" w:w="3324"/>
+            <w:shd w:val="clear" w:color="auto" w:fill="FBEAEA"/>
+          </w:tcPr>
+          <w:p>
+            <w:pPr>
+              <w:spacing w:before="40" w:after="40"/>
+            </w:pPr>
+            <w:r/>
+            <w:r>
+              <w:rPr>
+                <w:rFonts w:ascii="Calibri" w:hAnsi="Calibri" w:eastAsia="Calibri"/>
+                <w:b w:val="0"/>
+                <w:sz w:val="18"/>
+              </w:rPr>
+              <w:t>GetConfiguration</w:t>
+            </w:r>
+          </w:p>
+        </w:tc>
+        <w:tc>
+          <w:tcPr>
+            <w:tcW w:type="dxa" w:w="3324"/>
+            <w:shd w:val="clear" w:color="auto" w:fill="FBEAEA"/>
+          </w:tcPr>
+          <w:p>
+            <w:pPr>
+              <w:spacing w:before="40" w:after="40"/>
+            </w:pPr>
+            <w:r/>
+            <w:r>
+              <w:rPr>
+                <w:rFonts w:ascii="Calibri" w:hAnsi="Calibri" w:eastAsia="Calibri"/>
+                <w:b w:val="0"/>
+                <w:sz w:val="18"/>
+              </w:rPr>
+              <w:t>Read config keys</w:t>
+            </w:r>
+          </w:p>
+        </w:tc>
+        <w:tc>
+          <w:tcPr>
+            <w:tcW w:type="dxa" w:w="3324"/>
+            <w:shd w:val="clear" w:color="auto" w:fill="FBEAEA"/>
+          </w:tcPr>
+          <w:p>
+            <w:pPr>
+              <w:spacing w:before="40" w:after="40"/>
+            </w:pPr>
+            <w:r/>
+            <w:r>
+              <w:rPr>
+                <w:rFonts w:ascii="Calibri" w:hAnsi="Calibri" w:eastAsia="Calibri"/>
+                <w:b w:val="0"/>
+                <w:sz w:val="18"/>
+              </w:rPr>
+              <w:t>key/value list + unknown key list</w:t>
+            </w:r>
+          </w:p>
+        </w:tc>
+      </w:tr>
+      <w:tr>
+        <w:tc>
+          <w:tcPr>
+            <w:tcW w:type="dxa" w:w="3324"/>
+          </w:tcPr>
+          <w:p>
+            <w:pPr>
+              <w:spacing w:before="40" w:after="40"/>
+            </w:pPr>
+            <w:r/>
+            <w:r>
+              <w:rPr>
+                <w:rFonts w:ascii="Calibri" w:hAnsi="Calibri" w:eastAsia="Calibri"/>
+                <w:b w:val="0"/>
+                <w:sz w:val="18"/>
+              </w:rPr>
+              <w:t>ChangeConfiguration</w:t>
+            </w:r>
+          </w:p>
+        </w:tc>
+        <w:tc>
+          <w:tcPr>
+            <w:tcW w:type="dxa" w:w="3324"/>
+          </w:tcPr>
+          <w:p>
+            <w:pPr>
+              <w:spacing w:before="40" w:after="40"/>
+            </w:pPr>
+            <w:r/>
+            <w:r>
+              <w:rPr>
+                <w:rFonts w:ascii="Calibri" w:hAnsi="Calibri" w:eastAsia="Calibri"/>
+                <w:b w:val="0"/>
+                <w:sz w:val="18"/>
+              </w:rPr>
+              <w:t>Write one config key</w:t>
+            </w:r>
+          </w:p>
+        </w:tc>
+        <w:tc>
+          <w:tcPr>
+            <w:tcW w:type="dxa" w:w="3324"/>
+          </w:tcPr>
+          <w:p>
+            <w:pPr>
+              <w:spacing w:before="40" w:after="40"/>
+            </w:pPr>
+            <w:r/>
+            <w:r>
+              <w:rPr>
+                <w:rFonts w:ascii="Calibri" w:hAnsi="Calibri" w:eastAsia="Calibri"/>
+                <w:b w:val="0"/>
+                <w:sz w:val="18"/>
+              </w:rPr>
+              <w:t>Accepted / Rejected / RebootRequired / NotSupported</w:t>
+            </w:r>
+          </w:p>
+        </w:tc>
+      </w:tr>
+      <w:tr>
+        <w:tc>
+          <w:tcPr>
+            <w:tcW w:type="dxa" w:w="3324"/>
+            <w:shd w:val="clear" w:color="auto" w:fill="FBEAEA"/>
+          </w:tcPr>
+          <w:p>
+            <w:pPr>
+              <w:spacing w:before="40" w:after="40"/>
+            </w:pPr>
+            <w:r/>
+            <w:r>
+              <w:rPr>
+                <w:rFonts w:ascii="Calibri" w:hAnsi="Calibri" w:eastAsia="Calibri"/>
+                <w:b w:val="0"/>
+                <w:sz w:val="18"/>
+              </w:rPr>
+              <w:t>ClearCache</w:t>
+            </w:r>
+          </w:p>
+        </w:tc>
+        <w:tc>
+          <w:tcPr>
+            <w:tcW w:type="dxa" w:w="3324"/>
+            <w:shd w:val="clear" w:color="auto" w:fill="FBEAEA"/>
+          </w:tcPr>
+          <w:p>
+            <w:pPr>
+              <w:spacing w:before="40" w:after="40"/>
+            </w:pPr>
+            <w:r/>
+            <w:r>
+              <w:rPr>
+                <w:rFonts w:ascii="Calibri" w:hAnsi="Calibri" w:eastAsia="Calibri"/>
+                <w:b w:val="0"/>
+                <w:sz w:val="18"/>
+              </w:rPr>
+              <w:t>Clear authorization cache</w:t>
+            </w:r>
+          </w:p>
+        </w:tc>
+        <w:tc>
+          <w:tcPr>
+            <w:tcW w:type="dxa" w:w="3324"/>
+            <w:shd w:val="clear" w:color="auto" w:fill="FBEAEA"/>
+          </w:tcPr>
+          <w:p>
+            <w:pPr>
+              <w:spacing w:before="40" w:after="40"/>
+            </w:pPr>
+            <w:r/>
+            <w:r>
+              <w:rPr>
+                <w:rFonts w:ascii="Calibri" w:hAnsi="Calibri" w:eastAsia="Calibri"/>
+                <w:b w:val="0"/>
+                <w:sz w:val="18"/>
+              </w:rPr>
+              <w:t>Accepted / Rejected</w:t>
+            </w:r>
+          </w:p>
+        </w:tc>
+      </w:tr>
+      <w:tr>
+        <w:tc>
+          <w:tcPr>
+            <w:tcW w:type="dxa" w:w="3324"/>
+          </w:tcPr>
+          <w:p>
+            <w:pPr>
+              <w:spacing w:before="40" w:after="40"/>
+            </w:pPr>
+            <w:r/>
+            <w:r>
+              <w:rPr>
+                <w:rFonts w:ascii="Calibri" w:hAnsi="Calibri" w:eastAsia="Calibri"/>
+                <w:b w:val="0"/>
+                <w:sz w:val="18"/>
+              </w:rPr>
+              <w:t>GetLocalListVersion</w:t>
+            </w:r>
+          </w:p>
+        </w:tc>
+        <w:tc>
+          <w:tcPr>
+            <w:tcW w:type="dxa" w:w="3324"/>
+          </w:tcPr>
+          <w:p>
+            <w:pPr>
+              <w:spacing w:before="40" w:after="40"/>
+            </w:pPr>
+            <w:r/>
+            <w:r>
+              <w:rPr>
+                <w:rFonts w:ascii="Calibri" w:hAnsi="Calibri" w:eastAsia="Calibri"/>
+                <w:b w:val="0"/>
+                <w:sz w:val="18"/>
+              </w:rPr>
+              <w:t>Local auth list version</w:t>
+            </w:r>
+          </w:p>
+        </w:tc>
+        <w:tc>
+          <w:tcPr>
+            <w:tcW w:type="dxa" w:w="3324"/>
+          </w:tcPr>
+          <w:p>
+            <w:pPr>
+              <w:spacing w:before="40" w:after="40"/>
+            </w:pPr>
+            <w:r/>
+            <w:r>
+              <w:rPr>
+                <w:rFonts w:ascii="Calibri" w:hAnsi="Calibri" w:eastAsia="Calibri"/>
+                <w:b w:val="0"/>
+                <w:sz w:val="18"/>
+              </w:rPr>
+              <w:t>{ listVersion }</w:t>
+            </w:r>
+          </w:p>
+        </w:tc>
+      </w:tr>
+      <w:tr>
+        <w:tc>
+          <w:tcPr>
+            <w:tcW w:type="dxa" w:w="3324"/>
+            <w:shd w:val="clear" w:color="auto" w:fill="FBEAEA"/>
+          </w:tcPr>
+          <w:p>
+            <w:pPr>
+              <w:spacing w:before="40" w:after="40"/>
+            </w:pPr>
+            <w:r/>
+            <w:r>
+              <w:rPr>
+                <w:rFonts w:ascii="Calibri" w:hAnsi="Calibri" w:eastAsia="Calibri"/>
+                <w:b w:val="0"/>
+                <w:sz w:val="18"/>
+              </w:rPr>
+              <w:t>SendLocalList</w:t>
+            </w:r>
+          </w:p>
+        </w:tc>
+        <w:tc>
+          <w:tcPr>
+            <w:tcW w:type="dxa" w:w="3324"/>
+            <w:shd w:val="clear" w:color="auto" w:fill="FBEAEA"/>
+          </w:tcPr>
+          <w:p>
+            <w:pPr>
+              <w:spacing w:before="40" w:after="40"/>
+            </w:pPr>
+            <w:r/>
+            <w:r>
+              <w:rPr>
+                <w:rFonts w:ascii="Calibri" w:hAnsi="Calibri" w:eastAsia="Calibri"/>
+                <w:b w:val="0"/>
+                <w:sz w:val="18"/>
+              </w:rPr>
+              <w:t>Full or differential local auth list</w:t>
+            </w:r>
+          </w:p>
+        </w:tc>
+        <w:tc>
+          <w:tcPr>
+            <w:tcW w:type="dxa" w:w="3324"/>
+            <w:shd w:val="clear" w:color="auto" w:fill="FBEAEA"/>
+          </w:tcPr>
+          <w:p>
+            <w:pPr>
+              <w:spacing w:before="40" w:after="40"/>
+            </w:pPr>
+            <w:r/>
+            <w:r>
+              <w:rPr>
+                <w:rFonts w:ascii="Calibri" w:hAnsi="Calibri" w:eastAsia="Calibri"/>
+                <w:b w:val="0"/>
+                <w:sz w:val="18"/>
+              </w:rPr>
+              <w:t>Accepted / Failed / VersionMismatch</w:t>
+            </w:r>
+          </w:p>
+        </w:tc>
+      </w:tr>
+      <w:tr>
+        <w:tc>
+          <w:tcPr>
+            <w:tcW w:type="dxa" w:w="3324"/>
+          </w:tcPr>
+          <w:p>
+            <w:pPr>
+              <w:spacing w:before="40" w:after="40"/>
+            </w:pPr>
+            <w:r/>
+            <w:r>
+              <w:rPr>
+                <w:rFonts w:ascii="Calibri" w:hAnsi="Calibri" w:eastAsia="Calibri"/>
+                <w:b w:val="0"/>
+                <w:sz w:val="18"/>
+              </w:rPr>
+              <w:t>ReserveNow</w:t>
+            </w:r>
+          </w:p>
+        </w:tc>
+        <w:tc>
+          <w:tcPr>
+            <w:tcW w:type="dxa" w:w="3324"/>
+          </w:tcPr>
+          <w:p>
+            <w:pPr>
+              <w:spacing w:before="40" w:after="40"/>
+            </w:pPr>
+            <w:r/>
+            <w:r>
+              <w:rPr>
+                <w:rFonts w:ascii="Calibri" w:hAnsi="Calibri" w:eastAsia="Calibri"/>
+                <w:b w:val="0"/>
+                <w:sz w:val="18"/>
+              </w:rPr>
+              <w:t>Reserve connector for idTag</w:t>
+            </w:r>
+          </w:p>
+        </w:tc>
+        <w:tc>
+          <w:tcPr>
+            <w:tcW w:type="dxa" w:w="3324"/>
+          </w:tcPr>
+          <w:p>
+            <w:pPr>
+              <w:spacing w:before="40" w:after="40"/>
+            </w:pPr>
+            <w:r/>
+            <w:r>
+              <w:rPr>
+                <w:rFonts w:ascii="Calibri" w:hAnsi="Calibri" w:eastAsia="Calibri"/>
+                <w:b w:val="0"/>
+                <w:sz w:val="18"/>
+              </w:rPr>
+              <w:t>Accepted / Faulted / Occupied / Rejected / Unavailable</w:t>
+            </w:r>
+          </w:p>
+        </w:tc>
+      </w:tr>
+      <w:tr>
+        <w:tc>
+          <w:tcPr>
+            <w:tcW w:type="dxa" w:w="3324"/>
+            <w:shd w:val="clear" w:color="auto" w:fill="FBEAEA"/>
+          </w:tcPr>
+          <w:p>
+            <w:pPr>
+              <w:spacing w:before="40" w:after="40"/>
+            </w:pPr>
+            <w:r/>
+            <w:r>
+              <w:rPr>
+                <w:rFonts w:ascii="Calibri" w:hAnsi="Calibri" w:eastAsia="Calibri"/>
+                <w:b w:val="0"/>
+                <w:sz w:val="18"/>
+              </w:rPr>
+              <w:t>CancelReservation</w:t>
+            </w:r>
+          </w:p>
+        </w:tc>
+        <w:tc>
+          <w:tcPr>
+            <w:tcW w:type="dxa" w:w="3324"/>
+            <w:shd w:val="clear" w:color="auto" w:fill="FBEAEA"/>
+          </w:tcPr>
+          <w:p>
+            <w:pPr>
+              <w:spacing w:before="40" w:after="40"/>
+            </w:pPr>
+            <w:r/>
+            <w:r>
+              <w:rPr>
+                <w:rFonts w:ascii="Calibri" w:hAnsi="Calibri" w:eastAsia="Calibri"/>
+                <w:b w:val="0"/>
+                <w:sz w:val="18"/>
+              </w:rPr>
+              <w:t>Cancel reservation</w:t>
+            </w:r>
+          </w:p>
+        </w:tc>
+        <w:tc>
+          <w:tcPr>
+            <w:tcW w:type="dxa" w:w="3324"/>
+            <w:shd w:val="clear" w:color="auto" w:fill="FBEAEA"/>
+          </w:tcPr>
+          <w:p>
+            <w:pPr>
+              <w:spacing w:before="40" w:after="40"/>
+            </w:pPr>
+            <w:r/>
+            <w:r>
+              <w:rPr>
+                <w:rFonts w:ascii="Calibri" w:hAnsi="Calibri" w:eastAsia="Calibri"/>
+                <w:b w:val="0"/>
+                <w:sz w:val="18"/>
+              </w:rPr>
+              <w:t>Accepted / Rejected</w:t>
+            </w:r>
+          </w:p>
+        </w:tc>
+      </w:tr>
+      <w:tr>
+        <w:tc>
+          <w:tcPr>
+            <w:tcW w:type="dxa" w:w="3324"/>
+          </w:tcPr>
+          <w:p>
+            <w:pPr>
+              <w:spacing w:before="40" w:after="40"/>
+            </w:pPr>
+            <w:r/>
+            <w:r>
+              <w:rPr>
+                <w:rFonts w:ascii="Calibri" w:hAnsi="Calibri" w:eastAsia="Calibri"/>
+                <w:b w:val="0"/>
+                <w:sz w:val="18"/>
+              </w:rPr>
+              <w:t>TriggerMessage</w:t>
+            </w:r>
+          </w:p>
+        </w:tc>
+        <w:tc>
+          <w:tcPr>
+            <w:tcW w:type="dxa" w:w="3324"/>
+          </w:tcPr>
+          <w:p>
+            <w:pPr>
+              <w:spacing w:before="40" w:after="40"/>
+            </w:pPr>
+            <w:r/>
+            <w:r>
+              <w:rPr>
+                <w:rFonts w:ascii="Calibri" w:hAnsi="Calibri" w:eastAsia="Calibri"/>
+                <w:b w:val="0"/>
+                <w:sz w:val="18"/>
+              </w:rPr>
+              <w:t>Ask CP to send Boot / Status / MeterValues / Heartbeat / FW or Diagnostics status</w:t>
+            </w:r>
+          </w:p>
+        </w:tc>
+        <w:tc>
+          <w:tcPr>
+            <w:tcW w:type="dxa" w:w="3324"/>
+          </w:tcPr>
+          <w:p>
+            <w:pPr>
+              <w:spacing w:before="40" w:after="40"/>
+            </w:pPr>
+            <w:r/>
+            <w:r>
+              <w:rPr>
+                <w:rFonts w:ascii="Calibri" w:hAnsi="Calibri" w:eastAsia="Calibri"/>
+                <w:b w:val="0"/>
+                <w:sz w:val="18"/>
+              </w:rPr>
+              <w:t>Accepted / Rejected / NotImplemented</w:t>
+            </w:r>
+          </w:p>
+        </w:tc>
+      </w:tr>
+      <w:tr>
+        <w:tc>
+          <w:tcPr>
+            <w:tcW w:type="dxa" w:w="3324"/>
+            <w:shd w:val="clear" w:color="auto" w:fill="FBEAEA"/>
+          </w:tcPr>
+          <w:p>
+            <w:pPr>
+              <w:spacing w:before="40" w:after="40"/>
+            </w:pPr>
+            <w:r/>
+            <w:r>
+              <w:rPr>
+                <w:rFonts w:ascii="Calibri" w:hAnsi="Calibri" w:eastAsia="Calibri"/>
+                <w:b w:val="0"/>
+                <w:sz w:val="18"/>
+              </w:rPr>
+              <w:t>GetDiagnostics</w:t>
+            </w:r>
+          </w:p>
+        </w:tc>
+        <w:tc>
+          <w:tcPr>
+            <w:tcW w:type="dxa" w:w="3324"/>
+            <w:shd w:val="clear" w:color="auto" w:fill="FBEAEA"/>
+          </w:tcPr>
+          <w:p>
+            <w:pPr>
+              <w:spacing w:before="40" w:after="40"/>
+            </w:pPr>
+            <w:r/>
+            <w:r>
+              <w:rPr>
+                <w:rFonts w:ascii="Calibri" w:hAnsi="Calibri" w:eastAsia="Calibri"/>
+                <w:b w:val="0"/>
+                <w:sz w:val="18"/>
+              </w:rPr>
+              <w:t>Upload diagnostics to a location URI</w:t>
+            </w:r>
+          </w:p>
+        </w:tc>
+        <w:tc>
+          <w:tcPr>
+            <w:tcW w:type="dxa" w:w="3324"/>
+            <w:shd w:val="clear" w:color="auto" w:fill="FBEAEA"/>
+          </w:tcPr>
+          <w:p>
+            <w:pPr>
+              <w:spacing w:before="40" w:after="40"/>
+            </w:pPr>
+            <w:r/>
+            <w:r>
+              <w:rPr>
+                <w:rFonts w:ascii="Calibri" w:hAnsi="Calibri" w:eastAsia="Calibri"/>
+                <w:b w:val="0"/>
+                <w:sz w:val="18"/>
+              </w:rPr>
+              <w:t>optional fileName; then status notifications</w:t>
+            </w:r>
+          </w:p>
+        </w:tc>
+      </w:tr>
+      <w:tr>
+        <w:tc>
+          <w:tcPr>
+            <w:tcW w:type="dxa" w:w="3324"/>
+          </w:tcPr>
+          <w:p>
+            <w:pPr>
+              <w:spacing w:before="40" w:after="40"/>
+            </w:pPr>
+            <w:r/>
+            <w:r>
+              <w:rPr>
+                <w:rFonts w:ascii="Calibri" w:hAnsi="Calibri" w:eastAsia="Calibri"/>
+                <w:b w:val="0"/>
+                <w:sz w:val="18"/>
+              </w:rPr>
+              <w:t>UpdateFirmware</w:t>
+            </w:r>
+          </w:p>
+        </w:tc>
+        <w:tc>
+          <w:tcPr>
+            <w:tcW w:type="dxa" w:w="3324"/>
+          </w:tcPr>
+          <w:p>
+            <w:pPr>
+              <w:spacing w:before="40" w:after="40"/>
+            </w:pPr>
+            <w:r/>
+            <w:r>
+              <w:rPr>
+                <w:rFonts w:ascii="Calibri" w:hAnsi="Calibri" w:eastAsia="Calibri"/>
+                <w:b w:val="0"/>
+                <w:sz w:val="18"/>
+              </w:rPr>
+              <w:t>Download/install firmware from URL</w:t>
+            </w:r>
+          </w:p>
+        </w:tc>
+        <w:tc>
+          <w:tcPr>
+            <w:tcW w:type="dxa" w:w="3324"/>
+          </w:tcPr>
+          <w:p>
+            <w:pPr>
+              <w:spacing w:before="40" w:after="40"/>
+            </w:pPr>
+            <w:r/>
+            <w:r>
+              <w:rPr>
+                <w:rFonts w:ascii="Calibri" w:hAnsi="Calibri" w:eastAsia="Calibri"/>
+                <w:b w:val="0"/>
+                <w:sz w:val="18"/>
+              </w:rPr>
+              <w:t>empty {}; then FirmwareStatusNotification</w:t>
+            </w:r>
+          </w:p>
+        </w:tc>
+      </w:tr>
+      <w:tr>
+        <w:tc>
+          <w:tcPr>
+            <w:tcW w:type="dxa" w:w="3324"/>
+            <w:shd w:val="clear" w:color="auto" w:fill="FBEAEA"/>
+          </w:tcPr>
+          <w:p>
+            <w:pPr>
+              <w:spacing w:before="40" w:after="40"/>
+            </w:pPr>
+            <w:r/>
+            <w:r>
+              <w:rPr>
+                <w:rFonts w:ascii="Calibri" w:hAnsi="Calibri" w:eastAsia="Calibri"/>
+                <w:b w:val="0"/>
+                <w:sz w:val="18"/>
+              </w:rPr>
+              <w:t>SetChargingProfile</w:t>
+            </w:r>
+          </w:p>
+        </w:tc>
+        <w:tc>
+          <w:tcPr>
+            <w:tcW w:type="dxa" w:w="3324"/>
+            <w:shd w:val="clear" w:color="auto" w:fill="FBEAEA"/>
+          </w:tcPr>
+          <w:p>
+            <w:pPr>
+              <w:spacing w:before="40" w:after="40"/>
+            </w:pPr>
+            <w:r/>
+            <w:r>
+              <w:rPr>
+                <w:rFonts w:ascii="Calibri" w:hAnsi="Calibri" w:eastAsia="Calibri"/>
+                <w:b w:val="0"/>
+                <w:sz w:val="18"/>
+              </w:rPr>
+              <w:t>Apply smart-charging limit schedule</w:t>
+            </w:r>
+          </w:p>
+        </w:tc>
+        <w:tc>
+          <w:tcPr>
+            <w:tcW w:type="dxa" w:w="3324"/>
+            <w:shd w:val="clear" w:color="auto" w:fill="FBEAEA"/>
+          </w:tcPr>
+          <w:p>
+            <w:pPr>
+              <w:spacing w:before="40" w:after="40"/>
+            </w:pPr>
+            <w:r/>
+            <w:r>
+              <w:rPr>
+                <w:rFonts w:ascii="Calibri" w:hAnsi="Calibri" w:eastAsia="Calibri"/>
+                <w:b w:val="0"/>
+                <w:sz w:val="18"/>
+              </w:rPr>
+              <w:t>Accepted / Rejected / NotSupported</w:t>
+            </w:r>
+          </w:p>
+        </w:tc>
+      </w:tr>
+      <w:tr>
+        <w:tc>
+          <w:tcPr>
+            <w:tcW w:type="dxa" w:w="3324"/>
+          </w:tcPr>
+          <w:p>
+            <w:pPr>
+              <w:spacing w:before="40" w:after="40"/>
+            </w:pPr>
+            <w:r/>
+            <w:r>
+              <w:rPr>
+                <w:rFonts w:ascii="Calibri" w:hAnsi="Calibri" w:eastAsia="Calibri"/>
+                <w:b w:val="0"/>
+                <w:sz w:val="18"/>
+              </w:rPr>
+              <w:t>ClearChargingProfile</w:t>
+            </w:r>
+          </w:p>
+        </w:tc>
+        <w:tc>
+          <w:tcPr>
+            <w:tcW w:type="dxa" w:w="3324"/>
+          </w:tcPr>
+          <w:p>
+            <w:pPr>
+              <w:spacing w:before="40" w:after="40"/>
+            </w:pPr>
+            <w:r/>
+            <w:r>
+              <w:rPr>
+                <w:rFonts w:ascii="Calibri" w:hAnsi="Calibri" w:eastAsia="Calibri"/>
+                <w:b w:val="0"/>
+                <w:sz w:val="18"/>
+              </w:rPr>
+              <w:t>Remove profile(s)</w:t>
+            </w:r>
+          </w:p>
+        </w:tc>
+        <w:tc>
+          <w:tcPr>
+            <w:tcW w:type="dxa" w:w="3324"/>
+          </w:tcPr>
+          <w:p>
+            <w:pPr>
+              <w:spacing w:before="40" w:after="40"/>
+            </w:pPr>
+            <w:r/>
+            <w:r>
+              <w:rPr>
+                <w:rFonts w:ascii="Calibri" w:hAnsi="Calibri" w:eastAsia="Calibri"/>
+                <w:b w:val="0"/>
+                <w:sz w:val="18"/>
+              </w:rPr>
+              <w:t>Accepted / Unknown</w:t>
+            </w:r>
+          </w:p>
+        </w:tc>
+      </w:tr>
+      <w:tr>
+        <w:tc>
+          <w:tcPr>
+            <w:tcW w:type="dxa" w:w="3324"/>
+            <w:shd w:val="clear" w:color="auto" w:fill="FBEAEA"/>
+          </w:tcPr>
+          <w:p>
+            <w:pPr>
+              <w:spacing w:before="40" w:after="40"/>
+            </w:pPr>
+            <w:r/>
+            <w:r>
+              <w:rPr>
+                <w:rFonts w:ascii="Calibri" w:hAnsi="Calibri" w:eastAsia="Calibri"/>
+                <w:b w:val="0"/>
+                <w:sz w:val="18"/>
+              </w:rPr>
+              <w:t>GetCompositeSchedule</w:t>
+            </w:r>
+          </w:p>
+        </w:tc>
+        <w:tc>
+          <w:tcPr>
+            <w:tcW w:type="dxa" w:w="3324"/>
+            <w:shd w:val="clear" w:color="auto" w:fill="FBEAEA"/>
+          </w:tcPr>
+          <w:p>
+            <w:pPr>
+              <w:spacing w:before="40" w:after="40"/>
+            </w:pPr>
+            <w:r/>
+            <w:r>
+              <w:rPr>
+                <w:rFonts w:ascii="Calibri" w:hAnsi="Calibri" w:eastAsia="Calibri"/>
+                <w:b w:val="0"/>
+                <w:sz w:val="18"/>
+              </w:rPr>
+              <w:t>Ask planned power schedule</w:t>
+            </w:r>
+          </w:p>
+        </w:tc>
+        <w:tc>
+          <w:tcPr>
+            <w:tcW w:type="dxa" w:w="3324"/>
+            <w:shd w:val="clear" w:color="auto" w:fill="FBEAEA"/>
+          </w:tcPr>
+          <w:p>
+            <w:pPr>
+              <w:spacing w:before="40" w:after="40"/>
+            </w:pPr>
+            <w:r/>
+            <w:r>
+              <w:rPr>
+                <w:rFonts w:ascii="Calibri" w:hAnsi="Calibri" w:eastAsia="Calibri"/>
+                <w:b w:val="0"/>
+                <w:sz w:val="18"/>
+              </w:rPr>
+              <w:t>schedule object or rejected</w:t>
+            </w:r>
+          </w:p>
+        </w:tc>
+      </w:tr>
+      <w:tr>
+        <w:tc>
+          <w:tcPr>
+            <w:tcW w:type="dxa" w:w="3324"/>
+          </w:tcPr>
+          <w:p>
+            <w:pPr>
+              <w:spacing w:before="40" w:after="40"/>
+            </w:pPr>
+            <w:r/>
+            <w:r>
+              <w:rPr>
+                <w:rFonts w:ascii="Calibri" w:hAnsi="Calibri" w:eastAsia="Calibri"/>
+                <w:b w:val="0"/>
+                <w:sz w:val="18"/>
+              </w:rPr>
+              <w:t>DataTransfer</w:t>
+            </w:r>
+          </w:p>
+        </w:tc>
+        <w:tc>
+          <w:tcPr>
+            <w:tcW w:type="dxa" w:w="3324"/>
+          </w:tcPr>
+          <w:p>
+            <w:pPr>
+              <w:spacing w:before="40" w:after="40"/>
+            </w:pPr>
+            <w:r/>
+            <w:r>
+              <w:rPr>
+                <w:rFonts w:ascii="Calibri" w:hAnsi="Calibri" w:eastAsia="Calibri"/>
+                <w:b w:val="0"/>
+                <w:sz w:val="18"/>
+              </w:rPr>
+              <w:t>Vendor command to CP</w:t>
+            </w:r>
+          </w:p>
+        </w:tc>
+        <w:tc>
+          <w:tcPr>
+            <w:tcW w:type="dxa" w:w="3324"/>
+          </w:tcPr>
+          <w:p>
+            <w:pPr>
+              <w:spacing w:before="40" w:after="40"/>
+            </w:pPr>
+            <w:r/>
+            <w:r>
+              <w:rPr>
+                <w:rFonts w:ascii="Calibri" w:hAnsi="Calibri" w:eastAsia="Calibri"/>
+                <w:b w:val="0"/>
+                <w:sz w:val="18"/>
+              </w:rPr>
+              <w:t>Accepted / Rejected / UnknownVendorId / UnknownMessageId</w:t>
+            </w:r>
+          </w:p>
+        </w:tc>
+      </w:tr>
+    </w:tbl>
+    <w:p>
+      <w:pPr>
+        <w:spacing w:after="120"/>
+      </w:pPr>
+    </w:p>
+    <w:p>
+      <w:pPr>
+        <w:pStyle w:val="Heading2"/>
+      </w:pPr>
+      <w:r>
+        <w:rPr>
+          <w:rFonts w:ascii="Calibri" w:hAnsi="Calibri" w:eastAsia="Calibri"/>
+          <w:b/>
+          <w:color w:val="374151"/>
+          <w:sz w:val="24"/>
+        </w:rPr>
+        <w:t>Key payloads (CMS → CP)</w:t>
       </w:r>
     </w:p>
     <w:p>
@@ -512,10 +4313,58 @@
       <w:r>
         <w:rPr>
           <w:rFonts w:ascii="Calibri" w:hAnsi="Calibri" w:eastAsia="Calibri"/>
-          <w:b w:val="0"/>
-          <w:sz w:val="22"/>
-        </w:rPr>
-        <w:t>1. WebSocket open</w:t>
+          <w:b/>
+          <w:sz w:val="22"/>
+        </w:rPr>
+        <w:t>RemoteStartTransaction.req</w:t>
+      </w:r>
+      <w:r>
+        <w:rPr>
+          <w:rFonts w:ascii="Calibri" w:hAnsi="Calibri" w:eastAsia="Calibri"/>
+          <w:b w:val="0"/>
+          <w:sz w:val="22"/>
+        </w:rPr>
+        <w:t xml:space="preserve"> — </w:t>
+      </w:r>
+      <w:r>
+        <w:rPr>
+          <w:rFonts w:ascii="Consolas" w:hAnsi="Consolas" w:eastAsia="Consolas"/>
+          <w:b w:val="0"/>
+          <w:sz w:val="22"/>
+        </w:rPr>
+        <w:t>idTag</w:t>
+      </w:r>
+      <w:r>
+        <w:rPr>
+          <w:rFonts w:ascii="Calibri" w:hAnsi="Calibri" w:eastAsia="Calibri"/>
+          <w:b w:val="0"/>
+          <w:sz w:val="22"/>
+        </w:rPr>
+        <w:t xml:space="preserve">, optional </w:t>
+      </w:r>
+      <w:r>
+        <w:rPr>
+          <w:rFonts w:ascii="Consolas" w:hAnsi="Consolas" w:eastAsia="Consolas"/>
+          <w:b w:val="0"/>
+          <w:sz w:val="22"/>
+        </w:rPr>
+        <w:t>connectorId</w:t>
+      </w:r>
+      <w:r>
+        <w:rPr>
+          <w:rFonts w:ascii="Calibri" w:hAnsi="Calibri" w:eastAsia="Calibri"/>
+          <w:b w:val="0"/>
+          <w:sz w:val="22"/>
+        </w:rPr>
+        <w:t xml:space="preserve">, optional </w:t>
+      </w:r>
+      <w:r>
+        <w:rPr>
+          <w:rFonts w:ascii="Consolas" w:hAnsi="Consolas" w:eastAsia="Consolas"/>
+          <w:b w:val="0"/>
+          <w:sz w:val="22"/>
+        </w:rPr>
+        <w:t>chargingProfile</w:t>
       </w:r>
     </w:p>
     <w:p>
@@ -525,26 +4374,18 @@
       <w:r>
         <w:rPr>
           <w:rFonts w:ascii="Calibri" w:hAnsi="Calibri" w:eastAsia="Calibri"/>
-          <w:b w:val="0"/>
-          <w:sz w:val="22"/>
-        </w:rPr>
-        <w:t xml:space="preserve">2. </w:t>
+          <w:b/>
+          <w:sz w:val="22"/>
+        </w:rPr>
+        <w:t>RemoteStopTransaction.req</w:t>
       </w:r>
       <w:r>
         <w:rPr>
           <w:rFonts w:ascii="Calibri" w:hAnsi="Calibri" w:eastAsia="Calibri"/>
-          <w:b/>
-          <w:sz w:val="22"/>
-        </w:rPr>
-        <w:t>BootNotification</w:t>
-      </w:r>
-      <w:r>
-        <w:rPr>
-          <w:rFonts w:ascii="Calibri" w:hAnsi="Calibri" w:eastAsia="Calibri"/>
-          <w:b w:val="0"/>
-          <w:sz w:val="22"/>
-        </w:rPr>
-        <w:t xml:space="preserve"> → CMS returns </w:t>
+          <w:b w:val="0"/>
+          <w:sz w:val="22"/>
+        </w:rPr>
+        <w:t xml:space="preserve"> — </w:t>
       </w:r>
       <w:r>
         <w:rPr>
@@ -552,39 +4393,7 @@
           <w:b w:val="0"/>
           <w:sz w:val="22"/>
         </w:rPr>
-        <w:t>status</w:t>
-      </w:r>
-      <w:r>
-        <w:rPr>
-          <w:rFonts w:ascii="Calibri" w:hAnsi="Calibri" w:eastAsia="Calibri"/>
-          <w:b w:val="0"/>
-          <w:sz w:val="22"/>
-        </w:rPr>
-        <w:t xml:space="preserve">, </w:t>
-      </w:r>
-      <w:r>
-        <w:rPr>
-          <w:rFonts w:ascii="Consolas" w:hAnsi="Consolas" w:eastAsia="Consolas"/>
-          <w:b w:val="0"/>
-          <w:sz w:val="22"/>
-        </w:rPr>
-        <w:t>currentTime</w:t>
-      </w:r>
-      <w:r>
-        <w:rPr>
-          <w:rFonts w:ascii="Calibri" w:hAnsi="Calibri" w:eastAsia="Calibri"/>
-          <w:b w:val="0"/>
-          <w:sz w:val="22"/>
-        </w:rPr>
-        <w:t xml:space="preserve">, </w:t>
-      </w:r>
-      <w:r>
-        <w:rPr>
-          <w:rFonts w:ascii="Consolas" w:hAnsi="Consolas" w:eastAsia="Consolas"/>
-          <w:b w:val="0"/>
-          <w:sz w:val="22"/>
-        </w:rPr>
-        <w:t>interval</w:t>
+        <w:t>transactionId</w:t>
       </w:r>
     </w:p>
     <w:p>
@@ -594,18 +4403,26 @@
       <w:r>
         <w:rPr>
           <w:rFonts w:ascii="Calibri" w:hAnsi="Calibri" w:eastAsia="Calibri"/>
-          <w:b w:val="0"/>
-          <w:sz w:val="22"/>
-        </w:rPr>
-        <w:t xml:space="preserve">3. If </w:t>
+          <w:b/>
+          <w:sz w:val="22"/>
+        </w:rPr>
+        <w:t>Reset.req</w:t>
       </w:r>
       <w:r>
         <w:rPr>
           <w:rFonts w:ascii="Calibri" w:hAnsi="Calibri" w:eastAsia="Calibri"/>
-          <w:b/>
-          <w:sz w:val="22"/>
-        </w:rPr>
-        <w:t>Accepted</w:t>
+          <w:b w:val="0"/>
+          <w:sz w:val="22"/>
+        </w:rPr>
+        <w:t xml:space="preserve"> — </w:t>
+      </w:r>
+      <w:r>
+        <w:rPr>
+          <w:rFonts w:ascii="Consolas" w:hAnsi="Consolas" w:eastAsia="Consolas"/>
+          <w:b w:val="0"/>
+          <w:sz w:val="22"/>
+        </w:rPr>
+        <w:t>type</w:t>
       </w:r>
       <w:r>
         <w:rPr>
@@ -613,23 +4430,23 @@
           <w:b w:val="0"/>
           <w:sz w:val="22"/>
         </w:rPr>
-        <w:t xml:space="preserve"> → </w:t>
+        <w:t xml:space="preserve">: </w:t>
+      </w:r>
+      <w:r>
+        <w:rPr>
+          <w:rFonts w:ascii="Consolas" w:hAnsi="Consolas" w:eastAsia="Consolas"/>
+          <w:b w:val="0"/>
+          <w:sz w:val="22"/>
+        </w:rPr>
+        <w:t>Soft</w:t>
       </w:r>
       <w:r>
         <w:rPr>
           <w:rFonts w:ascii="Calibri" w:hAnsi="Calibri" w:eastAsia="Calibri"/>
-          <w:b/>
-          <w:sz w:val="22"/>
-        </w:rPr>
-        <w:t>StatusNotification</w:t>
-      </w:r>
-      <w:r>
-        <w:rPr>
-          <w:rFonts w:ascii="Calibri" w:hAnsi="Calibri" w:eastAsia="Calibri"/>
-          <w:b w:val="0"/>
-          <w:sz w:val="22"/>
-        </w:rPr>
-        <w:t xml:space="preserve"> for connector </w:t>
+          <w:b w:val="0"/>
+          <w:sz w:val="22"/>
+        </w:rPr>
+        <w:t xml:space="preserve"> / </w:t>
       </w:r>
       <w:r>
         <w:rPr>
@@ -637,23 +4454,7 @@
           <w:b w:val="0"/>
           <w:sz w:val="22"/>
         </w:rPr>
-        <w:t>0</w:t>
-      </w:r>
-      <w:r>
-        <w:rPr>
-          <w:rFonts w:ascii="Calibri" w:hAnsi="Calibri" w:eastAsia="Calibri"/>
-          <w:b w:val="0"/>
-          <w:sz w:val="22"/>
-        </w:rPr>
-        <w:t xml:space="preserve"> and each </w:t>
-      </w:r>
-      <w:r>
-        <w:rPr>
-          <w:rFonts w:ascii="Consolas" w:hAnsi="Consolas" w:eastAsia="Consolas"/>
-          <w:b w:val="0"/>
-          <w:sz w:val="22"/>
-        </w:rPr>
-        <w:t>1…N</w:t>
+        <w:t>Hard</w:t>
       </w:r>
     </w:p>
     <w:p>
@@ -663,18 +4464,87 @@
       <w:r>
         <w:rPr>
           <w:rFonts w:ascii="Calibri" w:hAnsi="Calibri" w:eastAsia="Calibri"/>
-          <w:b w:val="0"/>
-          <w:sz w:val="22"/>
-        </w:rPr>
-        <w:t xml:space="preserve">4. </w:t>
-      </w:r>
+          <w:b/>
+          <w:sz w:val="22"/>
+        </w:rPr>
+        <w:t>ChangeAvailability.req</w:t>
+      </w:r>
+      <w:r>
+        <w:rPr>
+          <w:rFonts w:ascii="Calibri" w:hAnsi="Calibri" w:eastAsia="Calibri"/>
+          <w:b w:val="0"/>
+          <w:sz w:val="22"/>
+        </w:rPr>
+        <w:t xml:space="preserve"> — </w:t>
+      </w:r>
+      <w:r>
+        <w:rPr>
+          <w:rFonts w:ascii="Consolas" w:hAnsi="Consolas" w:eastAsia="Consolas"/>
+          <w:b w:val="0"/>
+          <w:sz w:val="22"/>
+        </w:rPr>
+        <w:t>connectorId</w:t>
+      </w:r>
+      <w:r>
+        <w:rPr>
+          <w:rFonts w:ascii="Calibri" w:hAnsi="Calibri" w:eastAsia="Calibri"/>
+          <w:b w:val="0"/>
+          <w:sz w:val="22"/>
+        </w:rPr>
+        <w:t xml:space="preserve">, </w:t>
+      </w:r>
+      <w:r>
+        <w:rPr>
+          <w:rFonts w:ascii="Consolas" w:hAnsi="Consolas" w:eastAsia="Consolas"/>
+          <w:b w:val="0"/>
+          <w:sz w:val="22"/>
+        </w:rPr>
+        <w:t>type</w:t>
+      </w:r>
+      <w:r>
+        <w:rPr>
+          <w:rFonts w:ascii="Calibri" w:hAnsi="Calibri" w:eastAsia="Calibri"/>
+          <w:b w:val="0"/>
+          <w:sz w:val="22"/>
+        </w:rPr>
+        <w:t xml:space="preserve">: </w:t>
+      </w:r>
+      <w:r>
+        <w:rPr>
+          <w:rFonts w:ascii="Consolas" w:hAnsi="Consolas" w:eastAsia="Consolas"/>
+          <w:b w:val="0"/>
+          <w:sz w:val="22"/>
+        </w:rPr>
+        <w:t>Operative</w:t>
+      </w:r>
+      <w:r>
+        <w:rPr>
+          <w:rFonts w:ascii="Calibri" w:hAnsi="Calibri" w:eastAsia="Calibri"/>
+          <w:b w:val="0"/>
+          <w:sz w:val="22"/>
+        </w:rPr>
+        <w:t xml:space="preserve"> / </w:t>
+      </w:r>
+      <w:r>
+        <w:rPr>
+          <w:rFonts w:ascii="Consolas" w:hAnsi="Consolas" w:eastAsia="Consolas"/>
+          <w:b w:val="0"/>
+          <w:sz w:val="22"/>
+        </w:rPr>
+        <w:t>Inoperative</w:t>
+      </w:r>
+    </w:p>
+    <w:p>
+      <w:pPr>
+        <w:spacing w:after="120"/>
+      </w:pPr>
       <w:r>
         <w:rPr>
           <w:rFonts w:ascii="Calibri" w:hAnsi="Calibri" w:eastAsia="Calibri"/>
           <w:b/>
           <w:sz w:val="22"/>
         </w:rPr>
-        <w:t>Heartbeat</w:t>
+        <w:t>ChangeConfiguration.req</w:t>
       </w:r>
       <w:r>
         <w:rPr>
@@ -682,7 +4552,7 @@
           <w:b w:val="0"/>
           <w:sz w:val="22"/>
         </w:rPr>
-        <w:t xml:space="preserve"> every </w:t>
+        <w:t xml:space="preserve"> — </w:t>
       </w:r>
       <w:r>
         <w:rPr>
@@ -690,7 +4560,7 @@
           <w:b w:val="0"/>
           <w:sz w:val="22"/>
         </w:rPr>
-        <w:t>interval</w:t>
+        <w:t>key</w:t>
       </w:r>
       <w:r>
         <w:rPr>
@@ -698,7 +4568,629 @@
           <w:b w:val="0"/>
           <w:sz w:val="22"/>
         </w:rPr>
-        <w:t xml:space="preserve"> seconds</w:t>
+        <w:t xml:space="preserve">, </w:t>
+      </w:r>
+      <w:r>
+        <w:rPr>
+          <w:rFonts w:ascii="Consolas" w:hAnsi="Consolas" w:eastAsia="Consolas"/>
+          <w:b w:val="0"/>
+          <w:sz w:val="22"/>
+        </w:rPr>
+        <w:t>value</w:t>
+      </w:r>
+      <w:r>
+        <w:rPr>
+          <w:rFonts w:ascii="Calibri" w:hAnsi="Calibri" w:eastAsia="Calibri"/>
+          <w:b w:val="0"/>
+          <w:sz w:val="22"/>
+        </w:rPr>
+        <w:t xml:space="preserve"> (strings)</w:t>
+      </w:r>
+    </w:p>
+    <w:p>
+      <w:pPr>
+        <w:spacing w:after="120"/>
+      </w:pPr>
+      <w:r>
+        <w:rPr>
+          <w:rFonts w:ascii="Calibri" w:hAnsi="Calibri" w:eastAsia="Calibri"/>
+          <w:b/>
+          <w:sz w:val="22"/>
+        </w:rPr>
+        <w:t>SendLocalList.req</w:t>
+      </w:r>
+      <w:r>
+        <w:rPr>
+          <w:rFonts w:ascii="Calibri" w:hAnsi="Calibri" w:eastAsia="Calibri"/>
+          <w:b w:val="0"/>
+          <w:sz w:val="22"/>
+        </w:rPr>
+        <w:t xml:space="preserve"> — </w:t>
+      </w:r>
+      <w:r>
+        <w:rPr>
+          <w:rFonts w:ascii="Consolas" w:hAnsi="Consolas" w:eastAsia="Consolas"/>
+          <w:b w:val="0"/>
+          <w:sz w:val="22"/>
+        </w:rPr>
+        <w:t>listVersion</w:t>
+      </w:r>
+      <w:r>
+        <w:rPr>
+          <w:rFonts w:ascii="Calibri" w:hAnsi="Calibri" w:eastAsia="Calibri"/>
+          <w:b w:val="0"/>
+          <w:sz w:val="22"/>
+        </w:rPr>
+        <w:t xml:space="preserve">, </w:t>
+      </w:r>
+      <w:r>
+        <w:rPr>
+          <w:rFonts w:ascii="Consolas" w:hAnsi="Consolas" w:eastAsia="Consolas"/>
+          <w:b w:val="0"/>
+          <w:sz w:val="22"/>
+        </w:rPr>
+        <w:t>updateType</w:t>
+      </w:r>
+      <w:r>
+        <w:rPr>
+          <w:rFonts w:ascii="Calibri" w:hAnsi="Calibri" w:eastAsia="Calibri"/>
+          <w:b w:val="0"/>
+          <w:sz w:val="22"/>
+        </w:rPr>
+        <w:t xml:space="preserve"> (</w:t>
+      </w:r>
+      <w:r>
+        <w:rPr>
+          <w:rFonts w:ascii="Consolas" w:hAnsi="Consolas" w:eastAsia="Consolas"/>
+          <w:b w:val="0"/>
+          <w:sz w:val="22"/>
+        </w:rPr>
+        <w:t>Full</w:t>
+      </w:r>
+      <w:r>
+        <w:rPr>
+          <w:rFonts w:ascii="Calibri" w:hAnsi="Calibri" w:eastAsia="Calibri"/>
+          <w:b w:val="0"/>
+          <w:sz w:val="22"/>
+        </w:rPr>
+        <w:t xml:space="preserve"> / </w:t>
+      </w:r>
+      <w:r>
+        <w:rPr>
+          <w:rFonts w:ascii="Consolas" w:hAnsi="Consolas" w:eastAsia="Consolas"/>
+          <w:b w:val="0"/>
+          <w:sz w:val="22"/>
+        </w:rPr>
+        <w:t>Differential</w:t>
+      </w:r>
+      <w:r>
+        <w:rPr>
+          <w:rFonts w:ascii="Calibri" w:hAnsi="Calibri" w:eastAsia="Calibri"/>
+          <w:b w:val="0"/>
+          <w:sz w:val="22"/>
+        </w:rPr>
+        <w:t xml:space="preserve">), </w:t>
+      </w:r>
+      <w:r>
+        <w:rPr>
+          <w:rFonts w:ascii="Consolas" w:hAnsi="Consolas" w:eastAsia="Consolas"/>
+          <w:b w:val="0"/>
+          <w:sz w:val="22"/>
+        </w:rPr>
+        <w:t>localAuthorizationList[]</w:t>
+      </w:r>
+    </w:p>
+    <w:p>
+      <w:pPr>
+        <w:spacing w:after="120"/>
+      </w:pPr>
+      <w:r>
+        <w:rPr>
+          <w:rFonts w:ascii="Calibri" w:hAnsi="Calibri" w:eastAsia="Calibri"/>
+          <w:b/>
+          <w:sz w:val="22"/>
+        </w:rPr>
+        <w:t>ReserveNow.req</w:t>
+      </w:r>
+      <w:r>
+        <w:rPr>
+          <w:rFonts w:ascii="Calibri" w:hAnsi="Calibri" w:eastAsia="Calibri"/>
+          <w:b w:val="0"/>
+          <w:sz w:val="22"/>
+        </w:rPr>
+        <w:t xml:space="preserve"> — </w:t>
+      </w:r>
+      <w:r>
+        <w:rPr>
+          <w:rFonts w:ascii="Consolas" w:hAnsi="Consolas" w:eastAsia="Consolas"/>
+          <w:b w:val="0"/>
+          <w:sz w:val="22"/>
+        </w:rPr>
+        <w:t>connectorId</w:t>
+      </w:r>
+      <w:r>
+        <w:rPr>
+          <w:rFonts w:ascii="Calibri" w:hAnsi="Calibri" w:eastAsia="Calibri"/>
+          <w:b w:val="0"/>
+          <w:sz w:val="22"/>
+        </w:rPr>
+        <w:t xml:space="preserve">, </w:t>
+      </w:r>
+      <w:r>
+        <w:rPr>
+          <w:rFonts w:ascii="Consolas" w:hAnsi="Consolas" w:eastAsia="Consolas"/>
+          <w:b w:val="0"/>
+          <w:sz w:val="22"/>
+        </w:rPr>
+        <w:t>expiryDate</w:t>
+      </w:r>
+      <w:r>
+        <w:rPr>
+          <w:rFonts w:ascii="Calibri" w:hAnsi="Calibri" w:eastAsia="Calibri"/>
+          <w:b w:val="0"/>
+          <w:sz w:val="22"/>
+        </w:rPr>
+        <w:t xml:space="preserve">, </w:t>
+      </w:r>
+      <w:r>
+        <w:rPr>
+          <w:rFonts w:ascii="Consolas" w:hAnsi="Consolas" w:eastAsia="Consolas"/>
+          <w:b w:val="0"/>
+          <w:sz w:val="22"/>
+        </w:rPr>
+        <w:t>idTag</w:t>
+      </w:r>
+      <w:r>
+        <w:rPr>
+          <w:rFonts w:ascii="Calibri" w:hAnsi="Calibri" w:eastAsia="Calibri"/>
+          <w:b w:val="0"/>
+          <w:sz w:val="22"/>
+        </w:rPr>
+        <w:t xml:space="preserve">, </w:t>
+      </w:r>
+      <w:r>
+        <w:rPr>
+          <w:rFonts w:ascii="Consolas" w:hAnsi="Consolas" w:eastAsia="Consolas"/>
+          <w:b w:val="0"/>
+          <w:sz w:val="22"/>
+        </w:rPr>
+        <w:t>reservationId</w:t>
+      </w:r>
+      <w:r>
+        <w:rPr>
+          <w:rFonts w:ascii="Calibri" w:hAnsi="Calibri" w:eastAsia="Calibri"/>
+          <w:b w:val="0"/>
+          <w:sz w:val="22"/>
+        </w:rPr>
+        <w:t xml:space="preserve">, optional </w:t>
+      </w:r>
+      <w:r>
+        <w:rPr>
+          <w:rFonts w:ascii="Consolas" w:hAnsi="Consolas" w:eastAsia="Consolas"/>
+          <w:b w:val="0"/>
+          <w:sz w:val="22"/>
+        </w:rPr>
+        <w:t>parentIdTag</w:t>
+      </w:r>
+    </w:p>
+    <w:p>
+      <w:pPr>
+        <w:spacing w:after="120"/>
+      </w:pPr>
+      <w:r>
+        <w:rPr>
+          <w:rFonts w:ascii="Calibri" w:hAnsi="Calibri" w:eastAsia="Calibri"/>
+          <w:b/>
+          <w:sz w:val="22"/>
+        </w:rPr>
+        <w:t>TriggerMessage.req</w:t>
+      </w:r>
+      <w:r>
+        <w:rPr>
+          <w:rFonts w:ascii="Calibri" w:hAnsi="Calibri" w:eastAsia="Calibri"/>
+          <w:b w:val="0"/>
+          <w:sz w:val="22"/>
+        </w:rPr>
+        <w:t xml:space="preserve"> — </w:t>
+      </w:r>
+      <w:r>
+        <w:rPr>
+          <w:rFonts w:ascii="Consolas" w:hAnsi="Consolas" w:eastAsia="Consolas"/>
+          <w:b w:val="0"/>
+          <w:sz w:val="22"/>
+        </w:rPr>
+        <w:t>requestedMessage</w:t>
+      </w:r>
+      <w:r>
+        <w:rPr>
+          <w:rFonts w:ascii="Calibri" w:hAnsi="Calibri" w:eastAsia="Calibri"/>
+          <w:b w:val="0"/>
+          <w:sz w:val="22"/>
+        </w:rPr>
+        <w:t xml:space="preserve">, optional </w:t>
+      </w:r>
+      <w:r>
+        <w:rPr>
+          <w:rFonts w:ascii="Consolas" w:hAnsi="Consolas" w:eastAsia="Consolas"/>
+          <w:b w:val="0"/>
+          <w:sz w:val="22"/>
+        </w:rPr>
+        <w:t>connectorId</w:t>
+      </w:r>
+    </w:p>
+    <w:p>
+      <w:pPr>
+        <w:spacing w:after="120"/>
+      </w:pPr>
+      <w:r>
+        <w:rPr>
+          <w:rFonts w:ascii="Calibri" w:hAnsi="Calibri" w:eastAsia="Calibri"/>
+          <w:b/>
+          <w:sz w:val="22"/>
+        </w:rPr>
+        <w:t>UpdateFirmware.req</w:t>
+      </w:r>
+      <w:r>
+        <w:rPr>
+          <w:rFonts w:ascii="Calibri" w:hAnsi="Calibri" w:eastAsia="Calibri"/>
+          <w:b w:val="0"/>
+          <w:sz w:val="22"/>
+        </w:rPr>
+        <w:t xml:space="preserve"> — </w:t>
+      </w:r>
+      <w:r>
+        <w:rPr>
+          <w:rFonts w:ascii="Consolas" w:hAnsi="Consolas" w:eastAsia="Consolas"/>
+          <w:b w:val="0"/>
+          <w:sz w:val="22"/>
+        </w:rPr>
+        <w:t>location</w:t>
+      </w:r>
+      <w:r>
+        <w:rPr>
+          <w:rFonts w:ascii="Calibri" w:hAnsi="Calibri" w:eastAsia="Calibri"/>
+          <w:b w:val="0"/>
+          <w:sz w:val="22"/>
+        </w:rPr>
+        <w:t xml:space="preserve">, optional </w:t>
+      </w:r>
+      <w:r>
+        <w:rPr>
+          <w:rFonts w:ascii="Consolas" w:hAnsi="Consolas" w:eastAsia="Consolas"/>
+          <w:b w:val="0"/>
+          <w:sz w:val="22"/>
+        </w:rPr>
+        <w:t>retrieveDate</w:t>
+      </w:r>
+      <w:r>
+        <w:rPr>
+          <w:rFonts w:ascii="Calibri" w:hAnsi="Calibri" w:eastAsia="Calibri"/>
+          <w:b w:val="0"/>
+          <w:sz w:val="22"/>
+        </w:rPr>
+        <w:t xml:space="preserve">, </w:t>
+      </w:r>
+      <w:r>
+        <w:rPr>
+          <w:rFonts w:ascii="Consolas" w:hAnsi="Consolas" w:eastAsia="Consolas"/>
+          <w:b w:val="0"/>
+          <w:sz w:val="22"/>
+        </w:rPr>
+        <w:t>retries</w:t>
+      </w:r>
+      <w:r>
+        <w:rPr>
+          <w:rFonts w:ascii="Calibri" w:hAnsi="Calibri" w:eastAsia="Calibri"/>
+          <w:b w:val="0"/>
+          <w:sz w:val="22"/>
+        </w:rPr>
+        <w:t xml:space="preserve">, </w:t>
+      </w:r>
+      <w:r>
+        <w:rPr>
+          <w:rFonts w:ascii="Consolas" w:hAnsi="Consolas" w:eastAsia="Consolas"/>
+          <w:b w:val="0"/>
+          <w:sz w:val="22"/>
+        </w:rPr>
+        <w:t>retryInterval</w:t>
+      </w:r>
+    </w:p>
+    <w:p>
+      <w:pPr>
+        <w:spacing w:after="120"/>
+      </w:pPr>
+      <w:r>
+        <w:rPr>
+          <w:rFonts w:ascii="Calibri" w:hAnsi="Calibri" w:eastAsia="Calibri"/>
+          <w:b/>
+          <w:sz w:val="22"/>
+        </w:rPr>
+        <w:t>GetDiagnostics.req</w:t>
+      </w:r>
+      <w:r>
+        <w:rPr>
+          <w:rFonts w:ascii="Calibri" w:hAnsi="Calibri" w:eastAsia="Calibri"/>
+          <w:b w:val="0"/>
+          <w:sz w:val="22"/>
+        </w:rPr>
+        <w:t xml:space="preserve"> — </w:t>
+      </w:r>
+      <w:r>
+        <w:rPr>
+          <w:rFonts w:ascii="Consolas" w:hAnsi="Consolas" w:eastAsia="Consolas"/>
+          <w:b w:val="0"/>
+          <w:sz w:val="22"/>
+        </w:rPr>
+        <w:t>location</w:t>
+      </w:r>
+      <w:r>
+        <w:rPr>
+          <w:rFonts w:ascii="Calibri" w:hAnsi="Calibri" w:eastAsia="Calibri"/>
+          <w:b w:val="0"/>
+          <w:sz w:val="22"/>
+        </w:rPr>
+        <w:t xml:space="preserve">, optional </w:t>
+      </w:r>
+      <w:r>
+        <w:rPr>
+          <w:rFonts w:ascii="Consolas" w:hAnsi="Consolas" w:eastAsia="Consolas"/>
+          <w:b w:val="0"/>
+          <w:sz w:val="22"/>
+        </w:rPr>
+        <w:t>retries</w:t>
+      </w:r>
+      <w:r>
+        <w:rPr>
+          <w:rFonts w:ascii="Calibri" w:hAnsi="Calibri" w:eastAsia="Calibri"/>
+          <w:b w:val="0"/>
+          <w:sz w:val="22"/>
+        </w:rPr>
+        <w:t xml:space="preserve">, </w:t>
+      </w:r>
+      <w:r>
+        <w:rPr>
+          <w:rFonts w:ascii="Consolas" w:hAnsi="Consolas" w:eastAsia="Consolas"/>
+          <w:b w:val="0"/>
+          <w:sz w:val="22"/>
+        </w:rPr>
+        <w:t>retryInterval</w:t>
+      </w:r>
+      <w:r>
+        <w:rPr>
+          <w:rFonts w:ascii="Calibri" w:hAnsi="Calibri" w:eastAsia="Calibri"/>
+          <w:b w:val="0"/>
+          <w:sz w:val="22"/>
+        </w:rPr>
+        <w:t xml:space="preserve">, </w:t>
+      </w:r>
+      <w:r>
+        <w:rPr>
+          <w:rFonts w:ascii="Consolas" w:hAnsi="Consolas" w:eastAsia="Consolas"/>
+          <w:b w:val="0"/>
+          <w:sz w:val="22"/>
+        </w:rPr>
+        <w:t>startTime</w:t>
+      </w:r>
+      <w:r>
+        <w:rPr>
+          <w:rFonts w:ascii="Calibri" w:hAnsi="Calibri" w:eastAsia="Calibri"/>
+          <w:b w:val="0"/>
+          <w:sz w:val="22"/>
+        </w:rPr>
+        <w:t xml:space="preserve">, </w:t>
+      </w:r>
+      <w:r>
+        <w:rPr>
+          <w:rFonts w:ascii="Consolas" w:hAnsi="Consolas" w:eastAsia="Consolas"/>
+          <w:b w:val="0"/>
+          <w:sz w:val="22"/>
+        </w:rPr>
+        <w:t>stopTime</w:t>
+      </w:r>
+    </w:p>
+    <w:p>
+      <w:pPr>
+        <w:spacing w:after="120"/>
+      </w:pPr>
+      <w:r>
+        <w:rPr>
+          <w:rFonts w:ascii="Calibri" w:hAnsi="Calibri" w:eastAsia="Calibri"/>
+          <w:b/>
+          <w:sz w:val="22"/>
+        </w:rPr>
+        <w:t>SetChargingProfile.req</w:t>
+      </w:r>
+      <w:r>
+        <w:rPr>
+          <w:rFonts w:ascii="Calibri" w:hAnsi="Calibri" w:eastAsia="Calibri"/>
+          <w:b w:val="0"/>
+          <w:sz w:val="22"/>
+        </w:rPr>
+        <w:t xml:space="preserve"> — </w:t>
+      </w:r>
+      <w:r>
+        <w:rPr>
+          <w:rFonts w:ascii="Consolas" w:hAnsi="Consolas" w:eastAsia="Consolas"/>
+          <w:b w:val="0"/>
+          <w:sz w:val="22"/>
+        </w:rPr>
+        <w:t>connectorId</w:t>
+      </w:r>
+      <w:r>
+        <w:rPr>
+          <w:rFonts w:ascii="Calibri" w:hAnsi="Calibri" w:eastAsia="Calibri"/>
+          <w:b w:val="0"/>
+          <w:sz w:val="22"/>
+        </w:rPr>
+        <w:t xml:space="preserve">, </w:t>
+      </w:r>
+      <w:r>
+        <w:rPr>
+          <w:rFonts w:ascii="Consolas" w:hAnsi="Consolas" w:eastAsia="Consolas"/>
+          <w:b w:val="0"/>
+          <w:sz w:val="22"/>
+        </w:rPr>
+        <w:t>csChargingProfiles</w:t>
+      </w:r>
+      <w:r>
+        <w:rPr>
+          <w:rFonts w:ascii="Calibri" w:hAnsi="Calibri" w:eastAsia="Calibri"/>
+          <w:b w:val="0"/>
+          <w:sz w:val="22"/>
+        </w:rPr>
+        <w:t xml:space="preserve"> (purpose, stackLevel, schedule periods, …)</w:t>
+      </w:r>
+    </w:p>
+    <w:p>
+      <w:pPr>
+        <w:spacing w:after="120"/>
+      </w:pPr>
+      <w:r>
+        <w:rPr>
+          <w:rFonts w:ascii="Calibri" w:hAnsi="Calibri" w:eastAsia="Calibri"/>
+          <w:b/>
+          <w:sz w:val="22"/>
+        </w:rPr>
+        <w:t>ClearChargingProfile.req</w:t>
+      </w:r>
+      <w:r>
+        <w:rPr>
+          <w:rFonts w:ascii="Calibri" w:hAnsi="Calibri" w:eastAsia="Calibri"/>
+          <w:b w:val="0"/>
+          <w:sz w:val="22"/>
+        </w:rPr>
+        <w:t xml:space="preserve"> — optional filters: </w:t>
+      </w:r>
+      <w:r>
+        <w:rPr>
+          <w:rFonts w:ascii="Consolas" w:hAnsi="Consolas" w:eastAsia="Consolas"/>
+          <w:b w:val="0"/>
+          <w:sz w:val="22"/>
+        </w:rPr>
+        <w:t>id</w:t>
+      </w:r>
+      <w:r>
+        <w:rPr>
+          <w:rFonts w:ascii="Calibri" w:hAnsi="Calibri" w:eastAsia="Calibri"/>
+          <w:b w:val="0"/>
+          <w:sz w:val="22"/>
+        </w:rPr>
+        <w:t xml:space="preserve">, </w:t>
+      </w:r>
+      <w:r>
+        <w:rPr>
+          <w:rFonts w:ascii="Consolas" w:hAnsi="Consolas" w:eastAsia="Consolas"/>
+          <w:b w:val="0"/>
+          <w:sz w:val="22"/>
+        </w:rPr>
+        <w:t>connectorId</w:t>
+      </w:r>
+      <w:r>
+        <w:rPr>
+          <w:rFonts w:ascii="Calibri" w:hAnsi="Calibri" w:eastAsia="Calibri"/>
+          <w:b w:val="0"/>
+          <w:sz w:val="22"/>
+        </w:rPr>
+        <w:t xml:space="preserve">, </w:t>
+      </w:r>
+      <w:r>
+        <w:rPr>
+          <w:rFonts w:ascii="Consolas" w:hAnsi="Consolas" w:eastAsia="Consolas"/>
+          <w:b w:val="0"/>
+          <w:sz w:val="22"/>
+        </w:rPr>
+        <w:t>chargingProfilePurpose</w:t>
+      </w:r>
+      <w:r>
+        <w:rPr>
+          <w:rFonts w:ascii="Calibri" w:hAnsi="Calibri" w:eastAsia="Calibri"/>
+          <w:b w:val="0"/>
+          <w:sz w:val="22"/>
+        </w:rPr>
+        <w:t xml:space="preserve">, </w:t>
+      </w:r>
+      <w:r>
+        <w:rPr>
+          <w:rFonts w:ascii="Consolas" w:hAnsi="Consolas" w:eastAsia="Consolas"/>
+          <w:b w:val="0"/>
+          <w:sz w:val="22"/>
+        </w:rPr>
+        <w:t>stackLevel</w:t>
+      </w:r>
+    </w:p>
+    <w:p>
+      <w:pPr>
+        <w:spacing w:after="120"/>
+      </w:pPr>
+      <w:r>
+        <w:rPr>
+          <w:rFonts w:ascii="Calibri" w:hAnsi="Calibri" w:eastAsia="Calibri"/>
+          <w:b/>
+          <w:sz w:val="22"/>
+        </w:rPr>
+        <w:t>GetCompositeSchedule.req</w:t>
+      </w:r>
+      <w:r>
+        <w:rPr>
+          <w:rFonts w:ascii="Calibri" w:hAnsi="Calibri" w:eastAsia="Calibri"/>
+          <w:b w:val="0"/>
+          <w:sz w:val="22"/>
+        </w:rPr>
+        <w:t xml:space="preserve"> — </w:t>
+      </w:r>
+      <w:r>
+        <w:rPr>
+          <w:rFonts w:ascii="Consolas" w:hAnsi="Consolas" w:eastAsia="Consolas"/>
+          <w:b w:val="0"/>
+          <w:sz w:val="22"/>
+        </w:rPr>
+        <w:t>connectorId</w:t>
+      </w:r>
+      <w:r>
+        <w:rPr>
+          <w:rFonts w:ascii="Calibri" w:hAnsi="Calibri" w:eastAsia="Calibri"/>
+          <w:b w:val="0"/>
+          <w:sz w:val="22"/>
+        </w:rPr>
+        <w:t xml:space="preserve">, </w:t>
+      </w:r>
+      <w:r>
+        <w:rPr>
+          <w:rFonts w:ascii="Consolas" w:hAnsi="Consolas" w:eastAsia="Consolas"/>
+          <w:b w:val="0"/>
+          <w:sz w:val="22"/>
+        </w:rPr>
+        <w:t>duration</w:t>
+      </w:r>
+      <w:r>
+        <w:rPr>
+          <w:rFonts w:ascii="Calibri" w:hAnsi="Calibri" w:eastAsia="Calibri"/>
+          <w:b w:val="0"/>
+          <w:sz w:val="22"/>
+        </w:rPr>
+        <w:t xml:space="preserve">, optional </w:t>
+      </w:r>
+      <w:r>
+        <w:rPr>
+          <w:rFonts w:ascii="Consolas" w:hAnsi="Consolas" w:eastAsia="Consolas"/>
+          <w:b w:val="0"/>
+          <w:sz w:val="22"/>
+        </w:rPr>
+        <w:t>chargingRateUnit</w:t>
+      </w:r>
+    </w:p>
+    <w:p>
+      <w:pPr>
+        <w:pStyle w:val="Heading1"/>
+      </w:pPr>
+      <w:r>
+        <w:rPr>
+          <w:rFonts w:ascii="Calibri" w:hAnsi="Calibri" w:eastAsia="Calibri"/>
+          <w:b/>
+          <w:color w:val="111827"/>
+          <w:sz w:val="28"/>
+        </w:rPr>
+        <w:t>4. Connector status values (StatusNotification)</w:t>
       </w:r>
     </w:p>
     <w:tbl>
@@ -730,7 +5222,7 @@
                 <w:color w:val="FFFFFF"/>
                 <w:sz w:val="18"/>
               </w:rPr>
-              <w:t>Boot field</w:t>
+              <w:t>Status</w:t>
             </w:r>
           </w:p>
         </w:tc>
@@ -772,7 +5264,7 @@
                 <w:b w:val="0"/>
                 <w:sz w:val="18"/>
               </w:rPr>
-              <w:t>Vendor / Model / Serial / firmwareVersion</w:t>
+              <w:t>Available</w:t>
             </w:r>
           </w:p>
         </w:tc>
@@ -791,7 +5283,7 @@
                 <w:b w:val="0"/>
                 <w:sz w:val="18"/>
               </w:rPr>
-              <w:t>CP identity</w:t>
+              <w:t>Free</w:t>
             </w:r>
           </w:p>
         </w:tc>
@@ -813,7 +5305,7 @@
                 <w:b w:val="0"/>
                 <w:sz w:val="18"/>
               </w:rPr>
-              <w:t>conf status</w:t>
+              <w:t>Preparing</w:t>
             </w:r>
           </w:p>
         </w:tc>
@@ -833,7 +5325,7 @@
                 <w:b w:val="0"/>
                 <w:sz w:val="18"/>
               </w:rPr>
-              <w:t>Accepted / Pending / Rejected</w:t>
+              <w:t>Cable/user prep before charge</w:t>
             </w:r>
           </w:p>
         </w:tc>
@@ -854,7 +5346,7 @@
                 <w:b w:val="0"/>
                 <w:sz w:val="18"/>
               </w:rPr>
-              <w:t>conf interval</w:t>
+              <w:t>Charging</w:t>
             </w:r>
           </w:p>
         </w:tc>
@@ -873,7 +5365,253 @@
                 <w:b w:val="0"/>
                 <w:sz w:val="18"/>
               </w:rPr>
-              <w:t>Heartbeat seconds</w:t>
+              <w:t>Session delivering (or active charge)</w:t>
+            </w:r>
+          </w:p>
+        </w:tc>
+      </w:tr>
+      <w:tr>
+        <w:tc>
+          <w:tcPr>
+            <w:tcW w:type="dxa" w:w="4986"/>
+            <w:shd w:val="clear" w:color="auto" w:fill="FBEAEA"/>
+          </w:tcPr>
+          <w:p>
+            <w:pPr>
+              <w:spacing w:before="40" w:after="40"/>
+            </w:pPr>
+            <w:r/>
+            <w:r>
+              <w:rPr>
+                <w:rFonts w:ascii="Calibri" w:hAnsi="Calibri" w:eastAsia="Calibri"/>
+                <w:b w:val="0"/>
+                <w:sz w:val="18"/>
+              </w:rPr>
+              <w:t>SuspendedEV</w:t>
+            </w:r>
+          </w:p>
+        </w:tc>
+        <w:tc>
+          <w:tcPr>
+            <w:tcW w:type="dxa" w:w="4986"/>
+            <w:shd w:val="clear" w:color="auto" w:fill="FBEAEA"/>
+          </w:tcPr>
+          <w:p>
+            <w:pPr>
+              <w:spacing w:before="40" w:after="40"/>
+            </w:pPr>
+            <w:r/>
+            <w:r>
+              <w:rPr>
+                <w:rFonts w:ascii="Calibri" w:hAnsi="Calibri" w:eastAsia="Calibri"/>
+                <w:b w:val="0"/>
+                <w:sz w:val="18"/>
+              </w:rPr>
+              <w:t>EV paused</w:t>
+            </w:r>
+          </w:p>
+        </w:tc>
+      </w:tr>
+      <w:tr>
+        <w:tc>
+          <w:tcPr>
+            <w:tcW w:type="dxa" w:w="4986"/>
+          </w:tcPr>
+          <w:p>
+            <w:pPr>
+              <w:spacing w:before="40" w:after="40"/>
+            </w:pPr>
+            <w:r/>
+            <w:r>
+              <w:rPr>
+                <w:rFonts w:ascii="Calibri" w:hAnsi="Calibri" w:eastAsia="Calibri"/>
+                <w:b w:val="0"/>
+                <w:sz w:val="18"/>
+              </w:rPr>
+              <w:t>SuspendedEVSE</w:t>
+            </w:r>
+          </w:p>
+        </w:tc>
+        <w:tc>
+          <w:tcPr>
+            <w:tcW w:type="dxa" w:w="4986"/>
+          </w:tcPr>
+          <w:p>
+            <w:pPr>
+              <w:spacing w:before="40" w:after="40"/>
+            </w:pPr>
+            <w:r/>
+            <w:r>
+              <w:rPr>
+                <w:rFonts w:ascii="Calibri" w:hAnsi="Calibri" w:eastAsia="Calibri"/>
+                <w:b w:val="0"/>
+                <w:sz w:val="18"/>
+              </w:rPr>
+              <w:t>Charger/CMS paused</w:t>
+            </w:r>
+          </w:p>
+        </w:tc>
+      </w:tr>
+      <w:tr>
+        <w:tc>
+          <w:tcPr>
+            <w:tcW w:type="dxa" w:w="4986"/>
+            <w:shd w:val="clear" w:color="auto" w:fill="FBEAEA"/>
+          </w:tcPr>
+          <w:p>
+            <w:pPr>
+              <w:spacing w:before="40" w:after="40"/>
+            </w:pPr>
+            <w:r/>
+            <w:r>
+              <w:rPr>
+                <w:rFonts w:ascii="Calibri" w:hAnsi="Calibri" w:eastAsia="Calibri"/>
+                <w:b w:val="0"/>
+                <w:sz w:val="18"/>
+              </w:rPr>
+              <w:t>Finishing</w:t>
+            </w:r>
+          </w:p>
+        </w:tc>
+        <w:tc>
+          <w:tcPr>
+            <w:tcW w:type="dxa" w:w="4986"/>
+            <w:shd w:val="clear" w:color="auto" w:fill="FBEAEA"/>
+          </w:tcPr>
+          <w:p>
+            <w:pPr>
+              <w:spacing w:before="40" w:after="40"/>
+            </w:pPr>
+            <w:r/>
+            <w:r>
+              <w:rPr>
+                <w:rFonts w:ascii="Calibri" w:hAnsi="Calibri" w:eastAsia="Calibri"/>
+                <w:b w:val="0"/>
+                <w:sz w:val="18"/>
+              </w:rPr>
+              <w:t>Ending; often wait for unplug</w:t>
+            </w:r>
+          </w:p>
+        </w:tc>
+      </w:tr>
+      <w:tr>
+        <w:tc>
+          <w:tcPr>
+            <w:tcW w:type="dxa" w:w="4986"/>
+          </w:tcPr>
+          <w:p>
+            <w:pPr>
+              <w:spacing w:before="40" w:after="40"/>
+            </w:pPr>
+            <w:r/>
+            <w:r>
+              <w:rPr>
+                <w:rFonts w:ascii="Calibri" w:hAnsi="Calibri" w:eastAsia="Calibri"/>
+                <w:b w:val="0"/>
+                <w:sz w:val="18"/>
+              </w:rPr>
+              <w:t>Reserved</w:t>
+            </w:r>
+          </w:p>
+        </w:tc>
+        <w:tc>
+          <w:tcPr>
+            <w:tcW w:type="dxa" w:w="4986"/>
+          </w:tcPr>
+          <w:p>
+            <w:pPr>
+              <w:spacing w:before="40" w:after="40"/>
+            </w:pPr>
+            <w:r/>
+            <w:r>
+              <w:rPr>
+                <w:rFonts w:ascii="Calibri" w:hAnsi="Calibri" w:eastAsia="Calibri"/>
+                <w:b w:val="0"/>
+                <w:sz w:val="18"/>
+              </w:rPr>
+              <w:t>Reserved</w:t>
+            </w:r>
+          </w:p>
+        </w:tc>
+      </w:tr>
+      <w:tr>
+        <w:tc>
+          <w:tcPr>
+            <w:tcW w:type="dxa" w:w="4986"/>
+            <w:shd w:val="clear" w:color="auto" w:fill="FBEAEA"/>
+          </w:tcPr>
+          <w:p>
+            <w:pPr>
+              <w:spacing w:before="40" w:after="40"/>
+            </w:pPr>
+            <w:r/>
+            <w:r>
+              <w:rPr>
+                <w:rFonts w:ascii="Calibri" w:hAnsi="Calibri" w:eastAsia="Calibri"/>
+                <w:b w:val="0"/>
+                <w:sz w:val="18"/>
+              </w:rPr>
+              <w:t>Unavailable</w:t>
+            </w:r>
+          </w:p>
+        </w:tc>
+        <w:tc>
+          <w:tcPr>
+            <w:tcW w:type="dxa" w:w="4986"/>
+            <w:shd w:val="clear" w:color="auto" w:fill="FBEAEA"/>
+          </w:tcPr>
+          <w:p>
+            <w:pPr>
+              <w:spacing w:before="40" w:after="40"/>
+            </w:pPr>
+            <w:r/>
+            <w:r>
+              <w:rPr>
+                <w:rFonts w:ascii="Calibri" w:hAnsi="Calibri" w:eastAsia="Calibri"/>
+                <w:b w:val="0"/>
+                <w:sz w:val="18"/>
+              </w:rPr>
+              <w:t>Out of service</w:t>
+            </w:r>
+          </w:p>
+        </w:tc>
+      </w:tr>
+      <w:tr>
+        <w:tc>
+          <w:tcPr>
+            <w:tcW w:type="dxa" w:w="4986"/>
+          </w:tcPr>
+          <w:p>
+            <w:pPr>
+              <w:spacing w:before="40" w:after="40"/>
+            </w:pPr>
+            <w:r/>
+            <w:r>
+              <w:rPr>
+                <w:rFonts w:ascii="Calibri" w:hAnsi="Calibri" w:eastAsia="Calibri"/>
+                <w:b w:val="0"/>
+                <w:sz w:val="18"/>
+              </w:rPr>
+              <w:t>Faulted</w:t>
+            </w:r>
+          </w:p>
+        </w:tc>
+        <w:tc>
+          <w:tcPr>
+            <w:tcW w:type="dxa" w:w="4986"/>
+          </w:tcPr>
+          <w:p>
+            <w:pPr>
+              <w:spacing w:before="40" w:after="40"/>
+            </w:pPr>
+            <w:r/>
+            <w:r>
+              <w:rPr>
+                <w:rFonts w:ascii="Calibri" w:hAnsi="Calibri" w:eastAsia="Calibri"/>
+                <w:b w:val="0"/>
+                <w:sz w:val="18"/>
+              </w:rPr>
+              <w:t>Error present</w:t>
             </w:r>
           </w:p>
         </w:tc>
@@ -890,11 +5628,19 @@
       </w:pPr>
       <w:r>
         <w:rPr>
+          <w:rFonts w:ascii="Consolas" w:hAnsi="Consolas" w:eastAsia="Consolas"/>
+          <w:b w:val="0"/>
+          <w:sz w:val="22"/>
+        </w:rPr>
+        <w:t>connectorId</w:t>
+      </w:r>
+      <w:r>
+        <w:rPr>
           <w:rFonts w:ascii="Calibri" w:hAnsi="Calibri" w:eastAsia="Calibri"/>
           <w:b w:val="0"/>
           <w:sz w:val="22"/>
         </w:rPr>
-        <w:t xml:space="preserve">Simulator defaults: </w:t>
+        <w:t xml:space="preserve"> </w:t>
       </w:r>
       <w:r>
         <w:rPr>
@@ -902,7 +5648,7 @@
           <w:b/>
           <w:sz w:val="22"/>
         </w:rPr>
-        <w:t>Massive Mobility</w:t>
+        <w:t>0</w:t>
       </w:r>
       <w:r>
         <w:rPr>
@@ -910,7 +5656,7 @@
           <w:b w:val="0"/>
           <w:sz w:val="22"/>
         </w:rPr>
-        <w:t xml:space="preserve"> / </w:t>
+        <w:t xml:space="preserve"> = whole charge point; </w:t>
       </w:r>
       <w:r>
         <w:rPr>
@@ -918,7 +5664,7 @@
           <w:b/>
           <w:sz w:val="22"/>
         </w:rPr>
-        <w:t>Massive-CP-Sim-16</w:t>
+        <w:t>1…N</w:t>
       </w:r>
       <w:r>
         <w:rPr>
@@ -926,15 +5672,92 @@
           <w:b w:val="0"/>
           <w:sz w:val="22"/>
         </w:rPr>
-        <w:t xml:space="preserve"> / </w:t>
-      </w:r>
+        <w:t xml:space="preserve"> = outlets.</w:t>
+      </w:r>
+    </w:p>
+    <w:p>
+      <w:pPr>
+        <w:spacing w:after="120"/>
+      </w:pPr>
       <w:r>
         <w:rPr>
           <w:rFonts w:ascii="Calibri" w:hAnsi="Calibri" w:eastAsia="Calibri"/>
-          <w:b/>
-          <w:sz w:val="22"/>
-        </w:rPr>
-        <w:t>Massive-CPS-16.3.2.1</w:t>
+          <w:b w:val="0"/>
+          <w:sz w:val="22"/>
+        </w:rPr>
+        <w:t xml:space="preserve">Happy path: </w:t>
+      </w:r>
+      <w:r>
+        <w:rPr>
+          <w:rFonts w:ascii="Consolas" w:hAnsi="Consolas" w:eastAsia="Consolas"/>
+          <w:b w:val="0"/>
+          <w:sz w:val="22"/>
+        </w:rPr>
+        <w:t>Available</w:t>
+      </w:r>
+      <w:r>
+        <w:rPr>
+          <w:rFonts w:ascii="Calibri" w:hAnsi="Calibri" w:eastAsia="Calibri"/>
+          <w:b w:val="0"/>
+          <w:sz w:val="22"/>
+        </w:rPr>
+        <w:t xml:space="preserve"> → </w:t>
+      </w:r>
+      <w:r>
+        <w:rPr>
+          <w:rFonts w:ascii="Consolas" w:hAnsi="Consolas" w:eastAsia="Consolas"/>
+          <w:b w:val="0"/>
+          <w:sz w:val="22"/>
+        </w:rPr>
+        <w:t>Preparing</w:t>
+      </w:r>
+      <w:r>
+        <w:rPr>
+          <w:rFonts w:ascii="Calibri" w:hAnsi="Calibri" w:eastAsia="Calibri"/>
+          <w:b w:val="0"/>
+          <w:sz w:val="22"/>
+        </w:rPr>
+        <w:t xml:space="preserve"> → </w:t>
+      </w:r>
+      <w:r>
+        <w:rPr>
+          <w:rFonts w:ascii="Consolas" w:hAnsi="Consolas" w:eastAsia="Consolas"/>
+          <w:b w:val="0"/>
+          <w:sz w:val="22"/>
+        </w:rPr>
+        <w:t>Charging</w:t>
+      </w:r>
+      <w:r>
+        <w:rPr>
+          <w:rFonts w:ascii="Calibri" w:hAnsi="Calibri" w:eastAsia="Calibri"/>
+          <w:b w:val="0"/>
+          <w:sz w:val="22"/>
+        </w:rPr>
+        <w:t xml:space="preserve"> → </w:t>
+      </w:r>
+      <w:r>
+        <w:rPr>
+          <w:rFonts w:ascii="Consolas" w:hAnsi="Consolas" w:eastAsia="Consolas"/>
+          <w:b w:val="0"/>
+          <w:sz w:val="22"/>
+        </w:rPr>
+        <w:t>Finishing</w:t>
+      </w:r>
+      <w:r>
+        <w:rPr>
+          <w:rFonts w:ascii="Calibri" w:hAnsi="Calibri" w:eastAsia="Calibri"/>
+          <w:b w:val="0"/>
+          <w:sz w:val="22"/>
+        </w:rPr>
+        <w:t xml:space="preserve"> → </w:t>
+      </w:r>
+      <w:r>
+        <w:rPr>
+          <w:rFonts w:ascii="Consolas" w:hAnsi="Consolas" w:eastAsia="Consolas"/>
+          <w:b w:val="0"/>
+          <w:sz w:val="22"/>
+        </w:rPr>
+        <w:t>Available</w:t>
       </w:r>
     </w:p>
     <w:p>
@@ -948,7 +5771,592 @@
           <w:color w:val="111827"/>
           <w:sz w:val="28"/>
         </w:rPr>
-        <w:t>Connectors &amp; status</w:t>
+        <w:t>5. Session message flow</w:t>
+      </w:r>
+    </w:p>
+    <w:p>
+      <w:pPr>
+        <w:pStyle w:val="Heading2"/>
+      </w:pPr>
+      <w:r>
+        <w:rPr>
+          <w:rFonts w:ascii="Calibri" w:hAnsi="Calibri" w:eastAsia="Calibri"/>
+          <w:b/>
+          <w:color w:val="374151"/>
+          <w:sz w:val="24"/>
+        </w:rPr>
+        <w:t>Local start (RFID / HMI)</w:t>
+      </w:r>
+    </w:p>
+    <w:p>
+      <w:pPr>
+        <w:spacing w:after="120"/>
+      </w:pPr>
+      <w:r>
+        <w:rPr>
+          <w:rFonts w:ascii="Calibri" w:hAnsi="Calibri" w:eastAsia="Calibri"/>
+          <w:b w:val="0"/>
+          <w:sz w:val="22"/>
+        </w:rPr>
+        <w:t xml:space="preserve">1. </w:t>
+      </w:r>
+      <w:r>
+        <w:rPr>
+          <w:rFonts w:ascii="Calibri" w:hAnsi="Calibri" w:eastAsia="Calibri"/>
+          <w:b/>
+          <w:sz w:val="22"/>
+        </w:rPr>
+        <w:t>Authorize</w:t>
+      </w:r>
+    </w:p>
+    <w:p>
+      <w:pPr>
+        <w:spacing w:after="120"/>
+      </w:pPr>
+      <w:r>
+        <w:rPr>
+          <w:rFonts w:ascii="Calibri" w:hAnsi="Calibri" w:eastAsia="Calibri"/>
+          <w:b w:val="0"/>
+          <w:sz w:val="22"/>
+        </w:rPr>
+        <w:t xml:space="preserve">2. </w:t>
+      </w:r>
+      <w:r>
+        <w:rPr>
+          <w:rFonts w:ascii="Calibri" w:hAnsi="Calibri" w:eastAsia="Calibri"/>
+          <w:b/>
+          <w:sz w:val="22"/>
+        </w:rPr>
+        <w:t>StartTransaction</w:t>
+      </w:r>
+      <w:r>
+        <w:rPr>
+          <w:rFonts w:ascii="Calibri" w:hAnsi="Calibri" w:eastAsia="Calibri"/>
+          <w:b w:val="0"/>
+          <w:sz w:val="22"/>
+        </w:rPr>
+        <w:t xml:space="preserve"> → get </w:t>
+      </w:r>
+      <w:r>
+        <w:rPr>
+          <w:rFonts w:ascii="Consolas" w:hAnsi="Consolas" w:eastAsia="Consolas"/>
+          <w:b w:val="0"/>
+          <w:sz w:val="22"/>
+        </w:rPr>
+        <w:t>transactionId</w:t>
+      </w:r>
+    </w:p>
+    <w:p>
+      <w:pPr>
+        <w:spacing w:after="120"/>
+      </w:pPr>
+      <w:r>
+        <w:rPr>
+          <w:rFonts w:ascii="Calibri" w:hAnsi="Calibri" w:eastAsia="Calibri"/>
+          <w:b w:val="0"/>
+          <w:sz w:val="22"/>
+        </w:rPr>
+        <w:t xml:space="preserve">3. </w:t>
+      </w:r>
+      <w:r>
+        <w:rPr>
+          <w:rFonts w:ascii="Calibri" w:hAnsi="Calibri" w:eastAsia="Calibri"/>
+          <w:b/>
+          <w:sz w:val="22"/>
+        </w:rPr>
+        <w:t>StatusNotification</w:t>
+      </w:r>
+      <w:r>
+        <w:rPr>
+          <w:rFonts w:ascii="Calibri" w:hAnsi="Calibri" w:eastAsia="Calibri"/>
+          <w:b w:val="0"/>
+          <w:sz w:val="22"/>
+        </w:rPr>
+        <w:t xml:space="preserve"> → </w:t>
+      </w:r>
+      <w:r>
+        <w:rPr>
+          <w:rFonts w:ascii="Consolas" w:hAnsi="Consolas" w:eastAsia="Consolas"/>
+          <w:b w:val="0"/>
+          <w:sz w:val="22"/>
+        </w:rPr>
+        <w:t>Charging</w:t>
+      </w:r>
+    </w:p>
+    <w:p>
+      <w:pPr>
+        <w:spacing w:after="120"/>
+      </w:pPr>
+      <w:r>
+        <w:rPr>
+          <w:rFonts w:ascii="Calibri" w:hAnsi="Calibri" w:eastAsia="Calibri"/>
+          <w:b w:val="0"/>
+          <w:sz w:val="22"/>
+        </w:rPr>
+        <w:t xml:space="preserve">4. </w:t>
+      </w:r>
+      <w:r>
+        <w:rPr>
+          <w:rFonts w:ascii="Calibri" w:hAnsi="Calibri" w:eastAsia="Calibri"/>
+          <w:b/>
+          <w:sz w:val="22"/>
+        </w:rPr>
+        <w:t>MeterValues</w:t>
+      </w:r>
+      <w:r>
+        <w:rPr>
+          <w:rFonts w:ascii="Calibri" w:hAnsi="Calibri" w:eastAsia="Calibri"/>
+          <w:b w:val="0"/>
+          <w:sz w:val="22"/>
+        </w:rPr>
+        <w:t xml:space="preserve"> (repeat)</w:t>
+      </w:r>
+    </w:p>
+    <w:p>
+      <w:pPr>
+        <w:spacing w:after="120"/>
+      </w:pPr>
+      <w:r>
+        <w:rPr>
+          <w:rFonts w:ascii="Calibri" w:hAnsi="Calibri" w:eastAsia="Calibri"/>
+          <w:b w:val="0"/>
+          <w:sz w:val="22"/>
+        </w:rPr>
+        <w:t xml:space="preserve">5. </w:t>
+      </w:r>
+      <w:r>
+        <w:rPr>
+          <w:rFonts w:ascii="Calibri" w:hAnsi="Calibri" w:eastAsia="Calibri"/>
+          <w:b/>
+          <w:sz w:val="22"/>
+        </w:rPr>
+        <w:t>StopTransaction</w:t>
+      </w:r>
+    </w:p>
+    <w:p>
+      <w:pPr>
+        <w:spacing w:after="120"/>
+      </w:pPr>
+      <w:r>
+        <w:rPr>
+          <w:rFonts w:ascii="Calibri" w:hAnsi="Calibri" w:eastAsia="Calibri"/>
+          <w:b w:val="0"/>
+          <w:sz w:val="22"/>
+        </w:rPr>
+        <w:t xml:space="preserve">6. </w:t>
+      </w:r>
+      <w:r>
+        <w:rPr>
+          <w:rFonts w:ascii="Calibri" w:hAnsi="Calibri" w:eastAsia="Calibri"/>
+          <w:b/>
+          <w:sz w:val="22"/>
+        </w:rPr>
+        <w:t>StatusNotification</w:t>
+      </w:r>
+      <w:r>
+        <w:rPr>
+          <w:rFonts w:ascii="Calibri" w:hAnsi="Calibri" w:eastAsia="Calibri"/>
+          <w:b w:val="0"/>
+          <w:sz w:val="22"/>
+        </w:rPr>
+        <w:t xml:space="preserve"> → </w:t>
+      </w:r>
+      <w:r>
+        <w:rPr>
+          <w:rFonts w:ascii="Consolas" w:hAnsi="Consolas" w:eastAsia="Consolas"/>
+          <w:b w:val="0"/>
+          <w:sz w:val="22"/>
+        </w:rPr>
+        <w:t>Finishing</w:t>
+      </w:r>
+      <w:r>
+        <w:rPr>
+          <w:rFonts w:ascii="Calibri" w:hAnsi="Calibri" w:eastAsia="Calibri"/>
+          <w:b w:val="0"/>
+          <w:sz w:val="22"/>
+        </w:rPr>
+        <w:t xml:space="preserve"> → </w:t>
+      </w:r>
+      <w:r>
+        <w:rPr>
+          <w:rFonts w:ascii="Consolas" w:hAnsi="Consolas" w:eastAsia="Consolas"/>
+          <w:b w:val="0"/>
+          <w:sz w:val="22"/>
+        </w:rPr>
+        <w:t>Available</w:t>
+      </w:r>
+    </w:p>
+    <w:p>
+      <w:pPr>
+        <w:pStyle w:val="Heading2"/>
+      </w:pPr>
+      <w:r>
+        <w:rPr>
+          <w:rFonts w:ascii="Calibri" w:hAnsi="Calibri" w:eastAsia="Calibri"/>
+          <w:b/>
+          <w:color w:val="374151"/>
+          <w:sz w:val="24"/>
+        </w:rPr>
+        <w:t>Remote start</w:t>
+      </w:r>
+    </w:p>
+    <w:p>
+      <w:pPr>
+        <w:spacing w:after="120"/>
+      </w:pPr>
+      <w:r>
+        <w:rPr>
+          <w:rFonts w:ascii="Calibri" w:hAnsi="Calibri" w:eastAsia="Calibri"/>
+          <w:b w:val="0"/>
+          <w:sz w:val="22"/>
+        </w:rPr>
+        <w:t xml:space="preserve">1. CMS </w:t>
+      </w:r>
+      <w:r>
+        <w:rPr>
+          <w:rFonts w:ascii="Calibri" w:hAnsi="Calibri" w:eastAsia="Calibri"/>
+          <w:b/>
+          <w:sz w:val="22"/>
+        </w:rPr>
+        <w:t>RemoteStartTransaction</w:t>
+      </w:r>
+    </w:p>
+    <w:p>
+      <w:pPr>
+        <w:spacing w:after="120"/>
+      </w:pPr>
+      <w:r>
+        <w:rPr>
+          <w:rFonts w:ascii="Calibri" w:hAnsi="Calibri" w:eastAsia="Calibri"/>
+          <w:b w:val="0"/>
+          <w:sz w:val="22"/>
+        </w:rPr>
+        <w:t xml:space="preserve">2. CP may </w:t>
+      </w:r>
+      <w:r>
+        <w:rPr>
+          <w:rFonts w:ascii="Calibri" w:hAnsi="Calibri" w:eastAsia="Calibri"/>
+          <w:b/>
+          <w:sz w:val="22"/>
+        </w:rPr>
+        <w:t>Authorize</w:t>
+      </w:r>
+    </w:p>
+    <w:p>
+      <w:pPr>
+        <w:spacing w:after="120"/>
+      </w:pPr>
+      <w:r>
+        <w:rPr>
+          <w:rFonts w:ascii="Calibri" w:hAnsi="Calibri" w:eastAsia="Calibri"/>
+          <w:b w:val="0"/>
+          <w:sz w:val="22"/>
+        </w:rPr>
+        <w:t xml:space="preserve">3. CP </w:t>
+      </w:r>
+      <w:r>
+        <w:rPr>
+          <w:rFonts w:ascii="Calibri" w:hAnsi="Calibri" w:eastAsia="Calibri"/>
+          <w:b/>
+          <w:sz w:val="22"/>
+        </w:rPr>
+        <w:t>StartTransaction</w:t>
+      </w:r>
+      <w:r>
+        <w:rPr>
+          <w:rFonts w:ascii="Calibri" w:hAnsi="Calibri" w:eastAsia="Calibri"/>
+          <w:b w:val="0"/>
+          <w:sz w:val="22"/>
+        </w:rPr>
+        <w:t xml:space="preserve"> … same as above</w:t>
+      </w:r>
+    </w:p>
+    <w:p>
+      <w:pPr>
+        <w:spacing w:after="120"/>
+      </w:pPr>
+      <w:r>
+        <w:rPr>
+          <w:rFonts w:ascii="Calibri" w:hAnsi="Calibri" w:eastAsia="Calibri"/>
+          <w:b w:val="0"/>
+          <w:sz w:val="22"/>
+        </w:rPr>
+        <w:t xml:space="preserve">4. CMS may </w:t>
+      </w:r>
+      <w:r>
+        <w:rPr>
+          <w:rFonts w:ascii="Calibri" w:hAnsi="Calibri" w:eastAsia="Calibri"/>
+          <w:b/>
+          <w:sz w:val="22"/>
+        </w:rPr>
+        <w:t>RemoteStopTransaction</w:t>
+      </w:r>
+    </w:p>
+    <w:p>
+      <w:pPr>
+        <w:pStyle w:val="Heading2"/>
+      </w:pPr>
+      <w:r>
+        <w:rPr>
+          <w:rFonts w:ascii="Calibri" w:hAnsi="Calibri" w:eastAsia="Calibri"/>
+          <w:b/>
+          <w:color w:val="374151"/>
+          <w:sz w:val="24"/>
+        </w:rPr>
+        <w:t>Stop reasons (StopTransaction)</w:t>
+      </w:r>
+    </w:p>
+    <w:p>
+      <w:pPr>
+        <w:spacing w:after="120"/>
+      </w:pPr>
+      <w:r>
+        <w:rPr>
+          <w:rFonts w:ascii="Consolas" w:hAnsi="Consolas" w:eastAsia="Consolas"/>
+          <w:b w:val="0"/>
+          <w:sz w:val="22"/>
+        </w:rPr>
+        <w:t>Local</w:t>
+      </w:r>
+      <w:r>
+        <w:rPr>
+          <w:rFonts w:ascii="Calibri" w:hAnsi="Calibri" w:eastAsia="Calibri"/>
+          <w:b w:val="0"/>
+          <w:sz w:val="22"/>
+        </w:rPr>
+        <w:t xml:space="preserve">, </w:t>
+      </w:r>
+      <w:r>
+        <w:rPr>
+          <w:rFonts w:ascii="Consolas" w:hAnsi="Consolas" w:eastAsia="Consolas"/>
+          <w:b w:val="0"/>
+          <w:sz w:val="22"/>
+        </w:rPr>
+        <w:t>Remote</w:t>
+      </w:r>
+      <w:r>
+        <w:rPr>
+          <w:rFonts w:ascii="Calibri" w:hAnsi="Calibri" w:eastAsia="Calibri"/>
+          <w:b w:val="0"/>
+          <w:sz w:val="22"/>
+        </w:rPr>
+        <w:t xml:space="preserve">, </w:t>
+      </w:r>
+      <w:r>
+        <w:rPr>
+          <w:rFonts w:ascii="Consolas" w:hAnsi="Consolas" w:eastAsia="Consolas"/>
+          <w:b w:val="0"/>
+          <w:sz w:val="22"/>
+        </w:rPr>
+        <w:t>EVDisconnected</w:t>
+      </w:r>
+      <w:r>
+        <w:rPr>
+          <w:rFonts w:ascii="Calibri" w:hAnsi="Calibri" w:eastAsia="Calibri"/>
+          <w:b w:val="0"/>
+          <w:sz w:val="22"/>
+        </w:rPr>
+        <w:t xml:space="preserve">, </w:t>
+      </w:r>
+      <w:r>
+        <w:rPr>
+          <w:rFonts w:ascii="Consolas" w:hAnsi="Consolas" w:eastAsia="Consolas"/>
+          <w:b w:val="0"/>
+          <w:sz w:val="22"/>
+        </w:rPr>
+        <w:t>EmergencyStop</w:t>
+      </w:r>
+      <w:r>
+        <w:rPr>
+          <w:rFonts w:ascii="Calibri" w:hAnsi="Calibri" w:eastAsia="Calibri"/>
+          <w:b w:val="0"/>
+          <w:sz w:val="22"/>
+        </w:rPr>
+        <w:t xml:space="preserve">, </w:t>
+      </w:r>
+      <w:r>
+        <w:rPr>
+          <w:rFonts w:ascii="Consolas" w:hAnsi="Consolas" w:eastAsia="Consolas"/>
+          <w:b w:val="0"/>
+          <w:sz w:val="22"/>
+        </w:rPr>
+        <w:t>PowerLoss</w:t>
+      </w:r>
+      <w:r>
+        <w:rPr>
+          <w:rFonts w:ascii="Calibri" w:hAnsi="Calibri" w:eastAsia="Calibri"/>
+          <w:b w:val="0"/>
+          <w:sz w:val="22"/>
+        </w:rPr>
+        <w:t xml:space="preserve">, </w:t>
+      </w:r>
+      <w:r>
+        <w:rPr>
+          <w:rFonts w:ascii="Consolas" w:hAnsi="Consolas" w:eastAsia="Consolas"/>
+          <w:b w:val="0"/>
+          <w:sz w:val="22"/>
+        </w:rPr>
+        <w:t>HardReset</w:t>
+      </w:r>
+      <w:r>
+        <w:rPr>
+          <w:rFonts w:ascii="Calibri" w:hAnsi="Calibri" w:eastAsia="Calibri"/>
+          <w:b w:val="0"/>
+          <w:sz w:val="22"/>
+        </w:rPr>
+        <w:t xml:space="preserve">, </w:t>
+      </w:r>
+      <w:r>
+        <w:rPr>
+          <w:rFonts w:ascii="Consolas" w:hAnsi="Consolas" w:eastAsia="Consolas"/>
+          <w:b w:val="0"/>
+          <w:sz w:val="22"/>
+        </w:rPr>
+        <w:t>SoftReset</w:t>
+      </w:r>
+      <w:r>
+        <w:rPr>
+          <w:rFonts w:ascii="Calibri" w:hAnsi="Calibri" w:eastAsia="Calibri"/>
+          <w:b w:val="0"/>
+          <w:sz w:val="22"/>
+        </w:rPr>
+        <w:t xml:space="preserve">, </w:t>
+      </w:r>
+      <w:r>
+        <w:rPr>
+          <w:rFonts w:ascii="Consolas" w:hAnsi="Consolas" w:eastAsia="Consolas"/>
+          <w:b w:val="0"/>
+          <w:sz w:val="22"/>
+        </w:rPr>
+        <w:t>Reboot</w:t>
+      </w:r>
+      <w:r>
+        <w:rPr>
+          <w:rFonts w:ascii="Calibri" w:hAnsi="Calibri" w:eastAsia="Calibri"/>
+          <w:b w:val="0"/>
+          <w:sz w:val="22"/>
+        </w:rPr>
+        <w:t xml:space="preserve">, </w:t>
+      </w:r>
+      <w:r>
+        <w:rPr>
+          <w:rFonts w:ascii="Consolas" w:hAnsi="Consolas" w:eastAsia="Consolas"/>
+          <w:b w:val="0"/>
+          <w:sz w:val="22"/>
+        </w:rPr>
+        <w:t>Unauthorized</w:t>
+      </w:r>
+      <w:r>
+        <w:rPr>
+          <w:rFonts w:ascii="Calibri" w:hAnsi="Calibri" w:eastAsia="Calibri"/>
+          <w:b w:val="0"/>
+          <w:sz w:val="22"/>
+        </w:rPr>
+        <w:t xml:space="preserve">, </w:t>
+      </w:r>
+      <w:r>
+        <w:rPr>
+          <w:rFonts w:ascii="Consolas" w:hAnsi="Consolas" w:eastAsia="Consolas"/>
+          <w:b w:val="0"/>
+          <w:sz w:val="22"/>
+        </w:rPr>
+        <w:t>DeAuthorized</w:t>
+      </w:r>
+      <w:r>
+        <w:rPr>
+          <w:rFonts w:ascii="Calibri" w:hAnsi="Calibri" w:eastAsia="Calibri"/>
+          <w:b w:val="0"/>
+          <w:sz w:val="22"/>
+        </w:rPr>
+        <w:t xml:space="preserve">, </w:t>
+      </w:r>
+      <w:r>
+        <w:rPr>
+          <w:rFonts w:ascii="Consolas" w:hAnsi="Consolas" w:eastAsia="Consolas"/>
+          <w:b w:val="0"/>
+          <w:sz w:val="22"/>
+        </w:rPr>
+        <w:t>Other</w:t>
+      </w:r>
+      <w:r>
+        <w:rPr>
+          <w:rFonts w:ascii="Calibri" w:hAnsi="Calibri" w:eastAsia="Calibri"/>
+          <w:b w:val="0"/>
+          <w:sz w:val="22"/>
+        </w:rPr>
+        <w:t>, …</w:t>
+      </w:r>
+    </w:p>
+    <w:p>
+      <w:pPr>
+        <w:pStyle w:val="Heading1"/>
+      </w:pPr>
+      <w:r>
+        <w:rPr>
+          <w:rFonts w:ascii="Calibri" w:hAnsi="Calibri" w:eastAsia="Calibri"/>
+          <w:b/>
+          <w:color w:val="111827"/>
+          <w:sz w:val="28"/>
+        </w:rPr>
+        <w:t>6. MeterValues (what gets sent)</w:t>
+      </w:r>
+    </w:p>
+    <w:p>
+      <w:pPr>
+        <w:spacing w:after="120"/>
+      </w:pPr>
+      <w:r>
+        <w:rPr>
+          <w:rFonts w:ascii="Calibri" w:hAnsi="Calibri" w:eastAsia="Calibri"/>
+          <w:b w:val="0"/>
+          <w:sz w:val="22"/>
+        </w:rPr>
+        <w:t xml:space="preserve">Controlled by config such as </w:t>
+      </w:r>
+      <w:r>
+        <w:rPr>
+          <w:rFonts w:ascii="Consolas" w:hAnsi="Consolas" w:eastAsia="Consolas"/>
+          <w:b w:val="0"/>
+          <w:sz w:val="22"/>
+        </w:rPr>
+        <w:t>MeterValueSampleInterval</w:t>
+      </w:r>
+      <w:r>
+        <w:rPr>
+          <w:rFonts w:ascii="Calibri" w:hAnsi="Calibri" w:eastAsia="Calibri"/>
+          <w:b w:val="0"/>
+          <w:sz w:val="22"/>
+        </w:rPr>
+        <w:t xml:space="preserve">, </w:t>
+      </w:r>
+      <w:r>
+        <w:rPr>
+          <w:rFonts w:ascii="Consolas" w:hAnsi="Consolas" w:eastAsia="Consolas"/>
+          <w:b w:val="0"/>
+          <w:sz w:val="22"/>
+        </w:rPr>
+        <w:t>MeterValuesSampledData</w:t>
+      </w:r>
+      <w:r>
+        <w:rPr>
+          <w:rFonts w:ascii="Calibri" w:hAnsi="Calibri" w:eastAsia="Calibri"/>
+          <w:b w:val="0"/>
+          <w:sz w:val="22"/>
+        </w:rPr>
+        <w:t>.</w:t>
+      </w:r>
+    </w:p>
+    <w:p>
+      <w:pPr>
+        <w:spacing w:after="120"/>
+      </w:pPr>
+      <w:r>
+        <w:rPr>
+          <w:rFonts w:ascii="Calibri" w:hAnsi="Calibri" w:eastAsia="Calibri"/>
+          <w:b w:val="0"/>
+          <w:sz w:val="22"/>
+        </w:rPr>
+        <w:t>Common measurands:</w:t>
       </w:r>
     </w:p>
     <w:tbl>
@@ -980,7 +6388,7 @@
                 <w:color w:val="FFFFFF"/>
                 <w:sz w:val="18"/>
               </w:rPr>
-              <w:t>connectorId</w:t>
+              <w:t>Measurand</w:t>
             </w:r>
           </w:p>
         </w:tc>
@@ -1001,7 +6409,7 @@
                 <w:color w:val="FFFFFF"/>
                 <w:sz w:val="18"/>
               </w:rPr>
-              <w:t>Meaning</w:t>
+              <w:t>Typical meaning</w:t>
             </w:r>
           </w:p>
         </w:tc>
@@ -1022,7 +6430,7 @@
                 <w:b w:val="0"/>
                 <w:sz w:val="18"/>
               </w:rPr>
-              <w:t>0</w:t>
+              <w:t>Energy.Active.Import.Register</w:t>
             </w:r>
           </w:p>
         </w:tc>
@@ -1041,7 +6449,7 @@
                 <w:b w:val="0"/>
                 <w:sz w:val="18"/>
               </w:rPr>
-              <w:t>Whole charge point</w:t>
+              <w:t>Energy Wh register</w:t>
             </w:r>
           </w:p>
         </w:tc>
@@ -1063,7 +6471,7 @@
                 <w:b w:val="0"/>
                 <w:sz w:val="18"/>
               </w:rPr>
-              <w:t>1…N</w:t>
+              <w:t>Power.Active.Import</w:t>
             </w:r>
           </w:p>
         </w:tc>
@@ -1083,358 +6491,7 @@
                 <w:b w:val="0"/>
                 <w:sz w:val="18"/>
               </w:rPr>
-              <w:t>Outlets / guns</w:t>
-            </w:r>
-          </w:p>
-        </w:tc>
-      </w:tr>
-    </w:tbl>
-    <w:p>
-      <w:pPr>
-        <w:spacing w:after="120"/>
-      </w:pPr>
-    </w:p>
-    <w:p>
-      <w:pPr>
-        <w:spacing w:after="120"/>
-      </w:pPr>
-      <w:r>
-        <w:rPr>
-          <w:rFonts w:ascii="Calibri" w:hAnsi="Calibri" w:eastAsia="Calibri"/>
-          <w:b w:val="0"/>
-          <w:sz w:val="22"/>
-        </w:rPr>
-        <w:t xml:space="preserve">Common statuses: </w:t>
-      </w:r>
-      <w:r>
-        <w:rPr>
-          <w:rFonts w:ascii="Consolas" w:hAnsi="Consolas" w:eastAsia="Consolas"/>
-          <w:b w:val="0"/>
-          <w:sz w:val="22"/>
-        </w:rPr>
-        <w:t>Available</w:t>
-      </w:r>
-      <w:r>
-        <w:rPr>
-          <w:rFonts w:ascii="Calibri" w:hAnsi="Calibri" w:eastAsia="Calibri"/>
-          <w:b w:val="0"/>
-          <w:sz w:val="22"/>
-        </w:rPr>
-        <w:t xml:space="preserve"> → </w:t>
-      </w:r>
-      <w:r>
-        <w:rPr>
-          <w:rFonts w:ascii="Consolas" w:hAnsi="Consolas" w:eastAsia="Consolas"/>
-          <w:b w:val="0"/>
-          <w:sz w:val="22"/>
-        </w:rPr>
-        <w:t>Preparing</w:t>
-      </w:r>
-      <w:r>
-        <w:rPr>
-          <w:rFonts w:ascii="Calibri" w:hAnsi="Calibri" w:eastAsia="Calibri"/>
-          <w:b w:val="0"/>
-          <w:sz w:val="22"/>
-        </w:rPr>
-        <w:t xml:space="preserve"> → </w:t>
-      </w:r>
-      <w:r>
-        <w:rPr>
-          <w:rFonts w:ascii="Consolas" w:hAnsi="Consolas" w:eastAsia="Consolas"/>
-          <w:b w:val="0"/>
-          <w:sz w:val="22"/>
-        </w:rPr>
-        <w:t>Charging</w:t>
-      </w:r>
-      <w:r>
-        <w:rPr>
-          <w:rFonts w:ascii="Calibri" w:hAnsi="Calibri" w:eastAsia="Calibri"/>
-          <w:b w:val="0"/>
-          <w:sz w:val="22"/>
-        </w:rPr>
-        <w:t xml:space="preserve"> → </w:t>
-      </w:r>
-      <w:r>
-        <w:rPr>
-          <w:rFonts w:ascii="Consolas" w:hAnsi="Consolas" w:eastAsia="Consolas"/>
-          <w:b w:val="0"/>
-          <w:sz w:val="22"/>
-        </w:rPr>
-        <w:t>Finishing</w:t>
-      </w:r>
-      <w:r>
-        <w:rPr>
-          <w:rFonts w:ascii="Calibri" w:hAnsi="Calibri" w:eastAsia="Calibri"/>
-          <w:b w:val="0"/>
-          <w:sz w:val="22"/>
-        </w:rPr>
-        <w:t xml:space="preserve"> → </w:t>
-      </w:r>
-      <w:r>
-        <w:rPr>
-          <w:rFonts w:ascii="Consolas" w:hAnsi="Consolas" w:eastAsia="Consolas"/>
-          <w:b w:val="0"/>
-          <w:sz w:val="22"/>
-        </w:rPr>
-        <w:t>Available</w:t>
-      </w:r>
-    </w:p>
-    <w:p>
-      <w:pPr>
-        <w:spacing w:after="120"/>
-      </w:pPr>
-      <w:r>
-        <w:rPr>
-          <w:rFonts w:ascii="Calibri" w:hAnsi="Calibri" w:eastAsia="Calibri"/>
-          <w:b w:val="0"/>
-          <w:sz w:val="22"/>
-        </w:rPr>
-        <w:t xml:space="preserve">Also: </w:t>
-      </w:r>
-      <w:r>
-        <w:rPr>
-          <w:rFonts w:ascii="Consolas" w:hAnsi="Consolas" w:eastAsia="Consolas"/>
-          <w:b w:val="0"/>
-          <w:sz w:val="22"/>
-        </w:rPr>
-        <w:t>SuspendedEV</w:t>
-      </w:r>
-      <w:r>
-        <w:rPr>
-          <w:rFonts w:ascii="Calibri" w:hAnsi="Calibri" w:eastAsia="Calibri"/>
-          <w:b w:val="0"/>
-          <w:sz w:val="22"/>
-        </w:rPr>
-        <w:t xml:space="preserve">, </w:t>
-      </w:r>
-      <w:r>
-        <w:rPr>
-          <w:rFonts w:ascii="Consolas" w:hAnsi="Consolas" w:eastAsia="Consolas"/>
-          <w:b w:val="0"/>
-          <w:sz w:val="22"/>
-        </w:rPr>
-        <w:t>SuspendedEVSE</w:t>
-      </w:r>
-      <w:r>
-        <w:rPr>
-          <w:rFonts w:ascii="Calibri" w:hAnsi="Calibri" w:eastAsia="Calibri"/>
-          <w:b w:val="0"/>
-          <w:sz w:val="22"/>
-        </w:rPr>
-        <w:t xml:space="preserve">, </w:t>
-      </w:r>
-      <w:r>
-        <w:rPr>
-          <w:rFonts w:ascii="Consolas" w:hAnsi="Consolas" w:eastAsia="Consolas"/>
-          <w:b w:val="0"/>
-          <w:sz w:val="22"/>
-        </w:rPr>
-        <w:t>Reserved</w:t>
-      </w:r>
-      <w:r>
-        <w:rPr>
-          <w:rFonts w:ascii="Calibri" w:hAnsi="Calibri" w:eastAsia="Calibri"/>
-          <w:b w:val="0"/>
-          <w:sz w:val="22"/>
-        </w:rPr>
-        <w:t xml:space="preserve">, </w:t>
-      </w:r>
-      <w:r>
-        <w:rPr>
-          <w:rFonts w:ascii="Consolas" w:hAnsi="Consolas" w:eastAsia="Consolas"/>
-          <w:b w:val="0"/>
-          <w:sz w:val="22"/>
-        </w:rPr>
-        <w:t>Unavailable</w:t>
-      </w:r>
-      <w:r>
-        <w:rPr>
-          <w:rFonts w:ascii="Calibri" w:hAnsi="Calibri" w:eastAsia="Calibri"/>
-          <w:b w:val="0"/>
-          <w:sz w:val="22"/>
-        </w:rPr>
-        <w:t xml:space="preserve">, </w:t>
-      </w:r>
-      <w:r>
-        <w:rPr>
-          <w:rFonts w:ascii="Consolas" w:hAnsi="Consolas" w:eastAsia="Consolas"/>
-          <w:b w:val="0"/>
-          <w:sz w:val="22"/>
-        </w:rPr>
-        <w:t>Faulted</w:t>
-      </w:r>
-    </w:p>
-    <w:p>
-      <w:pPr>
-        <w:spacing w:after="120"/>
-      </w:pPr>
-      <w:r>
-        <w:rPr>
-          <w:rFonts w:ascii="Calibri" w:hAnsi="Calibri" w:eastAsia="Calibri"/>
-          <w:b/>
-          <w:sz w:val="22"/>
-        </w:rPr>
-        <w:t>StatusNotification</w:t>
-      </w:r>
-      <w:r>
-        <w:rPr>
-          <w:rFonts w:ascii="Calibri" w:hAnsi="Calibri" w:eastAsia="Calibri"/>
-          <w:b w:val="0"/>
-          <w:sz w:val="22"/>
-        </w:rPr>
-        <w:t xml:space="preserve"> carries </w:t>
-      </w:r>
-      <w:r>
-        <w:rPr>
-          <w:rFonts w:ascii="Consolas" w:hAnsi="Consolas" w:eastAsia="Consolas"/>
-          <w:b w:val="0"/>
-          <w:sz w:val="22"/>
-        </w:rPr>
-        <w:t>status</w:t>
-      </w:r>
-      <w:r>
-        <w:rPr>
-          <w:rFonts w:ascii="Calibri" w:hAnsi="Calibri" w:eastAsia="Calibri"/>
-          <w:b w:val="0"/>
-          <w:sz w:val="22"/>
-        </w:rPr>
-        <w:t xml:space="preserve">, </w:t>
-      </w:r>
-      <w:r>
-        <w:rPr>
-          <w:rFonts w:ascii="Consolas" w:hAnsi="Consolas" w:eastAsia="Consolas"/>
-          <w:b w:val="0"/>
-          <w:sz w:val="22"/>
-        </w:rPr>
-        <w:t>errorCode</w:t>
-      </w:r>
-      <w:r>
-        <w:rPr>
-          <w:rFonts w:ascii="Calibri" w:hAnsi="Calibri" w:eastAsia="Calibri"/>
-          <w:b w:val="0"/>
-          <w:sz w:val="22"/>
-        </w:rPr>
-        <w:t xml:space="preserve"> (</w:t>
-      </w:r>
-      <w:r>
-        <w:rPr>
-          <w:rFonts w:ascii="Consolas" w:hAnsi="Consolas" w:eastAsia="Consolas"/>
-          <w:b w:val="0"/>
-          <w:sz w:val="22"/>
-        </w:rPr>
-        <w:t>NoError</w:t>
-      </w:r>
-      <w:r>
-        <w:rPr>
-          <w:rFonts w:ascii="Calibri" w:hAnsi="Calibri" w:eastAsia="Calibri"/>
-          <w:b w:val="0"/>
-          <w:sz w:val="22"/>
-        </w:rPr>
-        <w:t xml:space="preserve"> or fault), optional </w:t>
-      </w:r>
-      <w:r>
-        <w:rPr>
-          <w:rFonts w:ascii="Consolas" w:hAnsi="Consolas" w:eastAsia="Consolas"/>
-          <w:b w:val="0"/>
-          <w:sz w:val="22"/>
-        </w:rPr>
-        <w:t>info</w:t>
-      </w:r>
-      <w:r>
-        <w:rPr>
-          <w:rFonts w:ascii="Calibri" w:hAnsi="Calibri" w:eastAsia="Calibri"/>
-          <w:b w:val="0"/>
-          <w:sz w:val="22"/>
-        </w:rPr>
-        <w:t>.</w:t>
-      </w:r>
-    </w:p>
-    <w:p>
-      <w:pPr>
-        <w:pStyle w:val="Heading1"/>
-      </w:pPr>
-      <w:r>
-        <w:rPr>
-          <w:rFonts w:ascii="Calibri" w:hAnsi="Calibri" w:eastAsia="Calibri"/>
-          <w:b/>
-          <w:color w:val="111827"/>
-          <w:sz w:val="28"/>
-        </w:rPr>
-        <w:t>Auth &amp; charging</w:t>
-      </w:r>
-    </w:p>
-    <w:p>
-      <w:pPr>
-        <w:spacing w:after="120"/>
-      </w:pPr>
-      <w:r>
-        <w:rPr>
-          <w:rFonts w:ascii="Calibri" w:hAnsi="Calibri" w:eastAsia="Calibri"/>
-          <w:b/>
-          <w:sz w:val="22"/>
-        </w:rPr>
-        <w:t>idTag</w:t>
-      </w:r>
-      <w:r>
-        <w:rPr>
-          <w:rFonts w:ascii="Calibri" w:hAnsi="Calibri" w:eastAsia="Calibri"/>
-          <w:b w:val="0"/>
-          <w:sz w:val="22"/>
-        </w:rPr>
-        <w:t xml:space="preserve"> = RFID / app token string.</w:t>
-      </w:r>
-    </w:p>
-    <w:tbl>
-      <w:tblPr>
-        <w:tblStyle w:val="TableGrid"/>
-        <w:tblW w:type="auto" w:w="0"/>
-        <w:tblLayout w:type="autofit"/>
-        <w:tblLook w:firstColumn="1" w:firstRow="1" w:lastColumn="0" w:lastRow="0" w:noHBand="0" w:noVBand="1" w:val="04A0"/>
-      </w:tblPr>
-      <w:tblGrid>
-        <w:gridCol w:w="4986"/>
-        <w:gridCol w:w="4986"/>
-      </w:tblGrid>
-      <w:tr>
-        <w:tc>
-          <w:tcPr>
-            <w:tcW w:type="dxa" w:w="4986"/>
-            <w:shd w:val="clear" w:color="auto" w:fill="C02434"/>
-          </w:tcPr>
-          <w:p>
-            <w:pPr>
-              <w:spacing w:before="40" w:after="40"/>
-            </w:pPr>
-            <w:r/>
-            <w:r>
-              <w:rPr>
-                <w:rFonts w:ascii="Calibri" w:hAnsi="Calibri" w:eastAsia="Calibri"/>
-                <w:b/>
-                <w:color w:val="FFFFFF"/>
-                <w:sz w:val="18"/>
-              </w:rPr>
-              <w:t>Step</w:t>
-            </w:r>
-          </w:p>
-        </w:tc>
-        <w:tc>
-          <w:tcPr>
-            <w:tcW w:type="dxa" w:w="4986"/>
-            <w:shd w:val="clear" w:color="auto" w:fill="C02434"/>
-          </w:tcPr>
-          <w:p>
-            <w:pPr>
-              <w:spacing w:before="40" w:after="40"/>
-            </w:pPr>
-            <w:r/>
-            <w:r>
-              <w:rPr>
-                <w:rFonts w:ascii="Calibri" w:hAnsi="Calibri" w:eastAsia="Calibri"/>
-                <w:b/>
-                <w:color w:val="FFFFFF"/>
-                <w:sz w:val="18"/>
-              </w:rPr>
-              <w:t>Message</w:t>
+              <w:t>Instant power</w:t>
             </w:r>
           </w:p>
         </w:tc>
@@ -1455,7 +6512,7 @@
                 <w:b w:val="0"/>
                 <w:sz w:val="18"/>
               </w:rPr>
-              <w:t>Check tag</w:t>
+              <w:t>Current.Import</w:t>
             </w:r>
           </w:p>
         </w:tc>
@@ -1474,7 +6531,7 @@
                 <w:b w:val="0"/>
                 <w:sz w:val="18"/>
               </w:rPr>
-              <w:t>Authorize → idTagInfo.status (Accepted, Invalid, Blocked, Expired, ConcurrentTx)</w:t>
+              <w:t>Current</w:t>
             </w:r>
           </w:p>
         </w:tc>
@@ -1496,7 +6553,7 @@
                 <w:b w:val="0"/>
                 <w:sz w:val="18"/>
               </w:rPr>
-              <w:t>Open session</w:t>
+              <w:t>Voltage</w:t>
             </w:r>
           </w:p>
         </w:tc>
@@ -1516,7 +6573,7 @@
                 <w:b w:val="0"/>
                 <w:sz w:val="18"/>
               </w:rPr>
-              <w:t>StartTransaction → CMS returns transactionId</w:t>
+              <w:t>Voltage</w:t>
             </w:r>
           </w:p>
         </w:tc>
@@ -1537,7 +6594,7 @@
                 <w:b w:val="0"/>
                 <w:sz w:val="18"/>
               </w:rPr>
-              <w:t>While charging</w:t>
+              <w:t>SoC</w:t>
             </w:r>
           </w:p>
         </w:tc>
@@ -1556,49 +6613,7 @@
                 <w:b w:val="0"/>
                 <w:sz w:val="18"/>
               </w:rPr>
-              <w:t>MeterValues (energy, power, SoC, …)</w:t>
-            </w:r>
-          </w:p>
-        </w:tc>
-      </w:tr>
-      <w:tr>
-        <w:tc>
-          <w:tcPr>
-            <w:tcW w:type="dxa" w:w="4986"/>
-            <w:shd w:val="clear" w:color="auto" w:fill="FBEAEA"/>
-          </w:tcPr>
-          <w:p>
-            <w:pPr>
-              <w:spacing w:before="40" w:after="40"/>
-            </w:pPr>
-            <w:r/>
-            <w:r>
-              <w:rPr>
-                <w:rFonts w:ascii="Calibri" w:hAnsi="Calibri" w:eastAsia="Calibri"/>
-                <w:b w:val="0"/>
-                <w:sz w:val="18"/>
-              </w:rPr>
-              <w:t>Close session</w:t>
-            </w:r>
-          </w:p>
-        </w:tc>
-        <w:tc>
-          <w:tcPr>
-            <w:tcW w:type="dxa" w:w="4986"/>
-            <w:shd w:val="clear" w:color="auto" w:fill="FBEAEA"/>
-          </w:tcPr>
-          <w:p>
-            <w:pPr>
-              <w:spacing w:before="40" w:after="40"/>
-            </w:pPr>
-            <w:r/>
-            <w:r>
-              <w:rPr>
-                <w:rFonts w:ascii="Calibri" w:hAnsi="Calibri" w:eastAsia="Calibri"/>
-                <w:b w:val="0"/>
-                <w:sz w:val="18"/>
-              </w:rPr>
-              <w:t>StopTransaction (reason: Local, Remote, EVDisconnected, EmergencyStop, …)</w:t>
+              <w:t>EV state of charge %</w:t>
             </w:r>
           </w:p>
         </w:tc>
@@ -1616,10 +6631,18 @@
       <w:r>
         <w:rPr>
           <w:rFonts w:ascii="Calibri" w:hAnsi="Calibri" w:eastAsia="Calibri"/>
-          <w:b/>
-          <w:sz w:val="22"/>
-        </w:rPr>
-        <w:t>Remote start:</w:t>
+          <w:b w:val="0"/>
+          <w:sz w:val="22"/>
+        </w:rPr>
+        <w:t xml:space="preserve">Each sample: </w:t>
+      </w:r>
+      <w:r>
+        <w:rPr>
+          <w:rFonts w:ascii="Consolas" w:hAnsi="Consolas" w:eastAsia="Consolas"/>
+          <w:b w:val="0"/>
+          <w:sz w:val="22"/>
+        </w:rPr>
+        <w:t>timestamp</w:t>
       </w:r>
       <w:r>
         <w:rPr>
@@ -1627,23 +6650,133 @@
           <w:b w:val="0"/>
           <w:sz w:val="22"/>
         </w:rPr>
-        <w:t xml:space="preserve"> CMS </w:t>
-      </w:r>
+        <w:t xml:space="preserve"> + </w:t>
+      </w:r>
+      <w:r>
+        <w:rPr>
+          <w:rFonts w:ascii="Consolas" w:hAnsi="Consolas" w:eastAsia="Consolas"/>
+          <w:b w:val="0"/>
+          <w:sz w:val="22"/>
+        </w:rPr>
+        <w:t>sampledValue[]</w:t>
+      </w:r>
+      <w:r>
+        <w:rPr>
+          <w:rFonts w:ascii="Calibri" w:hAnsi="Calibri" w:eastAsia="Calibri"/>
+          <w:b w:val="0"/>
+          <w:sz w:val="22"/>
+        </w:rPr>
+        <w:t xml:space="preserve"> (</w:t>
+      </w:r>
+      <w:r>
+        <w:rPr>
+          <w:rFonts w:ascii="Consolas" w:hAnsi="Consolas" w:eastAsia="Consolas"/>
+          <w:b w:val="0"/>
+          <w:sz w:val="22"/>
+        </w:rPr>
+        <w:t>value</w:t>
+      </w:r>
+      <w:r>
+        <w:rPr>
+          <w:rFonts w:ascii="Calibri" w:hAnsi="Calibri" w:eastAsia="Calibri"/>
+          <w:b w:val="0"/>
+          <w:sz w:val="22"/>
+        </w:rPr>
+        <w:t xml:space="preserve">, </w:t>
+      </w:r>
+      <w:r>
+        <w:rPr>
+          <w:rFonts w:ascii="Consolas" w:hAnsi="Consolas" w:eastAsia="Consolas"/>
+          <w:b w:val="0"/>
+          <w:sz w:val="22"/>
+        </w:rPr>
+        <w:t>measurand</w:t>
+      </w:r>
+      <w:r>
+        <w:rPr>
+          <w:rFonts w:ascii="Calibri" w:hAnsi="Calibri" w:eastAsia="Calibri"/>
+          <w:b w:val="0"/>
+          <w:sz w:val="22"/>
+        </w:rPr>
+        <w:t xml:space="preserve">, </w:t>
+      </w:r>
+      <w:r>
+        <w:rPr>
+          <w:rFonts w:ascii="Consolas" w:hAnsi="Consolas" w:eastAsia="Consolas"/>
+          <w:b w:val="0"/>
+          <w:sz w:val="22"/>
+        </w:rPr>
+        <w:t>unit</w:t>
+      </w:r>
+      <w:r>
+        <w:rPr>
+          <w:rFonts w:ascii="Calibri" w:hAnsi="Calibri" w:eastAsia="Calibri"/>
+          <w:b w:val="0"/>
+          <w:sz w:val="22"/>
+        </w:rPr>
+        <w:t xml:space="preserve">, </w:t>
+      </w:r>
+      <w:r>
+        <w:rPr>
+          <w:rFonts w:ascii="Consolas" w:hAnsi="Consolas" w:eastAsia="Consolas"/>
+          <w:b w:val="0"/>
+          <w:sz w:val="22"/>
+        </w:rPr>
+        <w:t>context</w:t>
+      </w:r>
+      <w:r>
+        <w:rPr>
+          <w:rFonts w:ascii="Calibri" w:hAnsi="Calibri" w:eastAsia="Calibri"/>
+          <w:b w:val="0"/>
+          <w:sz w:val="22"/>
+        </w:rPr>
+        <w:t xml:space="preserve">, </w:t>
+      </w:r>
+      <w:r>
+        <w:rPr>
+          <w:rFonts w:ascii="Consolas" w:hAnsi="Consolas" w:eastAsia="Consolas"/>
+          <w:b w:val="0"/>
+          <w:sz w:val="22"/>
+        </w:rPr>
+        <w:t>location</w:t>
+      </w:r>
+      <w:r>
+        <w:rPr>
+          <w:rFonts w:ascii="Calibri" w:hAnsi="Calibri" w:eastAsia="Calibri"/>
+          <w:b w:val="0"/>
+          <w:sz w:val="22"/>
+        </w:rPr>
+        <w:t xml:space="preserve">, </w:t>
+      </w:r>
+      <w:r>
+        <w:rPr>
+          <w:rFonts w:ascii="Consolas" w:hAnsi="Consolas" w:eastAsia="Consolas"/>
+          <w:b w:val="0"/>
+          <w:sz w:val="22"/>
+        </w:rPr>
+        <w:t>phase</w:t>
+      </w:r>
+      <w:r>
+        <w:rPr>
+          <w:rFonts w:ascii="Calibri" w:hAnsi="Calibri" w:eastAsia="Calibri"/>
+          <w:b w:val="0"/>
+          <w:sz w:val="22"/>
+        </w:rPr>
+        <w:t>).</w:t>
+      </w:r>
+    </w:p>
+    <w:p>
+      <w:pPr>
+        <w:pStyle w:val="Heading1"/>
+      </w:pPr>
       <w:r>
         <w:rPr>
           <w:rFonts w:ascii="Calibri" w:hAnsi="Calibri" w:eastAsia="Calibri"/>
           <w:b/>
-          <w:sz w:val="22"/>
-        </w:rPr>
-        <w:t>RemoteStartTransaction</w:t>
-      </w:r>
-      <w:r>
-        <w:rPr>
-          <w:rFonts w:ascii="Calibri" w:hAnsi="Calibri" w:eastAsia="Calibri"/>
-          <w:b w:val="0"/>
-          <w:sz w:val="22"/>
-        </w:rPr>
-        <w:t xml:space="preserve"> → CP Authorize (if configured) + StartTransaction</w:t>
+          <w:color w:val="111827"/>
+          <w:sz w:val="28"/>
+        </w:rPr>
+        <w:t>7. Configuration messages</w:t>
       </w:r>
     </w:p>
     <w:p>
@@ -1656,7 +6789,7 @@
           <w:b/>
           <w:sz w:val="22"/>
         </w:rPr>
-        <w:t>Remote stop:</w:t>
+        <w:t>GetConfiguration</w:t>
       </w:r>
       <w:r>
         <w:rPr>
@@ -1664,7 +6797,7 @@
           <w:b w:val="0"/>
           <w:sz w:val="22"/>
         </w:rPr>
-        <w:t xml:space="preserve"> CMS </w:t>
+        <w:t xml:space="preserve"> / </w:t>
       </w:r>
       <w:r>
         <w:rPr>
@@ -1672,7 +6805,7 @@
           <w:b/>
           <w:sz w:val="22"/>
         </w:rPr>
-        <w:t>RemoteStopTransaction</w:t>
+        <w:t>ChangeConfiguration</w:t>
       </w:r>
       <w:r>
         <w:rPr>
@@ -1680,15 +6813,7 @@
           <w:b w:val="0"/>
           <w:sz w:val="22"/>
         </w:rPr>
-        <w:t xml:space="preserve"> </w:t>
-      </w:r>
-      <w:r>
-        <w:rPr>
-          <w:rFonts w:ascii="Consolas" w:hAnsi="Consolas" w:eastAsia="Consolas"/>
-          <w:b w:val="0"/>
-          <w:sz w:val="22"/>
-        </w:rPr>
-        <w:t>{ transactionId }</w:t>
+        <w:t xml:space="preserve"> read and write string keys on the CP.</w:t>
       </w:r>
     </w:p>
     <w:p>
@@ -1701,107 +6826,7 @@
           <w:b w:val="0"/>
           <w:sz w:val="22"/>
         </w:rPr>
-        <w:t xml:space="preserve">Auth can be online CMS, local list, or cache. Same tag on two connectors often → </w:t>
-      </w:r>
-      <w:r>
-        <w:rPr>
-          <w:rFonts w:ascii="Consolas" w:hAnsi="Consolas" w:eastAsia="Consolas"/>
-          <w:b w:val="0"/>
-          <w:sz w:val="22"/>
-        </w:rPr>
-        <w:t>ConcurrentTx</w:t>
-      </w:r>
-      <w:r>
-        <w:rPr>
-          <w:rFonts w:ascii="Calibri" w:hAnsi="Calibri" w:eastAsia="Calibri"/>
-          <w:b w:val="0"/>
-          <w:sz w:val="22"/>
-        </w:rPr>
-        <w:t xml:space="preserve"> / </w:t>
-      </w:r>
-      <w:r>
-        <w:rPr>
-          <w:rFonts w:ascii="Consolas" w:hAnsi="Consolas" w:eastAsia="Consolas"/>
-          <w:b w:val="0"/>
-          <w:sz w:val="22"/>
-        </w:rPr>
-        <w:t>Blocked</w:t>
-      </w:r>
-      <w:r>
-        <w:rPr>
-          <w:rFonts w:ascii="Calibri" w:hAnsi="Calibri" w:eastAsia="Calibri"/>
-          <w:b w:val="0"/>
-          <w:sz w:val="22"/>
-        </w:rPr>
-        <w:t>.</w:t>
-      </w:r>
-    </w:p>
-    <w:p>
-      <w:pPr>
-        <w:pStyle w:val="Heading1"/>
-      </w:pPr>
-      <w:r>
-        <w:rPr>
-          <w:rFonts w:ascii="Calibri" w:hAnsi="Calibri" w:eastAsia="Calibri"/>
-          <w:b/>
-          <w:color w:val="111827"/>
-          <w:sz w:val="28"/>
-        </w:rPr>
-        <w:t>CP → CMS (common)</w:t>
-      </w:r>
-    </w:p>
-    <w:p>
-      <w:pPr>
-        <w:spacing w:after="120"/>
-      </w:pPr>
-      <w:r>
-        <w:rPr>
-          <w:rFonts w:ascii="Calibri" w:hAnsi="Calibri" w:eastAsia="Calibri"/>
-          <w:b w:val="0"/>
-          <w:sz w:val="22"/>
-        </w:rPr>
-        <w:t>BootNotification · Heartbeat · StatusNotification · Authorize · StartTransaction · MeterValues · StopTransaction · DataTransfer · FirmwareStatusNotification · DiagnosticsStatusNotification</w:t>
-      </w:r>
-    </w:p>
-    <w:p>
-      <w:pPr>
-        <w:pStyle w:val="Heading1"/>
-      </w:pPr>
-      <w:r>
-        <w:rPr>
-          <w:rFonts w:ascii="Calibri" w:hAnsi="Calibri" w:eastAsia="Calibri"/>
-          <w:b/>
-          <w:color w:val="111827"/>
-          <w:sz w:val="28"/>
-        </w:rPr>
-        <w:t>CMS → CP (common)</w:t>
-      </w:r>
-    </w:p>
-    <w:p>
-      <w:pPr>
-        <w:spacing w:after="120"/>
-      </w:pPr>
-      <w:r>
-        <w:rPr>
-          <w:rFonts w:ascii="Calibri" w:hAnsi="Calibri" w:eastAsia="Calibri"/>
-          <w:b w:val="0"/>
-          <w:sz w:val="22"/>
-        </w:rPr>
-        <w:t>RemoteStart / RemoteStop · Reset · UnlockConnector · ChangeAvailability · Get/ChangeConfiguration · ClearCache · SendLocalList · ReserveNow / CancelReservation · TriggerMessage · GetDiagnostics · UpdateFirmware · Set/ClearChargingProfile · GetCompositeSchedule · DataTransfer</w:t>
-      </w:r>
-    </w:p>
-    <w:p>
-      <w:pPr>
-        <w:pStyle w:val="Heading1"/>
-      </w:pPr>
-      <w:r>
-        <w:rPr>
-          <w:rFonts w:ascii="Calibri" w:hAnsi="Calibri" w:eastAsia="Calibri"/>
-          <w:b/>
-          <w:color w:val="111827"/>
-          <w:sz w:val="28"/>
-        </w:rPr>
-        <w:t>Config keys worth knowing</w:t>
+        <w:t>Important Core keys:</w:t>
       </w:r>
     </w:p>
     <w:tbl>
@@ -1894,7 +6919,7 @@
                 <w:b w:val="0"/>
                 <w:sz w:val="18"/>
               </w:rPr>
-              <w:t>Heartbeat seconds</w:t>
+              <w:t>Heartbeat period (s)</w:t>
             </w:r>
           </w:p>
         </w:tc>
@@ -1936,7 +6961,7 @@
                 <w:b w:val="0"/>
                 <w:sz w:val="18"/>
               </w:rPr>
-              <w:t>MeterValues seconds</w:t>
+              <w:t>Meter sample period (s)</w:t>
             </w:r>
           </w:p>
         </w:tc>
@@ -1976,7 +7001,7 @@
                 <w:b w:val="0"/>
                 <w:sz w:val="18"/>
               </w:rPr>
-              <w:t>Which measurands</w:t>
+              <w:t>Measurands list</w:t>
             </w:r>
           </w:p>
         </w:tc>
@@ -2080,6 +7105,88 @@
                 <w:b w:val="0"/>
                 <w:sz w:val="18"/>
               </w:rPr>
+              <w:t>LocalAuthorizeOffline / LocalPreAuthorize</w:t>
+            </w:r>
+          </w:p>
+        </w:tc>
+        <w:tc>
+          <w:tcPr>
+            <w:tcW w:type="dxa" w:w="4986"/>
+            <w:shd w:val="clear" w:color="auto" w:fill="FBEAEA"/>
+          </w:tcPr>
+          <w:p>
+            <w:pPr>
+              <w:spacing w:before="40" w:after="40"/>
+            </w:pPr>
+            <w:r/>
+            <w:r>
+              <w:rPr>
+                <w:rFonts w:ascii="Calibri" w:hAnsi="Calibri" w:eastAsia="Calibri"/>
+                <w:b w:val="0"/>
+                <w:sz w:val="18"/>
+              </w:rPr>
+              <w:t>Offline / local auth behavior</w:t>
+            </w:r>
+          </w:p>
+        </w:tc>
+      </w:tr>
+      <w:tr>
+        <w:tc>
+          <w:tcPr>
+            <w:tcW w:type="dxa" w:w="4986"/>
+          </w:tcPr>
+          <w:p>
+            <w:pPr>
+              <w:spacing w:before="40" w:after="40"/>
+            </w:pPr>
+            <w:r/>
+            <w:r>
+              <w:rPr>
+                <w:rFonts w:ascii="Calibri" w:hAnsi="Calibri" w:eastAsia="Calibri"/>
+                <w:b w:val="0"/>
+                <w:sz w:val="18"/>
+              </w:rPr>
+              <w:t>ConnectionTimeOut</w:t>
+            </w:r>
+          </w:p>
+        </w:tc>
+        <w:tc>
+          <w:tcPr>
+            <w:tcW w:type="dxa" w:w="4986"/>
+          </w:tcPr>
+          <w:p>
+            <w:pPr>
+              <w:spacing w:before="40" w:after="40"/>
+            </w:pPr>
+            <w:r/>
+            <w:r>
+              <w:rPr>
+                <w:rFonts w:ascii="Calibri" w:hAnsi="Calibri" w:eastAsia="Calibri"/>
+                <w:b w:val="0"/>
+                <w:sz w:val="18"/>
+              </w:rPr>
+              <w:t>Auth/start timeout</w:t>
+            </w:r>
+          </w:p>
+        </w:tc>
+      </w:tr>
+      <w:tr>
+        <w:tc>
+          <w:tcPr>
+            <w:tcW w:type="dxa" w:w="4986"/>
+            <w:shd w:val="clear" w:color="auto" w:fill="FBEAEA"/>
+          </w:tcPr>
+          <w:p>
+            <w:pPr>
+              <w:spacing w:before="40" w:after="40"/>
+            </w:pPr>
+            <w:r/>
+            <w:r>
+              <w:rPr>
+                <w:rFonts w:ascii="Calibri" w:hAnsi="Calibri" w:eastAsia="Calibri"/>
+                <w:b w:val="0"/>
+                <w:sz w:val="18"/>
+              </w:rPr>
               <w:t>SupportedFeatureProfiles</w:t>
             </w:r>
           </w:p>
@@ -2105,6 +7212,128 @@
           </w:p>
         </w:tc>
       </w:tr>
+      <w:tr>
+        <w:tc>
+          <w:tcPr>
+            <w:tcW w:type="dxa" w:w="4986"/>
+          </w:tcPr>
+          <w:p>
+            <w:pPr>
+              <w:spacing w:before="40" w:after="40"/>
+            </w:pPr>
+            <w:r/>
+            <w:r>
+              <w:rPr>
+                <w:rFonts w:ascii="Calibri" w:hAnsi="Calibri" w:eastAsia="Calibri"/>
+                <w:b w:val="0"/>
+                <w:sz w:val="18"/>
+              </w:rPr>
+              <w:t>AuthorizationCacheEnabled / LocalAuthListEnabled</w:t>
+            </w:r>
+          </w:p>
+        </w:tc>
+        <w:tc>
+          <w:tcPr>
+            <w:tcW w:type="dxa" w:w="4986"/>
+          </w:tcPr>
+          <w:p>
+            <w:pPr>
+              <w:spacing w:before="40" w:after="40"/>
+            </w:pPr>
+            <w:r/>
+            <w:r>
+              <w:rPr>
+                <w:rFonts w:ascii="Calibri" w:hAnsi="Calibri" w:eastAsia="Calibri"/>
+                <w:b w:val="0"/>
+                <w:sz w:val="18"/>
+              </w:rPr>
+              <w:t>Cache / local list</w:t>
+            </w:r>
+          </w:p>
+        </w:tc>
+      </w:tr>
+      <w:tr>
+        <w:tc>
+          <w:tcPr>
+            <w:tcW w:type="dxa" w:w="4986"/>
+            <w:shd w:val="clear" w:color="auto" w:fill="FBEAEA"/>
+          </w:tcPr>
+          <w:p>
+            <w:pPr>
+              <w:spacing w:before="40" w:after="40"/>
+            </w:pPr>
+            <w:r/>
+            <w:r>
+              <w:rPr>
+                <w:rFonts w:ascii="Calibri" w:hAnsi="Calibri" w:eastAsia="Calibri"/>
+                <w:b w:val="0"/>
+                <w:sz w:val="18"/>
+              </w:rPr>
+              <w:t>StopTransactionOnEVSideDisconnect</w:t>
+            </w:r>
+          </w:p>
+        </w:tc>
+        <w:tc>
+          <w:tcPr>
+            <w:tcW w:type="dxa" w:w="4986"/>
+            <w:shd w:val="clear" w:color="auto" w:fill="FBEAEA"/>
+          </w:tcPr>
+          <w:p>
+            <w:pPr>
+              <w:spacing w:before="40" w:after="40"/>
+            </w:pPr>
+            <w:r/>
+            <w:r>
+              <w:rPr>
+                <w:rFonts w:ascii="Calibri" w:hAnsi="Calibri" w:eastAsia="Calibri"/>
+                <w:b w:val="0"/>
+                <w:sz w:val="18"/>
+              </w:rPr>
+              <w:t>Auto-stop on unplug</w:t>
+            </w:r>
+          </w:p>
+        </w:tc>
+      </w:tr>
+      <w:tr>
+        <w:tc>
+          <w:tcPr>
+            <w:tcW w:type="dxa" w:w="4986"/>
+          </w:tcPr>
+          <w:p>
+            <w:pPr>
+              <w:spacing w:before="40" w:after="40"/>
+            </w:pPr>
+            <w:r/>
+            <w:r>
+              <w:rPr>
+                <w:rFonts w:ascii="Calibri" w:hAnsi="Calibri" w:eastAsia="Calibri"/>
+                <w:b w:val="0"/>
+                <w:sz w:val="18"/>
+              </w:rPr>
+              <w:t>UnlockConnectorOnEVSideDisconnect</w:t>
+            </w:r>
+          </w:p>
+        </w:tc>
+        <w:tc>
+          <w:tcPr>
+            <w:tcW w:type="dxa" w:w="4986"/>
+          </w:tcPr>
+          <w:p>
+            <w:pPr>
+              <w:spacing w:before="40" w:after="40"/>
+            </w:pPr>
+            <w:r/>
+            <w:r>
+              <w:rPr>
+                <w:rFonts w:ascii="Calibri" w:hAnsi="Calibri" w:eastAsia="Calibri"/>
+                <w:b w:val="0"/>
+                <w:sz w:val="18"/>
+              </w:rPr>
+              <w:t>Auto-unlock on unplug</w:t>
+            </w:r>
+          </w:p>
+        </w:tc>
+      </w:tr>
     </w:tbl>
     <w:p>
       <w:pPr>
@@ -2121,7 +7350,7 @@
           <w:b w:val="0"/>
           <w:sz w:val="22"/>
         </w:rPr>
-        <w:t>ChangeConfiguration</w:t>
+        <w:t>ChangeConfiguration.conf</w:t>
       </w:r>
       <w:r>
         <w:rPr>
@@ -2129,12 +7358,44 @@
           <w:b w:val="0"/>
           <w:sz w:val="22"/>
         </w:rPr>
-        <w:t xml:space="preserve"> may return </w:t>
+        <w:t xml:space="preserve"> = </w:t>
+      </w:r>
+      <w:r>
+        <w:rPr>
+          <w:rFonts w:ascii="Consolas" w:hAnsi="Consolas" w:eastAsia="Consolas"/>
+          <w:b w:val="0"/>
+          <w:sz w:val="22"/>
+        </w:rPr>
+        <w:t>Accepted</w:t>
       </w:r>
       <w:r>
         <w:rPr>
           <w:rFonts w:ascii="Calibri" w:hAnsi="Calibri" w:eastAsia="Calibri"/>
-          <w:b/>
+          <w:b w:val="0"/>
+          <w:sz w:val="22"/>
+        </w:rPr>
+        <w:t xml:space="preserve"> | </w:t>
+      </w:r>
+      <w:r>
+        <w:rPr>
+          <w:rFonts w:ascii="Consolas" w:hAnsi="Consolas" w:eastAsia="Consolas"/>
+          <w:b w:val="0"/>
+          <w:sz w:val="22"/>
+        </w:rPr>
+        <w:t>Rejected</w:t>
+      </w:r>
+      <w:r>
+        <w:rPr>
+          <w:rFonts w:ascii="Calibri" w:hAnsi="Calibri" w:eastAsia="Calibri"/>
+          <w:b w:val="0"/>
+          <w:sz w:val="22"/>
+        </w:rPr>
+        <w:t xml:space="preserve"> | </w:t>
+      </w:r>
+      <w:r>
+        <w:rPr>
+          <w:rFonts w:ascii="Consolas" w:hAnsi="Consolas" w:eastAsia="Consolas"/>
+          <w:b w:val="0"/>
           <w:sz w:val="22"/>
         </w:rPr>
         <w:t>RebootRequired</w:t>
@@ -2145,7 +7406,15 @@
           <w:b w:val="0"/>
           <w:sz w:val="22"/>
         </w:rPr>
-        <w:t xml:space="preserve"> → needs Reset.</w:t>
+        <w:t xml:space="preserve"> | </w:t>
+      </w:r>
+      <w:r>
+        <w:rPr>
+          <w:rFonts w:ascii="Consolas" w:hAnsi="Consolas" w:eastAsia="Consolas"/>
+          <w:b w:val="0"/>
+          <w:sz w:val="22"/>
+        </w:rPr>
+        <w:t>NotSupported</w:t>
       </w:r>
     </w:p>
     <w:p>
@@ -2159,7 +7428,7 @@
           <w:color w:val="111827"/>
           <w:sz w:val="28"/>
         </w:rPr>
-        <w:t>Minimal working set</w:t>
+        <w:t>8. Firmware &amp; diagnostics message flow</w:t>
       </w:r>
     </w:p>
     <w:p>
@@ -2172,7 +7441,7 @@
           <w:b/>
           <w:sz w:val="22"/>
         </w:rPr>
-        <w:t>Must send:</w:t>
+        <w:t>UpdateFirmware</w:t>
       </w:r>
       <w:r>
         <w:rPr>
@@ -2180,7 +7449,15 @@
           <w:b w:val="0"/>
           <w:sz w:val="22"/>
         </w:rPr>
-        <w:t xml:space="preserve"> Boot, Heartbeat, Status, Authorize, Start, MeterValues, Stop</w:t>
+        <w:t xml:space="preserve"> (CMS) → CP </w:t>
+      </w:r>
+      <w:r>
+        <w:rPr>
+          <w:rFonts w:ascii="Calibri" w:hAnsi="Calibri" w:eastAsia="Calibri"/>
+          <w:b/>
+          <w:sz w:val="22"/>
+        </w:rPr>
+        <w:t>FirmwareStatusNotification</w:t>
       </w:r>
     </w:p>
     <w:p>
@@ -2189,19 +7466,197 @@
       </w:pPr>
       <w:r>
         <w:rPr>
+          <w:rFonts w:ascii="Consolas" w:hAnsi="Consolas" w:eastAsia="Consolas"/>
+          <w:b w:val="0"/>
+          <w:sz w:val="22"/>
+        </w:rPr>
+        <w:t>Downloading</w:t>
+      </w:r>
+      <w:r>
+        <w:rPr>
+          <w:rFonts w:ascii="Calibri" w:hAnsi="Calibri" w:eastAsia="Calibri"/>
+          <w:b w:val="0"/>
+          <w:sz w:val="22"/>
+        </w:rPr>
+        <w:t xml:space="preserve"> → </w:t>
+      </w:r>
+      <w:r>
+        <w:rPr>
+          <w:rFonts w:ascii="Consolas" w:hAnsi="Consolas" w:eastAsia="Consolas"/>
+          <w:b w:val="0"/>
+          <w:sz w:val="22"/>
+        </w:rPr>
+        <w:t>Downloaded</w:t>
+      </w:r>
+      <w:r>
+        <w:rPr>
+          <w:rFonts w:ascii="Calibri" w:hAnsi="Calibri" w:eastAsia="Calibri"/>
+          <w:b w:val="0"/>
+          <w:sz w:val="22"/>
+        </w:rPr>
+        <w:t xml:space="preserve"> → </w:t>
+      </w:r>
+      <w:r>
+        <w:rPr>
+          <w:rFonts w:ascii="Consolas" w:hAnsi="Consolas" w:eastAsia="Consolas"/>
+          <w:b w:val="0"/>
+          <w:sz w:val="22"/>
+        </w:rPr>
+        <w:t>Installing</w:t>
+      </w:r>
+      <w:r>
+        <w:rPr>
+          <w:rFonts w:ascii="Calibri" w:hAnsi="Calibri" w:eastAsia="Calibri"/>
+          <w:b w:val="0"/>
+          <w:sz w:val="22"/>
+        </w:rPr>
+        <w:t xml:space="preserve"> → </w:t>
+      </w:r>
+      <w:r>
+        <w:rPr>
+          <w:rFonts w:ascii="Consolas" w:hAnsi="Consolas" w:eastAsia="Consolas"/>
+          <w:b w:val="0"/>
+          <w:sz w:val="22"/>
+        </w:rPr>
+        <w:t>Installed</w:t>
+      </w:r>
+      <w:r>
+        <w:rPr>
+          <w:rFonts w:ascii="Calibri" w:hAnsi="Calibri" w:eastAsia="Calibri"/>
+          <w:b w:val="0"/>
+          <w:sz w:val="22"/>
+        </w:rPr>
+        <w:t xml:space="preserve"> (or </w:t>
+      </w:r>
+      <w:r>
+        <w:rPr>
+          <w:rFonts w:ascii="Consolas" w:hAnsi="Consolas" w:eastAsia="Consolas"/>
+          <w:b w:val="0"/>
+          <w:sz w:val="22"/>
+        </w:rPr>
+        <w:t>*Failed</w:t>
+      </w:r>
+      <w:r>
+        <w:rPr>
+          <w:rFonts w:ascii="Calibri" w:hAnsi="Calibri" w:eastAsia="Calibri"/>
+          <w:b w:val="0"/>
+          <w:sz w:val="22"/>
+        </w:rPr>
+        <w:t xml:space="preserve">) → often </w:t>
+      </w:r>
+      <w:r>
+        <w:rPr>
+          <w:rFonts w:ascii="Consolas" w:hAnsi="Consolas" w:eastAsia="Consolas"/>
+          <w:b w:val="0"/>
+          <w:sz w:val="22"/>
+        </w:rPr>
+        <w:t>Idle</w:t>
+      </w:r>
+      <w:r>
+        <w:rPr>
+          <w:rFonts w:ascii="Calibri" w:hAnsi="Calibri" w:eastAsia="Calibri"/>
+          <w:b w:val="0"/>
+          <w:sz w:val="22"/>
+        </w:rPr>
+        <w:t xml:space="preserve">, then new </w:t>
+      </w:r>
+      <w:r>
+        <w:rPr>
           <w:rFonts w:ascii="Calibri" w:hAnsi="Calibri" w:eastAsia="Calibri"/>
           <w:b/>
           <w:sz w:val="22"/>
         </w:rPr>
-        <w:t>Must handle:</w:t>
-      </w:r>
+        <w:t>BootNotification</w:t>
+      </w:r>
+    </w:p>
+    <w:p>
+      <w:pPr>
+        <w:spacing w:after="120"/>
+      </w:pPr>
       <w:r>
         <w:rPr>
           <w:rFonts w:ascii="Calibri" w:hAnsi="Calibri" w:eastAsia="Calibri"/>
-          <w:b w:val="0"/>
-          <w:sz w:val="22"/>
-        </w:rPr>
-        <w:t xml:space="preserve"> RemoteStart/Stop, Reset, Get/ChangeConfiguration, TriggerMessage, ChangeAvailability</w:t>
+          <w:b/>
+          <w:sz w:val="22"/>
+        </w:rPr>
+        <w:t>GetDiagnostics</w:t>
+      </w:r>
+      <w:r>
+        <w:rPr>
+          <w:rFonts w:ascii="Calibri" w:hAnsi="Calibri" w:eastAsia="Calibri"/>
+          <w:b w:val="0"/>
+          <w:sz w:val="22"/>
+        </w:rPr>
+        <w:t xml:space="preserve"> (CMS) → CP </w:t>
+      </w:r>
+      <w:r>
+        <w:rPr>
+          <w:rFonts w:ascii="Calibri" w:hAnsi="Calibri" w:eastAsia="Calibri"/>
+          <w:b/>
+          <w:sz w:val="22"/>
+        </w:rPr>
+        <w:t>DiagnosticsStatusNotification</w:t>
+      </w:r>
+    </w:p>
+    <w:p>
+      <w:pPr>
+        <w:spacing w:after="120"/>
+      </w:pPr>
+      <w:r>
+        <w:rPr>
+          <w:rFonts w:ascii="Consolas" w:hAnsi="Consolas" w:eastAsia="Consolas"/>
+          <w:b w:val="0"/>
+          <w:sz w:val="22"/>
+        </w:rPr>
+        <w:t>Uploading</w:t>
+      </w:r>
+      <w:r>
+        <w:rPr>
+          <w:rFonts w:ascii="Calibri" w:hAnsi="Calibri" w:eastAsia="Calibri"/>
+          <w:b w:val="0"/>
+          <w:sz w:val="22"/>
+        </w:rPr>
+        <w:t xml:space="preserve"> → </w:t>
+      </w:r>
+      <w:r>
+        <w:rPr>
+          <w:rFonts w:ascii="Consolas" w:hAnsi="Consolas" w:eastAsia="Consolas"/>
+          <w:b w:val="0"/>
+          <w:sz w:val="22"/>
+        </w:rPr>
+        <w:t>Uploaded</w:t>
+      </w:r>
+      <w:r>
+        <w:rPr>
+          <w:rFonts w:ascii="Calibri" w:hAnsi="Calibri" w:eastAsia="Calibri"/>
+          <w:b w:val="0"/>
+          <w:sz w:val="22"/>
+        </w:rPr>
+        <w:t xml:space="preserve"> (or </w:t>
+      </w:r>
+      <w:r>
+        <w:rPr>
+          <w:rFonts w:ascii="Consolas" w:hAnsi="Consolas" w:eastAsia="Consolas"/>
+          <w:b w:val="0"/>
+          <w:sz w:val="22"/>
+        </w:rPr>
+        <w:t>UploadFailed</w:t>
+      </w:r>
+      <w:r>
+        <w:rPr>
+          <w:rFonts w:ascii="Calibri" w:hAnsi="Calibri" w:eastAsia="Calibri"/>
+          <w:b w:val="0"/>
+          <w:sz w:val="22"/>
+        </w:rPr>
+        <w:t xml:space="preserve">) → </w:t>
+      </w:r>
+      <w:r>
+        <w:rPr>
+          <w:rFonts w:ascii="Consolas" w:hAnsi="Consolas" w:eastAsia="Consolas"/>
+          <w:b w:val="0"/>
+          <w:sz w:val="22"/>
+        </w:rPr>
+        <w:t>Idle</w:t>
       </w:r>
     </w:p>
     <w:p>
@@ -2215,7 +7670,310 @@
           <w:color w:val="111827"/>
           <w:sz w:val="28"/>
         </w:rPr>
-        <w:t>Pitfalls</w:t>
+        <w:t>9. Smart charging messages</w:t>
+      </w:r>
+    </w:p>
+    <w:tbl>
+      <w:tblPr>
+        <w:tblStyle w:val="TableGrid"/>
+        <w:tblW w:type="auto" w:w="0"/>
+        <w:tblLayout w:type="autofit"/>
+        <w:tblLook w:firstColumn="1" w:firstRow="1" w:lastColumn="0" w:lastRow="0" w:noHBand="0" w:noVBand="1" w:val="04A0"/>
+      </w:tblPr>
+      <w:tblGrid>
+        <w:gridCol w:w="4986"/>
+        <w:gridCol w:w="4986"/>
+      </w:tblGrid>
+      <w:tr>
+        <w:tc>
+          <w:tcPr>
+            <w:tcW w:type="dxa" w:w="4986"/>
+            <w:shd w:val="clear" w:color="auto" w:fill="C02434"/>
+          </w:tcPr>
+          <w:p>
+            <w:pPr>
+              <w:spacing w:before="40" w:after="40"/>
+            </w:pPr>
+            <w:r/>
+            <w:r>
+              <w:rPr>
+                <w:rFonts w:ascii="Calibri" w:hAnsi="Calibri" w:eastAsia="Calibri"/>
+                <w:b/>
+                <w:color w:val="FFFFFF"/>
+                <w:sz w:val="18"/>
+              </w:rPr>
+              <w:t>Message</w:t>
+            </w:r>
+          </w:p>
+        </w:tc>
+        <w:tc>
+          <w:tcPr>
+            <w:tcW w:type="dxa" w:w="4986"/>
+            <w:shd w:val="clear" w:color="auto" w:fill="C02434"/>
+          </w:tcPr>
+          <w:p>
+            <w:pPr>
+              <w:spacing w:before="40" w:after="40"/>
+            </w:pPr>
+            <w:r/>
+            <w:r>
+              <w:rPr>
+                <w:rFonts w:ascii="Calibri" w:hAnsi="Calibri" w:eastAsia="Calibri"/>
+                <w:b/>
+                <w:color w:val="FFFFFF"/>
+                <w:sz w:val="18"/>
+              </w:rPr>
+              <w:t>Role</w:t>
+            </w:r>
+          </w:p>
+        </w:tc>
+      </w:tr>
+      <w:tr>
+        <w:tc>
+          <w:tcPr>
+            <w:tcW w:type="dxa" w:w="4986"/>
+          </w:tcPr>
+          <w:p>
+            <w:pPr>
+              <w:spacing w:before="40" w:after="40"/>
+            </w:pPr>
+            <w:r/>
+            <w:r>
+              <w:rPr>
+                <w:rFonts w:ascii="Calibri" w:hAnsi="Calibri" w:eastAsia="Calibri"/>
+                <w:b w:val="0"/>
+                <w:sz w:val="18"/>
+              </w:rPr>
+              <w:t>SetChargingProfile</w:t>
+            </w:r>
+          </w:p>
+        </w:tc>
+        <w:tc>
+          <w:tcPr>
+            <w:tcW w:type="dxa" w:w="4986"/>
+          </w:tcPr>
+          <w:p>
+            <w:pPr>
+              <w:spacing w:before="40" w:after="40"/>
+            </w:pPr>
+            <w:r/>
+            <w:r>
+              <w:rPr>
+                <w:rFonts w:ascii="Calibri" w:hAnsi="Calibri" w:eastAsia="Calibri"/>
+                <w:b w:val="0"/>
+                <w:sz w:val="18"/>
+              </w:rPr>
+              <w:t>Install TxProfile / TxDefaultProfile / ChargePointMaxProfile schedule</w:t>
+            </w:r>
+          </w:p>
+        </w:tc>
+      </w:tr>
+      <w:tr>
+        <w:tc>
+          <w:tcPr>
+            <w:tcW w:type="dxa" w:w="4986"/>
+            <w:shd w:val="clear" w:color="auto" w:fill="FBEAEA"/>
+          </w:tcPr>
+          <w:p>
+            <w:pPr>
+              <w:spacing w:before="40" w:after="40"/>
+            </w:pPr>
+            <w:r/>
+            <w:r>
+              <w:rPr>
+                <w:rFonts w:ascii="Calibri" w:hAnsi="Calibri" w:eastAsia="Calibri"/>
+                <w:b w:val="0"/>
+                <w:sz w:val="18"/>
+              </w:rPr>
+              <w:t>ClearChargingProfile</w:t>
+            </w:r>
+          </w:p>
+        </w:tc>
+        <w:tc>
+          <w:tcPr>
+            <w:tcW w:type="dxa" w:w="4986"/>
+            <w:shd w:val="clear" w:color="auto" w:fill="FBEAEA"/>
+          </w:tcPr>
+          <w:p>
+            <w:pPr>
+              <w:spacing w:before="40" w:after="40"/>
+            </w:pPr>
+            <w:r/>
+            <w:r>
+              <w:rPr>
+                <w:rFonts w:ascii="Calibri" w:hAnsi="Calibri" w:eastAsia="Calibri"/>
+                <w:b w:val="0"/>
+                <w:sz w:val="18"/>
+              </w:rPr>
+              <w:t>Remove matching profiles</w:t>
+            </w:r>
+          </w:p>
+        </w:tc>
+      </w:tr>
+      <w:tr>
+        <w:tc>
+          <w:tcPr>
+            <w:tcW w:type="dxa" w:w="4986"/>
+          </w:tcPr>
+          <w:p>
+            <w:pPr>
+              <w:spacing w:before="40" w:after="40"/>
+            </w:pPr>
+            <w:r/>
+            <w:r>
+              <w:rPr>
+                <w:rFonts w:ascii="Calibri" w:hAnsi="Calibri" w:eastAsia="Calibri"/>
+                <w:b w:val="0"/>
+                <w:sz w:val="18"/>
+              </w:rPr>
+              <w:t>GetCompositeSchedule</w:t>
+            </w:r>
+          </w:p>
+        </w:tc>
+        <w:tc>
+          <w:tcPr>
+            <w:tcW w:type="dxa" w:w="4986"/>
+          </w:tcPr>
+          <w:p>
+            <w:pPr>
+              <w:spacing w:before="40" w:after="40"/>
+            </w:pPr>
+            <w:r/>
+            <w:r>
+              <w:rPr>
+                <w:rFonts w:ascii="Calibri" w:hAnsi="Calibri" w:eastAsia="Calibri"/>
+                <w:b w:val="0"/>
+                <w:sz w:val="18"/>
+              </w:rPr>
+              <w:t>Return combined planned limit for a connector</w:t>
+            </w:r>
+          </w:p>
+        </w:tc>
+      </w:tr>
+    </w:tbl>
+    <w:p>
+      <w:pPr>
+        <w:spacing w:after="120"/>
+      </w:pPr>
+    </w:p>
+    <w:p>
+      <w:pPr>
+        <w:spacing w:after="120"/>
+      </w:pPr>
+      <w:r>
+        <w:rPr>
+          <w:rFonts w:ascii="Calibri" w:hAnsi="Calibri" w:eastAsia="Calibri"/>
+          <w:b w:val="0"/>
+          <w:sz w:val="22"/>
+        </w:rPr>
+        <w:t xml:space="preserve">Limits from profiles typically cap power during </w:t>
+      </w:r>
+      <w:r>
+        <w:rPr>
+          <w:rFonts w:ascii="Calibri" w:hAnsi="Calibri" w:eastAsia="Calibri"/>
+          <w:b/>
+          <w:sz w:val="22"/>
+        </w:rPr>
+        <w:t>MeterValues</w:t>
+      </w:r>
+      <w:r>
+        <w:rPr>
+          <w:rFonts w:ascii="Calibri" w:hAnsi="Calibri" w:eastAsia="Calibri"/>
+          <w:b w:val="0"/>
+          <w:sz w:val="22"/>
+        </w:rPr>
+        <w:t xml:space="preserve"> / charging.</w:t>
+      </w:r>
+    </w:p>
+    <w:p>
+      <w:pPr>
+        <w:pStyle w:val="Heading1"/>
+      </w:pPr>
+      <w:r>
+        <w:rPr>
+          <w:rFonts w:ascii="Calibri" w:hAnsi="Calibri" w:eastAsia="Calibri"/>
+          <w:b/>
+          <w:color w:val="111827"/>
+          <w:sz w:val="28"/>
+        </w:rPr>
+        <w:t>10. Minimal message set for a working charger</w:t>
+      </w:r>
+    </w:p>
+    <w:p>
+      <w:pPr>
+        <w:spacing w:after="120"/>
+      </w:pPr>
+      <w:r>
+        <w:rPr>
+          <w:rFonts w:ascii="Calibri" w:hAnsi="Calibri" w:eastAsia="Calibri"/>
+          <w:b/>
+          <w:sz w:val="22"/>
+        </w:rPr>
+        <w:t>CP must send:</w:t>
+      </w:r>
+      <w:r>
+        <w:rPr>
+          <w:rFonts w:ascii="Calibri" w:hAnsi="Calibri" w:eastAsia="Calibri"/>
+          <w:b w:val="0"/>
+          <w:sz w:val="22"/>
+        </w:rPr>
+        <w:t xml:space="preserve"> BootNotification, Heartbeat, StatusNotification, Authorize, StartTransaction, MeterValues, StopTransaction</w:t>
+      </w:r>
+    </w:p>
+    <w:p>
+      <w:pPr>
+        <w:spacing w:after="120"/>
+      </w:pPr>
+      <w:r>
+        <w:rPr>
+          <w:rFonts w:ascii="Calibri" w:hAnsi="Calibri" w:eastAsia="Calibri"/>
+          <w:b/>
+          <w:sz w:val="22"/>
+        </w:rPr>
+        <w:t>CP must handle:</w:t>
+      </w:r>
+      <w:r>
+        <w:rPr>
+          <w:rFonts w:ascii="Calibri" w:hAnsi="Calibri" w:eastAsia="Calibri"/>
+          <w:b w:val="0"/>
+          <w:sz w:val="22"/>
+        </w:rPr>
+        <w:t xml:space="preserve"> RemoteStartTransaction, RemoteStopTransaction, Reset, GetConfiguration, ChangeConfiguration, TriggerMessage, ChangeAvailability</w:t>
+      </w:r>
+    </w:p>
+    <w:p>
+      <w:pPr>
+        <w:spacing w:after="120"/>
+      </w:pPr>
+      <w:r>
+        <w:rPr>
+          <w:rFonts w:ascii="Calibri" w:hAnsi="Calibri" w:eastAsia="Calibri"/>
+          <w:b/>
+          <w:sz w:val="22"/>
+        </w:rPr>
+        <w:t>Next layer:</w:t>
+      </w:r>
+      <w:r>
+        <w:rPr>
+          <w:rFonts w:ascii="Calibri" w:hAnsi="Calibri" w:eastAsia="Calibri"/>
+          <w:b w:val="0"/>
+          <w:sz w:val="22"/>
+        </w:rPr>
+        <w:t xml:space="preserve"> UnlockConnector, ClearCache, SendLocalList, DataTransfer, UpdateFirmware + FirmwareStatusNotification, GetDiagnostics + DiagnosticsStatusNotification, ReserveNow / CancelReservation, Set/ClearChargingProfile, GetCompositeSchedule</w:t>
+      </w:r>
+    </w:p>
+    <w:p>
+      <w:pPr>
+        <w:pStyle w:val="Heading1"/>
+      </w:pPr>
+      <w:r>
+        <w:rPr>
+          <w:rFonts w:ascii="Calibri" w:hAnsi="Calibri" w:eastAsia="Calibri"/>
+          <w:b/>
+          <w:color w:val="111827"/>
+          <w:sz w:val="28"/>
+        </w:rPr>
+        <w:t>11. Quick pitfalls</w:t>
       </w:r>
     </w:p>
     <w:tbl>
@@ -2268,7 +8026,7 @@
                 <w:color w:val="FFFFFF"/>
                 <w:sz w:val="18"/>
               </w:rPr>
-              <w:t>Likely cause</w:t>
+              <w:t>Related messages / cause</w:t>
             </w:r>
           </w:p>
         </w:tc>
@@ -2289,7 +8047,7 @@
                 <w:b w:val="0"/>
                 <w:sz w:val="18"/>
               </w:rPr>
-              <w:t>Online socket, CMS offline</w:t>
+              <w:t>CMS stays offline</w:t>
             </w:r>
           </w:p>
         </w:tc>
@@ -2308,7 +8066,7 @@
                 <w:b w:val="0"/>
                 <w:sz w:val="18"/>
               </w:rPr>
-              <w:t>Boot missing / Rejected / wrong cpId</w:t>
+              <w:t>Missing/Rejected BootNotification; wrong cpId path</w:t>
             </w:r>
           </w:p>
         </w:tc>
@@ -2330,7 +8088,7 @@
                 <w:b w:val="0"/>
                 <w:sz w:val="18"/>
               </w:rPr>
-              <w:t>Authorize Invalid</w:t>
+              <w:t>Can’t start</w:t>
             </w:r>
           </w:p>
         </w:tc>
@@ -2350,7 +8108,7 @@
                 <w:b w:val="0"/>
                 <w:sz w:val="18"/>
               </w:rPr>
-              <w:t>Tag not in CMS</w:t>
+              <w:t>Authorize / StartTransaction Invalid / Blocked / ConcurrentTx</w:t>
             </w:r>
           </w:p>
         </w:tc>
@@ -2371,7 +8129,7 @@
                 <w:b w:val="0"/>
                 <w:sz w:val="18"/>
               </w:rPr>
-              <w:t>Start Blocked / ConcurrentTx</w:t>
+              <w:t>No live kW</w:t>
             </w:r>
           </w:p>
         </w:tc>
@@ -2390,7 +8148,7 @@
                 <w:b w:val="0"/>
                 <w:sz w:val="18"/>
               </w:rPr>
-              <w:t>Tag already charging elsewhere</w:t>
+              <w:t>Missing MeterValues or wrong measurands</w:t>
             </w:r>
           </w:p>
         </w:tc>
@@ -2412,7 +8170,7 @@
                 <w:b w:val="0"/>
                 <w:sz w:val="18"/>
               </w:rPr>
-              <w:t>No live kW</w:t>
+              <w:t>Stuck Finishing</w:t>
             </w:r>
           </w:p>
         </w:tc>
@@ -2432,7 +8190,7 @@
                 <w:b w:val="0"/>
                 <w:sz w:val="18"/>
               </w:rPr>
-              <w:t>No MeterValues / wrong measurands</w:t>
+              <w:t>No StatusNotification Available after stop</w:t>
             </w:r>
           </w:p>
         </w:tc>
@@ -2453,7 +8211,7 @@
                 <w:b w:val="0"/>
                 <w:sz w:val="18"/>
               </w:rPr>
-              <w:t>Stuck Finishing</w:t>
+              <w:t>Config ignored</w:t>
             </w:r>
           </w:p>
         </w:tc>
@@ -2472,7 +8230,7 @@
                 <w:b w:val="0"/>
                 <w:sz w:val="18"/>
               </w:rPr>
-              <w:t>Waiting for Available / unplug</w:t>
+              <w:t>ChangeConfiguration returned RebootRequired</w:t>
             </w:r>
           </w:p>
         </w:tc>
@@ -2494,7 +8252,7 @@
                 <w:b w:val="0"/>
                 <w:sz w:val="18"/>
               </w:rPr>
-              <w:t>Subprotocol error</w:t>
+              <w:t>Subprotocol fail</w:t>
             </w:r>
           </w:p>
         </w:tc>
@@ -2514,7 +8272,7 @@
                 <w:b w:val="0"/>
                 <w:sz w:val="18"/>
               </w:rPr>
-              <w:t>CMS requires or forbids ocpp1.6</w:t>
+              <w:t>Handshake requires or forbids ocpp1.6</w:t>
             </w:r>
           </w:p>
         </w:tc>
@@ -2524,49 +8282,6 @@
       <w:pPr>
         <w:spacing w:after="120"/>
       </w:pPr>
-    </w:p>
-    <w:p>
-      <w:pPr>
-        <w:pStyle w:val="Heading1"/>
-      </w:pPr>
-      <w:r>
-        <w:rPr>
-          <w:rFonts w:ascii="Calibri" w:hAnsi="Calibri" w:eastAsia="Calibri"/>
-          <w:b/>
-          <w:color w:val="111827"/>
-          <w:sz w:val="28"/>
-        </w:rPr>
-        <w:t>Simulator note</w:t>
-      </w:r>
-    </w:p>
-    <w:p>
-      <w:pPr>
-        <w:spacing w:after="120"/>
-      </w:pPr>
-      <w:r>
-        <w:rPr>
-          <w:rFonts w:ascii="Calibri" w:hAnsi="Calibri" w:eastAsia="Calibri"/>
-          <w:b w:val="0"/>
-          <w:sz w:val="22"/>
-        </w:rPr>
-        <w:t xml:space="preserve">Browser UI ≠ OCPP. Only the </w:t>
-      </w:r>
-      <w:r>
-        <w:rPr>
-          <w:rFonts w:ascii="Calibri" w:hAnsi="Calibri" w:eastAsia="Calibri"/>
-          <w:b/>
-          <w:sz w:val="22"/>
-        </w:rPr>
-        <w:t>Node backend</w:t>
-      </w:r>
-      <w:r>
-        <w:rPr>
-          <w:rFonts w:ascii="Calibri" w:hAnsi="Calibri" w:eastAsia="Calibri"/>
-          <w:b w:val="0"/>
-          <w:sz w:val="22"/>
-        </w:rPr>
-        <w:t xml:space="preserve"> opens the WebSocket to the CMS. The UI drives the sim over REST / Socket.IO.</w:t>
-      </w:r>
     </w:p>
     <w:sectPr>
       <w:pgSz w:w="12240" w:h="15840"/>
